--- a/06_متن_الرسالة/الفصل_الثالث/ز1_ازدواجية_العقد_بين_المحكمة_والمسجد.docx
+++ b/06_متن_الرسالة/الفصل_الثالث/ز1_ازدواجية_العقد_بين_المحكمة_والمسجد.docx
@@ -5,28 +5,38 @@
     <w:p>
       <w:pPr>
         <w:pStyle w:val="HMas"/>
-      </w:pPr>
-      <w:r>
+        <w:bidi/>
+      </w:pPr>
+      <w:r>
+        <w:rPr>
+          <w:rtl/>
+        </w:rPr>
         <w:t xml:space="preserve">المطلب الأول: ازدواجية العقد بين المحكمة والمسجد</w:t>
       </w:r>
     </w:p>
     <w:p>
       <w:pPr>
         <w:pStyle w:val="HSub"/>
-      </w:pPr>
-      <w:r>
+        <w:bidi/>
+      </w:pPr>
+      <w:r>
+        <w:rPr>
+          <w:rtl/>
+        </w:rPr>
         <w:t xml:space="preserve">أولًا: صورة الإشكالية</w:t>
       </w:r>
     </w:p>
     <w:p>
       <w:pPr>
         <w:pStyle w:val="MatnAr"/>
-      </w:pPr>
-      <w:r>
-        <w:rPr>
-          <w:rStyle w:val="BodyAr"/>
-          <w:b w:val="false"/>
-          <w:bCs w:val="false"/>
+        <w:bidi/>
+      </w:pPr>
+      <w:r>
+        <w:rPr>
+          <w:rStyle w:val="BodyAr"/>
+          <w:b w:val="false"/>
+          <w:bCs w:val="false"/>
+          <w:rtl/>
         </w:rPr>
         <w:t xml:space="preserve">يتزوج المسلمون في الأرجنتين بعقدين منفصلين لا يعترف أحدهما بالآخر: عقد مدني يُبرم أمام موظف سجل الحالة المدنية، وعقد شرعي يُبرم في المسجد أو المركز الإسلامي. فالقانون الأرجنتيني لا يرتّب على العقد الشرعي وحده أي أثر مدني، والفقهاء المعاصرون يتحفظون على العقد المدني وحده، لخلوه من الولي، واكتفائه بشاهد غير مسلم، وإغفاله المهر والصيغة الشرعية. فمن اقتصر على العقد الشرعي بقي زواجه بلا وجود قانوني، ومن اقتصر على العقد المدني بقي زواجه موضع نظر شرعي. ويُلاحَظ في الواقع أن بعض المراكز الإسلامية تشترط إبراز محضر الزواج المدني قبل إجراء العقد الشرعي، وأن بعضها يكتفي بالعقد الشرعي.</w:t>
       </w:r>
@@ -34,12 +44,14 @@
     <w:p>
       <w:pPr>
         <w:pStyle w:val="MatnAr"/>
-      </w:pPr>
-      <w:r>
-        <w:rPr>
-          <w:rStyle w:val="BodyAr"/>
-          <w:b w:val="false"/>
-          <w:bCs w:val="false"/>
+        <w:bidi/>
+      </w:pPr>
+      <w:r>
+        <w:rPr>
+          <w:rStyle w:val="BodyAr"/>
+          <w:b w:val="false"/>
+          <w:bCs w:val="false"/>
+          <w:rtl/>
         </w:rPr>
         <w:t xml:space="preserve">وتثير هذه الازدواجية ثلاثة أسئلة: ما حكم العقد المدني وحده في الشريعة؟ وما حكم العقد الشرعي غير الموثق مدنيًّا؟ وما أثر كل منهما في القانون، وكيف يُجمع بين العقدين دون تعارض؟</w:t>
       </w:r>
@@ -47,124 +59,146 @@
     <w:p>
       <w:pPr>
         <w:pStyle w:val="HSub"/>
-      </w:pPr>
-      <w:r>
+        <w:bidi/>
+      </w:pPr>
+      <w:r>
+        <w:rPr>
+          <w:rtl/>
+        </w:rPr>
         <w:t xml:space="preserve">ثانيًا: الحكم الشرعي</w:t>
       </w:r>
     </w:p>
     <w:p>
       <w:pPr>
         <w:pStyle w:val="MatnAr"/>
-      </w:pPr>
-      <w:r>
-        <w:rPr>
-          <w:rStyle w:val="BodyAr"/>
-          <w:b w:val="false"/>
-          <w:bCs w:val="false"/>
+        <w:bidi/>
+      </w:pPr>
+      <w:r>
+        <w:rPr>
+          <w:rStyle w:val="BodyAr"/>
+          <w:b w:val="false"/>
+          <w:bCs w:val="false"/>
+          <w:rtl/>
         </w:rPr>
         <w:t xml:space="preserve">اتفق الفقهاء على أن النكاح لا يكون سرًّا، واختلفوا في وسيلة إعلانه وإثباته. فالحنفية</w:t>
       </w:r>
       <w:r>
         <w:rPr>
           <w:rStyle w:val="FootnoteReference"/>
-        </w:rPr>
-        <w:t>(</w:t>
-      </w:r>
-      <w:r>
-        <w:rPr>
-          <w:rStyle w:val="FootnoteReference"/>
+          <w:rtl/>
+        </w:rPr>
+        <w:t>(</w:t>
+      </w:r>
+      <w:r>
+        <w:rPr>
+          <w:rStyle w:val="FootnoteReference"/>
+          <w:rtl/>
         </w:rPr>
         <w:footnoteReference w:id="1"/>
       </w:r>
       <w:r>
         <w:rPr>
           <w:rStyle w:val="FootnoteReference"/>
-        </w:rPr>
-        <w:t>)</w:t>
-      </w:r>
-      <w:r>
-        <w:rPr>
-          <w:rStyle w:val="BodyAr"/>
-          <w:b w:val="false"/>
-          <w:bCs w:val="false"/>
+          <w:rtl/>
+        </w:rPr>
+        <w:t>)</w:t>
+      </w:r>
+      <w:r>
+        <w:rPr>
+          <w:rStyle w:val="BodyAr"/>
+          <w:b w:val="false"/>
+          <w:bCs w:val="false"/>
+          <w:rtl/>
         </w:rPr>
         <w:t xml:space="preserve"> والشافعية</w:t>
       </w:r>
       <w:r>
         <w:rPr>
           <w:rStyle w:val="FootnoteReference"/>
-        </w:rPr>
-        <w:t>(</w:t>
-      </w:r>
-      <w:r>
-        <w:rPr>
-          <w:rStyle w:val="FootnoteReference"/>
+          <w:rtl/>
+        </w:rPr>
+        <w:t>(</w:t>
+      </w:r>
+      <w:r>
+        <w:rPr>
+          <w:rStyle w:val="FootnoteReference"/>
+          <w:rtl/>
         </w:rPr>
         <w:footnoteReference w:id="2"/>
       </w:r>
       <w:r>
         <w:rPr>
           <w:rStyle w:val="FootnoteReference"/>
-        </w:rPr>
-        <w:t>)</w:t>
-      </w:r>
-      <w:r>
-        <w:rPr>
-          <w:rStyle w:val="BodyAr"/>
-          <w:b w:val="false"/>
-          <w:bCs w:val="false"/>
+          <w:rtl/>
+        </w:rPr>
+        <w:t>)</w:t>
+      </w:r>
+      <w:r>
+        <w:rPr>
+          <w:rStyle w:val="BodyAr"/>
+          <w:b w:val="false"/>
+          <w:bCs w:val="false"/>
+          <w:rtl/>
         </w:rPr>
         <w:t xml:space="preserve"> والحنابلة في المشهور</w:t>
       </w:r>
       <w:r>
         <w:rPr>
           <w:rStyle w:val="FootnoteReference"/>
-        </w:rPr>
-        <w:t>(</w:t>
-      </w:r>
-      <w:r>
-        <w:rPr>
-          <w:rStyle w:val="FootnoteReference"/>
+          <w:rtl/>
+        </w:rPr>
+        <w:t>(</w:t>
+      </w:r>
+      <w:r>
+        <w:rPr>
+          <w:rStyle w:val="FootnoteReference"/>
+          <w:rtl/>
         </w:rPr>
         <w:footnoteReference w:id="3"/>
       </w:r>
       <w:r>
         <w:rPr>
           <w:rStyle w:val="FootnoteReference"/>
-        </w:rPr>
-        <w:t>)</w:t>
-      </w:r>
-      <w:r>
-        <w:rPr>
-          <w:rStyle w:val="BodyAr"/>
-          <w:b w:val="false"/>
-          <w:bCs w:val="false"/>
+          <w:rtl/>
+        </w:rPr>
+        <w:t>)</w:t>
+      </w:r>
+      <w:r>
+        <w:rPr>
+          <w:rStyle w:val="BodyAr"/>
+          <w:b w:val="false"/>
+          <w:bCs w:val="false"/>
+          <w:rtl/>
         </w:rPr>
         <w:t xml:space="preserve"> يشترطون حضور شاهدين عند العقد. أما الإمام مالك رحمه الله فيكتفي بالإعلان؛ والإشهاد عند المالكية</w:t>
       </w:r>
       <w:r>
         <w:rPr>
           <w:rStyle w:val="FootnoteReference"/>
-        </w:rPr>
-        <w:t>(</w:t>
-      </w:r>
-      <w:r>
-        <w:rPr>
-          <w:rStyle w:val="FootnoteReference"/>
+          <w:rtl/>
+        </w:rPr>
+        <w:t>(</w:t>
+      </w:r>
+      <w:r>
+        <w:rPr>
+          <w:rStyle w:val="FootnoteReference"/>
+          <w:rtl/>
         </w:rPr>
         <w:footnoteReference w:id="4"/>
       </w:r>
       <w:r>
         <w:rPr>
           <w:rStyle w:val="FootnoteReference"/>
-        </w:rPr>
-        <w:t>)</w:t>
-      </w:r>
-      <w:r>
-        <w:rPr>
-          <w:rStyle w:val="BodyAr"/>
-          <w:b w:val="false"/>
-          <w:bCs w:val="false"/>
+          <w:rtl/>
+        </w:rPr>
+        <w:t>)</w:t>
+      </w:r>
+      <w:r>
+        <w:rPr>
+          <w:rStyle w:val="BodyAr"/>
+          <w:b w:val="false"/>
+          <w:bCs w:val="false"/>
+          <w:rtl/>
         </w:rPr>
         <w:t xml:space="preserve"> مندوب عند العقد، واجب عند الدخول، ويُفسخ نكاح السر المتواصى بكتمانه. وعلة الإشهاد صيانة العقد من الجحود وحفظ النسب، وقد جاء في تعليلها:</w:t>
       </w:r>
@@ -172,30 +206,35 @@
     <w:p>
       <w:pPr>
         <w:pStyle w:val="MatnAr"/>
-      </w:pPr>
-      <w:r>
-        <w:rPr>
-          <w:rStyle w:val="BodyAr"/>
-          <w:b w:val="false"/>
-          <w:bCs w:val="false"/>
+        <w:bidi/>
+      </w:pPr>
+      <w:r>
+        <w:rPr>
+          <w:rStyle w:val="BodyAr"/>
+          <w:b w:val="false"/>
+          <w:bCs w:val="false"/>
+          <w:rtl/>
         </w:rPr>
         <w:t xml:space="preserve">«ولأنَّه يتعلَّقُ به حَقُّ غيرِ المُتَعاقِدَيْنِ، وهو الوَلَدُ، فاشْتُرِطتِ الشهادةُ فيه، لئلَّا يَجحَدَه أبُوه».</w:t>
       </w:r>
       <w:r>
         <w:rPr>
           <w:rStyle w:val="FootnoteReference"/>
-        </w:rPr>
-        <w:t>(</w:t>
-      </w:r>
-      <w:r>
-        <w:rPr>
-          <w:rStyle w:val="FootnoteReference"/>
+          <w:rtl/>
+        </w:rPr>
+        <w:t>(</w:t>
+      </w:r>
+      <w:r>
+        <w:rPr>
+          <w:rStyle w:val="FootnoteReference"/>
+          <w:rtl/>
         </w:rPr>
         <w:footnoteReference w:id="5"/>
       </w:r>
       <w:r>
         <w:rPr>
           <w:rStyle w:val="FootnoteReference"/>
+          <w:rtl/>
         </w:rPr>
         <w:t>)</w:t>
       </w:r>
@@ -203,30 +242,35 @@
     <w:p>
       <w:pPr>
         <w:pStyle w:val="MatnAr"/>
-      </w:pPr>
-      <w:r>
-        <w:rPr>
-          <w:rStyle w:val="BodyAr"/>
-          <w:b w:val="false"/>
-          <w:bCs w:val="false"/>
+        <w:bidi/>
+      </w:pPr>
+      <w:r>
+        <w:rPr>
+          <w:rStyle w:val="BodyAr"/>
+          <w:b w:val="false"/>
+          <w:bCs w:val="false"/>
+          <w:rtl/>
         </w:rPr>
         <w:t xml:space="preserve">أما التوثيق الكتابي فلم يعدّه المتقدمون ركنًا ولا شرطًا. وقد نبّه شيخ الإسلام ابن تيمية رحمه الله إلى أن الصحابة رضي الله عنهم لم يكونوا يكتبون الصداقات، وأنه قد يقال بوجوب الإشهاد في الأماكن التي يجهل الناس فيها حال بعضهم.</w:t>
       </w:r>
       <w:r>
         <w:rPr>
           <w:rStyle w:val="FootnoteReference"/>
-        </w:rPr>
-        <w:t>(</w:t>
-      </w:r>
-      <w:r>
-        <w:rPr>
-          <w:rStyle w:val="FootnoteReference"/>
+          <w:rtl/>
+        </w:rPr>
+        <w:t>(</w:t>
+      </w:r>
+      <w:r>
+        <w:rPr>
+          <w:rStyle w:val="FootnoteReference"/>
+          <w:rtl/>
         </w:rPr>
         <w:footnoteReference w:id="6"/>
       </w:r>
       <w:r>
         <w:rPr>
           <w:rStyle w:val="FootnoteReference"/>
+          <w:rtl/>
         </w:rPr>
         <w:t>)</w:t>
       </w:r>
@@ -234,38 +278,44 @@
     <w:p>
       <w:pPr>
         <w:pStyle w:val="MatnAr"/>
-      </w:pPr>
-      <w:r>
-        <w:rPr>
-          <w:rStyle w:val="BodyAr"/>
-          <w:b w:val="false"/>
-          <w:bCs w:val="false"/>
+        <w:bidi/>
+      </w:pPr>
+      <w:r>
+        <w:rPr>
+          <w:rStyle w:val="BodyAr"/>
+          <w:b w:val="false"/>
+          <w:bCs w:val="false"/>
+          <w:rtl/>
         </w:rPr>
         <w:t xml:space="preserve">واختلف المعاصرون في العقد الشرعي غير الموثق مدنيًّا بعد اتفاقهم على صحته إذا استوفى أركانه. فمنهم من لا يوجب توثيقه لأن الكتابة ليست ركنًا ولا شرطًا، ومنهم من يوجب التوثيق ويؤثّم تاركه، استنادًا إلى طاعة ولي الأمر ومصلحة حفظ الحقوق وحفظ الأنساب.</w:t>
       </w:r>
       <w:r>
         <w:rPr>
           <w:rStyle w:val="FootnoteReference"/>
-        </w:rPr>
-        <w:t>(</w:t>
-      </w:r>
-      <w:r>
-        <w:rPr>
-          <w:rStyle w:val="FootnoteReference"/>
+          <w:rtl/>
+        </w:rPr>
+        <w:t>(</w:t>
+      </w:r>
+      <w:r>
+        <w:rPr>
+          <w:rStyle w:val="FootnoteReference"/>
+          <w:rtl/>
         </w:rPr>
         <w:footnoteReference w:id="7"/>
       </w:r>
       <w:r>
         <w:rPr>
           <w:rStyle w:val="FootnoteReference"/>
-        </w:rPr>
-        <w:t>)</w:t>
-      </w:r>
-      <w:r>
-        <w:rPr>
-          <w:rStyle w:val="BodyAr"/>
-          <w:b w:val="false"/>
-          <w:bCs w:val="false"/>
+          <w:rtl/>
+        </w:rPr>
+        <w:t>)</w:t>
+      </w:r>
+      <w:r>
+        <w:rPr>
+          <w:rStyle w:val="BodyAr"/>
+          <w:b w:val="false"/>
+          <w:bCs w:val="false"/>
+          <w:rtl/>
         </w:rPr>
         <w:t xml:space="preserve"> ويحتاج الاستناد إلى طاعة ولي الأمر إلى تكييف إذا كان الحاكم غير مسلم، فيُردّ الوجوب حينئذ إلى حفظ الحقوق وقاعدة أن للوسائل أحكام المقاصد.</w:t>
       </w:r>
@@ -273,56 +323,65 @@
     <w:p>
       <w:pPr>
         <w:pStyle w:val="MatnAr"/>
-      </w:pPr>
-      <w:r>
-        <w:rPr>
-          <w:rStyle w:val="BodyAr"/>
-          <w:b w:val="false"/>
-          <w:bCs w:val="false"/>
+        <w:bidi/>
+      </w:pPr>
+      <w:r>
+        <w:rPr>
+          <w:rStyle w:val="BodyAr"/>
+          <w:b w:val="false"/>
+          <w:bCs w:val="false"/>
+          <w:rtl/>
         </w:rPr>
         <w:t xml:space="preserve">أما العقد المدني وحده فيرى بعض المعاصرين أنه لا ينعقد به نكاح شرعًا، لاجتماع مخالفات فيه: خلوّه من الولي، واكتفائه بشاهد غير مسلم، وخلوّه من المهر، وعدم اشتماله على إيجاب وقبول شرعيين؛ وأن التوثيق المدني لا صلة له بصحة العقد، فمن احتاج إليه أجرى بعده عقدًا بصيغة شرعية.</w:t>
       </w:r>
       <w:r>
         <w:rPr>
           <w:rStyle w:val="FootnoteReference"/>
-        </w:rPr>
-        <w:t>(</w:t>
-      </w:r>
-      <w:r>
-        <w:rPr>
-          <w:rStyle w:val="FootnoteReference"/>
+          <w:rtl/>
+        </w:rPr>
+        <w:t>(</w:t>
+      </w:r>
+      <w:r>
+        <w:rPr>
+          <w:rStyle w:val="FootnoteReference"/>
+          <w:rtl/>
         </w:rPr>
         <w:footnoteReference w:id="8"/>
       </w:r>
       <w:r>
         <w:rPr>
           <w:rStyle w:val="FootnoteReference"/>
-        </w:rPr>
-        <w:t>)</w:t>
-      </w:r>
-      <w:r>
-        <w:rPr>
-          <w:rStyle w:val="BodyAr"/>
-          <w:b w:val="false"/>
-          <w:bCs w:val="false"/>
+          <w:rtl/>
+        </w:rPr>
+        <w:t>)</w:t>
+      </w:r>
+      <w:r>
+        <w:rPr>
+          <w:rStyle w:val="BodyAr"/>
+          <w:b w:val="false"/>
+          <w:bCs w:val="false"/>
+          <w:rtl/>
         </w:rPr>
         <w:t xml:space="preserve"> ويرى آخرون أن العقد المدني إذا تحقق إشهاره وخلا من موانع الزواج ترتبت عليه آثار الزواج للشبهة، مع وجوب إعادته في الإطار الإسلامي.</w:t>
       </w:r>
       <w:r>
         <w:rPr>
           <w:rStyle w:val="FootnoteReference"/>
-        </w:rPr>
-        <w:t>(</w:t>
-      </w:r>
-      <w:r>
-        <w:rPr>
-          <w:rStyle w:val="FootnoteReference"/>
+          <w:rtl/>
+        </w:rPr>
+        <w:t>(</w:t>
+      </w:r>
+      <w:r>
+        <w:rPr>
+          <w:rStyle w:val="FootnoteReference"/>
+          <w:rtl/>
         </w:rPr>
         <w:footnoteReference w:id="9"/>
       </w:r>
       <w:r>
         <w:rPr>
           <w:rStyle w:val="FootnoteReference"/>
+          <w:rtl/>
         </w:rPr>
         <w:t>)</w:t>
       </w:r>
@@ -330,46 +389,56 @@
     <w:p>
       <w:pPr>
         <w:pStyle w:val="HSub"/>
-      </w:pPr>
-      <w:r>
+        <w:bidi/>
+      </w:pPr>
+      <w:r>
+        <w:rPr>
+          <w:rtl/>
+        </w:rPr>
         <w:t xml:space="preserve">ثالثًا: الحكم القانوني الأرجنتيني</w:t>
       </w:r>
     </w:p>
     <w:p>
       <w:pPr>
         <w:pStyle w:val="MatnAr"/>
-      </w:pPr>
-      <w:r>
-        <w:rPr>
-          <w:rStyle w:val="BodyAr"/>
-          <w:b w:val="false"/>
-          <w:bCs w:val="false"/>
+        <w:bidi/>
+      </w:pPr>
+      <w:r>
+        <w:rPr>
+          <w:rStyle w:val="BodyAr"/>
+          <w:b w:val="false"/>
+          <w:bCs w:val="false"/>
+          <w:rtl/>
         </w:rPr>
         <w:t xml:space="preserve">تشترط المادة 406 من القانون المدني والتجاري</w:t>
       </w:r>
       <w:r>
         <w:rPr>
           <w:rStyle w:val="FootnoteReference"/>
-        </w:rPr>
-        <w:t>(</w:t>
-      </w:r>
-      <w:r>
-        <w:rPr>
-          <w:rStyle w:val="FootnoteReference"/>
+          <w:rtl/>
+        </w:rPr>
+        <w:t>(</w:t>
+      </w:r>
+      <w:r>
+        <w:rPr>
+          <w:rStyle w:val="FootnoteReference"/>
+          <w:rtl/>
         </w:rPr>
         <w:footnoteReference w:id="10"/>
       </w:r>
       <w:r>
         <w:rPr>
           <w:rStyle w:val="FootnoteReference"/>
-        </w:rPr>
-        <w:t>)</w:t>
-      </w:r>
-      <w:r>
-        <w:rPr>
-          <w:rStyle w:val="BodyAr"/>
-          <w:b w:val="false"/>
-          <w:bCs w:val="false"/>
+          <w:rtl/>
+        </w:rPr>
+        <w:t>)</w:t>
+      </w:r>
+      <w:r>
+        <w:rPr>
+          <w:rStyle w:val="BodyAr"/>
+          <w:b w:val="false"/>
+          <w:bCs w:val="false"/>
+          <w:rtl/>
         </w:rPr>
         <w:t xml:space="preserve"> لوجود الزواج رضا الزوجين معبَّرًا عنه بشخصيهما أمام السلطة المختصة بإبرامه، وتنص على أن:</w:t>
       </w:r>
@@ -388,12 +457,14 @@
     <w:p>
       <w:pPr>
         <w:pStyle w:val="MatnAr"/>
-      </w:pPr>
-      <w:r>
-        <w:rPr>
-          <w:rStyle w:val="BodyAr"/>
-          <w:b w:val="false"/>
-          <w:bCs w:val="false"/>
+        <w:bidi/>
+      </w:pPr>
+      <w:r>
+        <w:rPr>
+          <w:rStyle w:val="BodyAr"/>
+          <w:b w:val="false"/>
+          <w:bCs w:val="false"/>
+          <w:rtl/>
         </w:rPr>
         <w:t xml:space="preserve">أي أن «التصرف الذي يخلو من هذا الشرط لا يرتّب آثارًا مدنية». وقد عدّ الشرّاح فقد هذا الشرط سببًا لانعدام التصرف (</w:t>
       </w:r>
@@ -410,24 +481,28 @@
           <w:rStyle w:val="BodyAr"/>
           <w:b w:val="false"/>
           <w:bCs w:val="false"/>
+          <w:rtl/>
         </w:rPr>
         <w:t xml:space="preserve">) لا لبطلانه، فلا زواج إذا أُعطي الرضا أمام سلطة دينية فقط.</w:t>
       </w:r>
       <w:r>
         <w:rPr>
           <w:rStyle w:val="FootnoteReference"/>
-        </w:rPr>
-        <w:t>(</w:t>
-      </w:r>
-      <w:r>
-        <w:rPr>
-          <w:rStyle w:val="FootnoteReference"/>
+          <w:rtl/>
+        </w:rPr>
+        <w:t>(</w:t>
+      </w:r>
+      <w:r>
+        <w:rPr>
+          <w:rStyle w:val="FootnoteReference"/>
+          <w:rtl/>
         </w:rPr>
         <w:footnoteReference w:id="11"/>
       </w:r>
       <w:r>
         <w:rPr>
           <w:rStyle w:val="FootnoteReference"/>
+          <w:rtl/>
         </w:rPr>
         <w:t>)</w:t>
       </w:r>
@@ -435,64 +510,74 @@
     <w:p>
       <w:pPr>
         <w:pStyle w:val="MatnAr"/>
-      </w:pPr>
-      <w:r>
-        <w:rPr>
-          <w:rStyle w:val="BodyAr"/>
-          <w:b w:val="false"/>
-          <w:bCs w:val="false"/>
+        <w:bidi/>
+      </w:pPr>
+      <w:r>
+        <w:rPr>
+          <w:rStyle w:val="BodyAr"/>
+          <w:b w:val="false"/>
+          <w:bCs w:val="false"/>
+          <w:rtl/>
         </w:rPr>
         <w:t xml:space="preserve">وتشترط المادة 418 أن يُعقد الزواج علنًا بحضور شاهدين، وأربعة إن عُقد خارج مكتب السجل.</w:t>
       </w:r>
       <w:r>
         <w:rPr>
           <w:rStyle w:val="FootnoteReference"/>
-        </w:rPr>
-        <w:t>(</w:t>
-      </w:r>
-      <w:r>
-        <w:rPr>
-          <w:rStyle w:val="FootnoteReference"/>
+          <w:rtl/>
+        </w:rPr>
+        <w:t>(</w:t>
+      </w:r>
+      <w:r>
+        <w:rPr>
+          <w:rStyle w:val="FootnoteReference"/>
+          <w:rtl/>
         </w:rPr>
         <w:footnoteReference w:id="12"/>
       </w:r>
       <w:r>
         <w:rPr>
           <w:rStyle w:val="FootnoteReference"/>
-        </w:rPr>
-        <w:t>)</w:t>
-      </w:r>
-      <w:r>
-        <w:rPr>
-          <w:rStyle w:val="BodyAr"/>
-          <w:b w:val="false"/>
-          <w:bCs w:val="false"/>
+          <w:rtl/>
+        </w:rPr>
+        <w:t>)</w:t>
+      </w:r>
+      <w:r>
+        <w:rPr>
+          <w:rStyle w:val="BodyAr"/>
+          <w:b w:val="false"/>
+          <w:bCs w:val="false"/>
+          <w:rtl/>
         </w:rPr>
         <w:t xml:space="preserve"> ولا يُقيَّد في دفاتر الزواج إلا ما عُقد أمام السلطة المختصة أو أمر بقيده قاضٍ.</w:t>
       </w:r>
       <w:r>
         <w:rPr>
           <w:rStyle w:val="FootnoteReference"/>
-        </w:rPr>
-        <w:t>(</w:t>
-      </w:r>
-      <w:r>
-        <w:rPr>
-          <w:rStyle w:val="FootnoteReference"/>
+          <w:rtl/>
+        </w:rPr>
+        <w:t>(</w:t>
+      </w:r>
+      <w:r>
+        <w:rPr>
+          <w:rStyle w:val="FootnoteReference"/>
+          <w:rtl/>
         </w:rPr>
         <w:footnoteReference w:id="13"/>
       </w:r>
       <w:r>
         <w:rPr>
           <w:rStyle w:val="FootnoteReference"/>
-        </w:rPr>
-        <w:t>)</w:t>
-      </w:r>
-      <w:r>
-        <w:rPr>
-          <w:rStyle w:val="BodyAr"/>
-          <w:b w:val="false"/>
-          <w:bCs w:val="false"/>
+          <w:rtl/>
+        </w:rPr>
+        <w:t>)</w:t>
+      </w:r>
+      <w:r>
+        <w:rPr>
+          <w:rStyle w:val="BodyAr"/>
+          <w:b w:val="false"/>
+          <w:bCs w:val="false"/>
+          <w:rtl/>
         </w:rPr>
         <w:t xml:space="preserve"> وحيازة الحالة الزوجية (</w:t>
       </w:r>
@@ -509,24 +594,28 @@
           <w:rStyle w:val="BodyAr"/>
           <w:b w:val="false"/>
           <w:bCs w:val="false"/>
+          <w:rtl/>
         </w:rPr>
         <w:t xml:space="preserve">) وحدها لا تكفي لإثبات الزواج.</w:t>
       </w:r>
       <w:r>
         <w:rPr>
           <w:rStyle w:val="FootnoteReference"/>
-        </w:rPr>
-        <w:t>(</w:t>
-      </w:r>
-      <w:r>
-        <w:rPr>
-          <w:rStyle w:val="FootnoteReference"/>
+          <w:rtl/>
+        </w:rPr>
+        <w:t>(</w:t>
+      </w:r>
+      <w:r>
+        <w:rPr>
+          <w:rStyle w:val="FootnoteReference"/>
+          <w:rtl/>
         </w:rPr>
         <w:footnoteReference w:id="14"/>
       </w:r>
       <w:r>
         <w:rPr>
           <w:rStyle w:val="FootnoteReference"/>
+          <w:rtl/>
         </w:rPr>
         <w:t>)</w:t>
       </w:r>
@@ -534,12 +623,14 @@
     <w:p>
       <w:pPr>
         <w:pStyle w:val="MatnAr"/>
-      </w:pPr>
-      <w:r>
-        <w:rPr>
-          <w:rStyle w:val="BodyAr"/>
-          <w:b w:val="false"/>
-          <w:bCs w:val="false"/>
+        <w:bidi/>
+      </w:pPr>
+      <w:r>
+        <w:rPr>
+          <w:rStyle w:val="BodyAr"/>
+          <w:b w:val="false"/>
+          <w:bCs w:val="false"/>
+          <w:rtl/>
         </w:rPr>
         <w:t xml:space="preserve">وأقرب نظام قانوني يستوعب من اقتصر على العقد الشرعي هو الاتحاد المعيشي (</w:t>
       </w:r>
@@ -556,110 +647,127 @@
           <w:rStyle w:val="BodyAr"/>
           <w:b w:val="false"/>
           <w:bCs w:val="false"/>
+          <w:rtl/>
         </w:rPr>
         <w:t xml:space="preserve">)،</w:t>
       </w:r>
       <w:r>
         <w:rPr>
           <w:rStyle w:val="FootnoteReference"/>
-        </w:rPr>
-        <w:t>(</w:t>
-      </w:r>
-      <w:r>
-        <w:rPr>
-          <w:rStyle w:val="FootnoteReference"/>
+          <w:rtl/>
+        </w:rPr>
+        <w:t>(</w:t>
+      </w:r>
+      <w:r>
+        <w:rPr>
+          <w:rStyle w:val="FootnoteReference"/>
+          <w:rtl/>
         </w:rPr>
         <w:footnoteReference w:id="15"/>
       </w:r>
       <w:r>
         <w:rPr>
           <w:rStyle w:val="FootnoteReference"/>
-        </w:rPr>
-        <w:t>)</w:t>
-      </w:r>
-      <w:r>
-        <w:rPr>
-          <w:rStyle w:val="BodyAr"/>
-          <w:b w:val="false"/>
-          <w:bCs w:val="false"/>
+          <w:rtl/>
+        </w:rPr>
+        <w:t>)</w:t>
+      </w:r>
+      <w:r>
+        <w:rPr>
+          <w:rStyle w:val="BodyAr"/>
+          <w:b w:val="false"/>
+          <w:bCs w:val="false"/>
+          <w:rtl/>
         </w:rPr>
         <w:t xml:space="preserve"> ويُشترط له استمرار المساكنة سنتين وانتفاء مانع الرابطة الزوجية. وأثره محدود: فالأموال المكتسبة تبقى في ذمة من اكتسبها ما لم يوجد اتفاق،</w:t>
       </w:r>
       <w:r>
         <w:rPr>
           <w:rStyle w:val="FootnoteReference"/>
-        </w:rPr>
-        <w:t>(</w:t>
-      </w:r>
-      <w:r>
-        <w:rPr>
-          <w:rStyle w:val="FootnoteReference"/>
+          <w:rtl/>
+        </w:rPr>
+        <w:t>(</w:t>
+      </w:r>
+      <w:r>
+        <w:rPr>
+          <w:rStyle w:val="FootnoteReference"/>
+          <w:rtl/>
         </w:rPr>
         <w:footnoteReference w:id="16"/>
       </w:r>
       <w:r>
         <w:rPr>
           <w:rStyle w:val="FootnoteReference"/>
-        </w:rPr>
-        <w:t>)</w:t>
-      </w:r>
-      <w:r>
-        <w:rPr>
-          <w:rStyle w:val="BodyAr"/>
-          <w:b w:val="false"/>
-          <w:bCs w:val="false"/>
+          <w:rtl/>
+        </w:rPr>
+        <w:t>)</w:t>
+      </w:r>
+      <w:r>
+        <w:rPr>
+          <w:rStyle w:val="BodyAr"/>
+          <w:b w:val="false"/>
+          <w:bCs w:val="false"/>
+          <w:rtl/>
         </w:rPr>
         <w:t xml:space="preserve"> ولا يرث إلا الزوج لا الشريك في هذا الاتحاد،</w:t>
       </w:r>
       <w:r>
         <w:rPr>
           <w:rStyle w:val="FootnoteReference"/>
-        </w:rPr>
-        <w:t>(</w:t>
-      </w:r>
-      <w:r>
-        <w:rPr>
-          <w:rStyle w:val="FootnoteReference"/>
+          <w:rtl/>
+        </w:rPr>
+        <w:t>(</w:t>
+      </w:r>
+      <w:r>
+        <w:rPr>
+          <w:rStyle w:val="FootnoteReference"/>
+          <w:rtl/>
         </w:rPr>
         <w:footnoteReference w:id="17"/>
       </w:r>
       <w:r>
         <w:rPr>
           <w:rStyle w:val="FootnoteReference"/>
-        </w:rPr>
-        <w:t>)</w:t>
-      </w:r>
-      <w:r>
-        <w:rPr>
-          <w:rStyle w:val="BodyAr"/>
-          <w:b w:val="false"/>
-          <w:bCs w:val="false"/>
+          <w:rtl/>
+        </w:rPr>
+        <w:t>)</w:t>
+      </w:r>
+      <w:r>
+        <w:rPr>
+          <w:rStyle w:val="BodyAr"/>
+          <w:b w:val="false"/>
+          <w:bCs w:val="false"/>
+          <w:rtl/>
         </w:rPr>
         <w:t xml:space="preserve"> ولا يثبت للباقي منهما إلا حق السكنى سنتين.</w:t>
       </w:r>
       <w:r>
         <w:rPr>
           <w:rStyle w:val="FootnoteReference"/>
-        </w:rPr>
-        <w:t>(</w:t>
-      </w:r>
-      <w:r>
-        <w:rPr>
-          <w:rStyle w:val="FootnoteReference"/>
+          <w:rtl/>
+        </w:rPr>
+        <w:t>(</w:t>
+      </w:r>
+      <w:r>
+        <w:rPr>
+          <w:rStyle w:val="FootnoteReference"/>
+          <w:rtl/>
         </w:rPr>
         <w:footnoteReference w:id="18"/>
       </w:r>
       <w:r>
         <w:rPr>
           <w:rStyle w:val="FootnoteReference"/>
-        </w:rPr>
-        <w:t>)</w:t>
-      </w:r>
-      <w:r>
-        <w:rPr>
-          <w:rStyle w:val="BodyAr"/>
-          <w:b w:val="false"/>
-          <w:bCs w:val="false"/>
+          <w:rtl/>
+        </w:rPr>
+        <w:t>)</w:t>
+      </w:r>
+      <w:r>
+        <w:rPr>
+          <w:rStyle w:val="BodyAr"/>
+          <w:b w:val="false"/>
+          <w:bCs w:val="false"/>
+          <w:rtl/>
         </w:rPr>
         <w:t xml:space="preserve"> ولم تقف الدراسة فيما اطّلعت عليه من الأحكام على حكم أرجنتيني في أثر العقد الشرعي وحده.</w:t>
       </w:r>
@@ -667,20 +775,26 @@
     <w:p>
       <w:pPr>
         <w:pStyle w:val="HSub"/>
-      </w:pPr>
-      <w:r>
+        <w:bidi/>
+      </w:pPr>
+      <w:r>
+        <w:rPr>
+          <w:rtl/>
+        </w:rPr>
         <w:t xml:space="preserve">رابعًا: المقارنة والحلول</w:t>
       </w:r>
     </w:p>
     <w:p>
       <w:pPr>
         <w:pStyle w:val="MatnAr"/>
-      </w:pPr>
-      <w:r>
-        <w:rPr>
-          <w:rStyle w:val="BodyAr"/>
-          <w:b w:val="false"/>
-          <w:bCs w:val="false"/>
+        <w:bidi/>
+      </w:pPr>
+      <w:r>
+        <w:rPr>
+          <w:rStyle w:val="BodyAr"/>
+          <w:b w:val="false"/>
+          <w:bCs w:val="false"/>
+          <w:rtl/>
         </w:rPr>
         <w:t xml:space="preserve">يتفق الفقه والقانون على أن الزواج لا يكون سرًّا، وأن علة ذلك صيانة العقد من الجحود وحفظ النسب. ويفترقان في ثلاثة مواضع: الأول أن القانون يجعل حضور الموظف العام شرط وجود للزواج، بينما لا يجعل الفقه التوثيق شرط صحة، فالعقد الشرعي صحيح في الشريعة لا وجود له في القانون. والثاني أن العقد المدني وحده صحيح في القانون، مختلف فيه في الشريعة بين من يمنع انعقاده ومن يرتب عليه آثار الشبهة. والثالث أن القانون لا يشترط في الشاهدين الإسلام، بخلاف المذاهب الأربعة في نكاح المسلمة.</w:t>
       </w:r>
@@ -688,38 +802,44 @@
     <w:p>
       <w:pPr>
         <w:pStyle w:val="MatnAr"/>
-      </w:pPr>
-      <w:r>
-        <w:rPr>
-          <w:rStyle w:val="BodyAr"/>
-          <w:b w:val="false"/>
-          <w:bCs w:val="false"/>
+        <w:bidi/>
+      </w:pPr>
+      <w:r>
+        <w:rPr>
+          <w:rStyle w:val="BodyAr"/>
+          <w:b w:val="false"/>
+          <w:bCs w:val="false"/>
+          <w:rtl/>
         </w:rPr>
         <w:t xml:space="preserve">ويمكن الجمع بين العقدين بأربع وسائل، يُفصَّل القول فيها في الفصل الخامس: أولاها العقد المزدوج في مجلس واحد، لأن المادة 418 تجيز عقد الزواج المدني خارج المكتب بأربعة شهود دون اشتراط تعذر الحضور،</w:t>
       </w:r>
       <w:r>
         <w:rPr>
           <w:rStyle w:val="FootnoteReference"/>
-        </w:rPr>
-        <w:t>(</w:t>
-      </w:r>
-      <w:r>
-        <w:rPr>
-          <w:rStyle w:val="FootnoteReference"/>
+          <w:rtl/>
+        </w:rPr>
+        <w:t>(</w:t>
+      </w:r>
+      <w:r>
+        <w:rPr>
+          <w:rStyle w:val="FootnoteReference"/>
+          <w:rtl/>
         </w:rPr>
         <w:footnoteReference w:id="19"/>
       </w:r>
       <w:r>
         <w:rPr>
           <w:rStyle w:val="FootnoteReference"/>
-        </w:rPr>
-        <w:t>)</w:t>
-      </w:r>
-      <w:r>
-        <w:rPr>
-          <w:rStyle w:val="BodyAr"/>
-          <w:b w:val="false"/>
-          <w:bCs w:val="false"/>
+          <w:rtl/>
+        </w:rPr>
+        <w:t>)</w:t>
+      </w:r>
+      <w:r>
+        <w:rPr>
+          <w:rStyle w:val="BodyAr"/>
+          <w:b w:val="false"/>
+          <w:bCs w:val="false"/>
+          <w:rtl/>
         </w:rPr>
         <w:t xml:space="preserve"> فيحضر الموظف إلى المسجد ويُجرى العقدان معًا، مع اختيار شاهدين مسلمين وإجراء الإيجاب والقبول الشرعيين بحضور الولي. وثانيتها تقديم العقد المدني وإجراء العقد الشرعي عقبه مباشرة. وثالثتها حماية من اقتصرت على العقد الشرعي باتفاق مكتوب في الأموال والسكن ووصية في حدود ما يجيزه القانون. ورابعتها بروتوكول موحد تلتزمه المراكز الإسلامية.</w:t>
       </w:r>
@@ -732,20 +852,26 @@
     <w:p>
       <w:pPr>
         <w:pStyle w:val="HSub"/>
-      </w:pPr>
-      <w:r>
+        <w:bidi/>
+      </w:pPr>
+      <w:r>
+        <w:rPr>
+          <w:rtl/>
+        </w:rPr>
         <w:t xml:space="preserve">ملحق للمراجعة (ليس من المتن)</w:t>
       </w:r>
     </w:p>
     <w:p>
       <w:pPr>
         <w:pStyle w:val="MatnAr"/>
-      </w:pPr>
-      <w:r>
-        <w:rPr>
-          <w:rStyle w:val="BodyAr"/>
-          <w:b w:val="false"/>
-          <w:bCs w:val="false"/>
+        <w:bidi/>
+      </w:pPr>
+      <w:r>
+        <w:rPr>
+          <w:rStyle w:val="BodyAr"/>
+          <w:b w:val="false"/>
+          <w:bCs w:val="false"/>
+          <w:rtl/>
         </w:rPr>
         <w:t xml:space="preserve">• قرار معلّق: في العقد المدني وحده، هل يُعتمد في الرسالة قول من لا يصححه أم قرار المجمع (شبهة مع وجوب الإعادة)؟ عُرض القولان بلا ترجيح.</w:t>
       </w:r>
@@ -753,12 +879,14 @@
     <w:p>
       <w:pPr>
         <w:pStyle w:val="MatnAr"/>
-      </w:pPr>
-      <w:r>
-        <w:rPr>
-          <w:rStyle w:val="BodyAr"/>
-          <w:b w:val="false"/>
-          <w:bCs w:val="false"/>
+        <w:bidi/>
+      </w:pPr>
+      <w:r>
+        <w:rPr>
+          <w:rStyle w:val="BodyAr"/>
+          <w:b w:val="false"/>
+          <w:bCs w:val="false"/>
+          <w:rtl/>
         </w:rPr>
         <w:t xml:space="preserve">• الملاحظة الميدانية في المقدمة (اشتراط بعض المراكز محضر الزواج المدني) من خبرة الباحث، ولا حاشية لها بحسب قاعدة عدم الاستشهاد بأعماله.</w:t>
       </w:r>
@@ -766,12 +894,14 @@
     <w:p>
       <w:pPr>
         <w:pStyle w:val="MatnAr"/>
-      </w:pPr>
-      <w:r>
-        <w:rPr>
-          <w:rStyle w:val="BodyAr"/>
-          <w:b w:val="false"/>
-          <w:bCs w:val="false"/>
+        <w:bidi/>
+      </w:pPr>
+      <w:r>
+        <w:rPr>
+          <w:rStyle w:val="BodyAr"/>
+          <w:b w:val="false"/>
+          <w:bCs w:val="false"/>
+          <w:rtl/>
         </w:rPr>
         <w:t xml:space="preserve">• بيانات الطبعات (الهداية، مغني المحتاج، المغني، الشرح الكبير، مجموع الفتاوى، السبيعي، يسري إبراهيم) تُذكر في ثبت المصادر آخر الرسالة، ولم تُطابق صفحات المغني على طبعة دار عالم الكتب 1997 بعد.</w:t>
       </w:r>
@@ -779,12 +909,14 @@
     <w:p>
       <w:pPr>
         <w:pStyle w:val="MatnAr"/>
-      </w:pPr>
-      <w:r>
-        <w:rPr>
-          <w:rStyle w:val="BodyAr"/>
-          <w:b w:val="false"/>
-          <w:bCs w:val="false"/>
+        <w:bidi/>
+      </w:pPr>
+      <w:r>
+        <w:rPr>
+          <w:rStyle w:val="BodyAr"/>
+          <w:b w:val="false"/>
+          <w:bCs w:val="false"/>
+          <w:rtl/>
         </w:rPr>
         <w:t xml:space="preserve">• الحاشية 9: نص قرار المجمع (2004) منقول من تقرير المشروع ولم يُطابق على صفحة القرار ولا على </w:t>
       </w:r>
@@ -801,6 +933,7 @@
           <w:rStyle w:val="BodyAr"/>
           <w:b w:val="false"/>
           <w:bCs w:val="false"/>
+          <w:rtl/>
         </w:rPr>
         <w:t xml:space="preserve">؛ يحتاج مطابقة قبل الطباعة.</w:t>
       </w:r>
@@ -808,12 +941,14 @@
     <w:p>
       <w:pPr>
         <w:pStyle w:val="MatnAr"/>
-      </w:pPr>
-      <w:r>
-        <w:rPr>
-          <w:rStyle w:val="BodyAr"/>
-          <w:b w:val="false"/>
-          <w:bCs w:val="false"/>
+        <w:bidi/>
+      </w:pPr>
+      <w:r>
+        <w:rPr>
+          <w:rStyle w:val="BodyAr"/>
+          <w:b w:val="false"/>
+          <w:bCs w:val="false"/>
+          <w:rtl/>
         </w:rPr>
         <w:t xml:space="preserve">• الحاشية 7 (السبيعي): لم تُنقل حاشية الصفحة 162 بحروفها، وموضع حاشية القول الثاني بين ص164 وص165 غير محسوم.</w:t>
       </w:r>
@@ -821,12 +956,14 @@
     <w:p>
       <w:pPr>
         <w:pStyle w:val="MatnAr"/>
-      </w:pPr>
-      <w:r>
-        <w:rPr>
-          <w:rStyle w:val="BodyAr"/>
-          <w:b w:val="false"/>
-          <w:bCs w:val="false"/>
+        <w:bidi/>
+      </w:pPr>
+      <w:r>
+        <w:rPr>
+          <w:rStyle w:val="BodyAr"/>
+          <w:b w:val="false"/>
+          <w:bCs w:val="false"/>
+          <w:rtl/>
         </w:rPr>
         <w:t xml:space="preserve">• الحاشيتان 11 و19: ترجمة نصوص الشرّاح أولية. والحواشي 14 و16 و18 (المواد 423 و528 و527): لم تُنقل نصوصها بعد إلى المرجع الموحد للنصوص القانونية. والحاشية 12: عدم اشتراط دين الشاهدين في المادة 418 مستنتج من سكوت النص.</w:t>
       </w:r>
@@ -834,12 +971,14 @@
     <w:p>
       <w:pPr>
         <w:pStyle w:val="MatnAr"/>
-      </w:pPr>
-      <w:r>
-        <w:rPr>
-          <w:rStyle w:val="BodyAr"/>
-          <w:b w:val="false"/>
-          <w:bCs w:val="false"/>
+        <w:bidi/>
+      </w:pPr>
+      <w:r>
+        <w:rPr>
+          <w:rStyle w:val="BodyAr"/>
+          <w:b w:val="false"/>
+          <w:bCs w:val="false"/>
+          <w:rtl/>
         </w:rPr>
         <w:t xml:space="preserve">• الحاشية 19: لوائح سجل بوينس آيرس في إجراء الزواج المدني داخل دور العبادة لم يُتحقق منها.</w:t>
       </w:r>
@@ -847,12 +986,14 @@
     <w:p>
       <w:pPr>
         <w:pStyle w:val="MatnAr"/>
-      </w:pPr>
-      <w:r>
-        <w:rPr>
-          <w:rStyle w:val="BodyAr"/>
-          <w:b w:val="false"/>
-          <w:bCs w:val="false"/>
+        <w:bidi/>
+      </w:pPr>
+      <w:r>
+        <w:rPr>
+          <w:rStyle w:val="BodyAr"/>
+          <w:b w:val="false"/>
+          <w:bCs w:val="false"/>
+          <w:rtl/>
         </w:rPr>
         <w:t xml:space="preserve">• حُذف من المتن ما لم يُقرأ نصه: حكم محكمة فوز دو إيغواسو (البرازيل)، وحكم </w:t>
       </w:r>
@@ -869,6 +1010,7 @@
           <w:rStyle w:val="BodyAr"/>
           <w:b w:val="false"/>
           <w:bCs w:val="false"/>
+          <w:rtl/>
         </w:rPr>
         <w:t xml:space="preserve"> (إنجلترا 2020)، ونسبة قرار المؤتمر السادس (2009).</w:t>
       </w:r>
@@ -876,12 +1018,14 @@
     <w:p>
       <w:pPr>
         <w:pStyle w:val="MatnAr"/>
-      </w:pPr>
-      <w:r>
-        <w:rPr>
-          <w:rStyle w:val="BodyAr"/>
-          <w:b w:val="false"/>
-          <w:bCs w:val="false"/>
+        <w:bidi/>
+      </w:pPr>
+      <w:r>
+        <w:rPr>
+          <w:rStyle w:val="BodyAr"/>
+          <w:b w:val="false"/>
+          <w:bCs w:val="false"/>
+          <w:rtl/>
         </w:rPr>
         <w:t xml:space="preserve">• الروابط في حاشيتي القانون والمجمع إبقاءٌ لتوجيه المشرف في الإحالة إلى المصدر الرسمي؛ ويُعدَّل إن رأيتَ غير ذلك.</w:t>
       </w:r>
@@ -969,18 +1113,21 @@
       <w:r>
         <w:rPr>
           <w:rStyle w:val="FootnoteReference"/>
-        </w:rPr>
-        <w:t>(</w:t>
-      </w:r>
-      <w:r>
-        <w:rPr>
-          <w:rStyle w:val="FootnoteReference"/>
+          <w:rtl/>
+        </w:rPr>
+        <w:t>(</w:t>
+      </w:r>
+      <w:r>
+        <w:rPr>
+          <w:rStyle w:val="FootnoteReference"/>
+          <w:rtl/>
         </w:rPr>
         <w:footnoteRef/>
       </w:r>
       <w:r>
         <w:rPr>
           <w:rStyle w:val="FootnoteReference"/>
+          <w:rtl/>
         </w:rPr>
         <w:t>)</w:t>
       </w:r>
@@ -997,18 +1144,21 @@
       <w:r>
         <w:rPr>
           <w:rStyle w:val="FootnoteReference"/>
-        </w:rPr>
-        <w:t>(</w:t>
-      </w:r>
-      <w:r>
-        <w:rPr>
-          <w:rStyle w:val="FootnoteReference"/>
+          <w:rtl/>
+        </w:rPr>
+        <w:t>(</w:t>
+      </w:r>
+      <w:r>
+        <w:rPr>
+          <w:rStyle w:val="FootnoteReference"/>
+          <w:rtl/>
         </w:rPr>
         <w:footnoteRef/>
       </w:r>
       <w:r>
         <w:rPr>
           <w:rStyle w:val="FootnoteReference"/>
+          <w:rtl/>
         </w:rPr>
         <w:t>)</w:t>
       </w:r>
@@ -1021,30 +1171,35 @@
     <w:p>
       <w:pPr>
         <w:pStyle w:val="FootP"/>
-      </w:pPr>
-      <w:r>
-        <w:rPr>
-          <w:rStyle w:val="FootnoteReference"/>
-        </w:rPr>
-        <w:t>(</w:t>
-      </w:r>
-      <w:r>
-        <w:rPr>
-          <w:rStyle w:val="FootnoteReference"/>
+        <w:bidi/>
+      </w:pPr>
+      <w:r>
+        <w:rPr>
+          <w:rStyle w:val="FootnoteReference"/>
+          <w:rtl/>
+        </w:rPr>
+        <w:t>(</w:t>
+      </w:r>
+      <w:r>
+        <w:rPr>
+          <w:rStyle w:val="FootnoteReference"/>
+          <w:rtl/>
         </w:rPr>
         <w:footnoteRef/>
       </w:r>
       <w:r>
         <w:rPr>
           <w:rStyle w:val="FootnoteReference"/>
-        </w:rPr>
-        <w:t>)</w:t>
-      </w:r>
-      <w:r>
-        <w:rPr>
-          <w:rStyle w:val="FootAr"/>
-          <w:b w:val="false"/>
-          <w:bCs w:val="false"/>
+          <w:rtl/>
+        </w:rPr>
+        <w:t>)</w:t>
+      </w:r>
+      <w:r>
+        <w:rPr>
+          <w:rStyle w:val="FootAr"/>
+          <w:b w:val="false"/>
+          <w:bCs w:val="false"/>
+          <w:rtl/>
         </w:rPr>
         <w:t xml:space="preserve">المرغيناني، </w:t>
       </w:r>
@@ -1053,6 +1208,7 @@
           <w:rStyle w:val="FootAr"/>
           <w:b/>
           <w:bCs/>
+          <w:rtl/>
         </w:rPr>
         <w:t xml:space="preserve">الهداية في شرح بداية المبتدي</w:t>
       </w:r>
@@ -1061,6 +1217,7 @@
           <w:rStyle w:val="FootAr"/>
           <w:b w:val="false"/>
           <w:bCs w:val="false"/>
+          <w:rtl/>
         </w:rPr>
         <w:t xml:space="preserve">، ج1، ص185.</w:t>
       </w:r>
@@ -1070,30 +1227,35 @@
     <w:p>
       <w:pPr>
         <w:pStyle w:val="FootP"/>
-      </w:pPr>
-      <w:r>
-        <w:rPr>
-          <w:rStyle w:val="FootnoteReference"/>
-        </w:rPr>
-        <w:t>(</w:t>
-      </w:r>
-      <w:r>
-        <w:rPr>
-          <w:rStyle w:val="FootnoteReference"/>
+        <w:bidi/>
+      </w:pPr>
+      <w:r>
+        <w:rPr>
+          <w:rStyle w:val="FootnoteReference"/>
+          <w:rtl/>
+        </w:rPr>
+        <w:t>(</w:t>
+      </w:r>
+      <w:r>
+        <w:rPr>
+          <w:rStyle w:val="FootnoteReference"/>
+          <w:rtl/>
         </w:rPr>
         <w:footnoteRef/>
       </w:r>
       <w:r>
         <w:rPr>
           <w:rStyle w:val="FootnoteReference"/>
-        </w:rPr>
-        <w:t>)</w:t>
-      </w:r>
-      <w:r>
-        <w:rPr>
-          <w:rStyle w:val="FootAr"/>
-          <w:b w:val="false"/>
-          <w:bCs w:val="false"/>
+          <w:rtl/>
+        </w:rPr>
+        <w:t>)</w:t>
+      </w:r>
+      <w:r>
+        <w:rPr>
+          <w:rStyle w:val="FootAr"/>
+          <w:b w:val="false"/>
+          <w:bCs w:val="false"/>
+          <w:rtl/>
         </w:rPr>
         <w:t xml:space="preserve">الخطيب الشربيني، </w:t>
       </w:r>
@@ -1102,6 +1264,7 @@
           <w:rStyle w:val="FootAr"/>
           <w:b/>
           <w:bCs/>
+          <w:rtl/>
         </w:rPr>
         <w:t xml:space="preserve">مغني المحتاج إلى معرفة معاني ألفاظ المنهاج</w:t>
       </w:r>
@@ -1110,6 +1273,7 @@
           <w:rStyle w:val="FootAr"/>
           <w:b w:val="false"/>
           <w:bCs w:val="false"/>
+          <w:rtl/>
         </w:rPr>
         <w:t xml:space="preserve">، ج4، ص234.</w:t>
       </w:r>
@@ -1119,30 +1283,35 @@
     <w:p>
       <w:pPr>
         <w:pStyle w:val="FootP"/>
-      </w:pPr>
-      <w:r>
-        <w:rPr>
-          <w:rStyle w:val="FootnoteReference"/>
-        </w:rPr>
-        <w:t>(</w:t>
-      </w:r>
-      <w:r>
-        <w:rPr>
-          <w:rStyle w:val="FootnoteReference"/>
+        <w:bidi/>
+      </w:pPr>
+      <w:r>
+        <w:rPr>
+          <w:rStyle w:val="FootnoteReference"/>
+          <w:rtl/>
+        </w:rPr>
+        <w:t>(</w:t>
+      </w:r>
+      <w:r>
+        <w:rPr>
+          <w:rStyle w:val="FootnoteReference"/>
+          <w:rtl/>
         </w:rPr>
         <w:footnoteRef/>
       </w:r>
       <w:r>
         <w:rPr>
           <w:rStyle w:val="FootnoteReference"/>
-        </w:rPr>
-        <w:t>)</w:t>
-      </w:r>
-      <w:r>
-        <w:rPr>
-          <w:rStyle w:val="FootAr"/>
-          <w:b w:val="false"/>
-          <w:bCs w:val="false"/>
+          <w:rtl/>
+        </w:rPr>
+        <w:t>)</w:t>
+      </w:r>
+      <w:r>
+        <w:rPr>
+          <w:rStyle w:val="FootAr"/>
+          <w:b w:val="false"/>
+          <w:bCs w:val="false"/>
+          <w:rtl/>
         </w:rPr>
         <w:t xml:space="preserve">ابن قدامة، </w:t>
       </w:r>
@@ -1151,6 +1320,7 @@
           <w:rStyle w:val="FootAr"/>
           <w:b/>
           <w:bCs/>
+          <w:rtl/>
         </w:rPr>
         <w:t xml:space="preserve">المغني</w:t>
       </w:r>
@@ -1159,6 +1329,7 @@
           <w:rStyle w:val="FootAr"/>
           <w:b w:val="false"/>
           <w:bCs w:val="false"/>
+          <w:rtl/>
         </w:rPr>
         <w:t xml:space="preserve">، تحقيق التركي، ج9، ص347.</w:t>
       </w:r>
@@ -1168,30 +1339,35 @@
     <w:p>
       <w:pPr>
         <w:pStyle w:val="FootP"/>
-      </w:pPr>
-      <w:r>
-        <w:rPr>
-          <w:rStyle w:val="FootnoteReference"/>
-        </w:rPr>
-        <w:t>(</w:t>
-      </w:r>
-      <w:r>
-        <w:rPr>
-          <w:rStyle w:val="FootnoteReference"/>
+        <w:bidi/>
+      </w:pPr>
+      <w:r>
+        <w:rPr>
+          <w:rStyle w:val="FootnoteReference"/>
+          <w:rtl/>
+        </w:rPr>
+        <w:t>(</w:t>
+      </w:r>
+      <w:r>
+        <w:rPr>
+          <w:rStyle w:val="FootnoteReference"/>
+          <w:rtl/>
         </w:rPr>
         <w:footnoteRef/>
       </w:r>
       <w:r>
         <w:rPr>
           <w:rStyle w:val="FootnoteReference"/>
-        </w:rPr>
-        <w:t>)</w:t>
-      </w:r>
-      <w:r>
-        <w:rPr>
-          <w:rStyle w:val="FootAr"/>
-          <w:b w:val="false"/>
-          <w:bCs w:val="false"/>
+          <w:rtl/>
+        </w:rPr>
+        <w:t>)</w:t>
+      </w:r>
+      <w:r>
+        <w:rPr>
+          <w:rStyle w:val="FootAr"/>
+          <w:b w:val="false"/>
+          <w:bCs w:val="false"/>
+          <w:rtl/>
         </w:rPr>
         <w:t xml:space="preserve">الدردير، </w:t>
       </w:r>
@@ -1200,6 +1376,7 @@
           <w:rStyle w:val="FootAr"/>
           <w:b/>
           <w:bCs/>
+          <w:rtl/>
         </w:rPr>
         <w:t xml:space="preserve">الشرح الكبير</w:t>
       </w:r>
@@ -1208,6 +1385,7 @@
           <w:rStyle w:val="FootAr"/>
           <w:b w:val="false"/>
           <w:bCs w:val="false"/>
+          <w:rtl/>
         </w:rPr>
         <w:t xml:space="preserve"> (بحاشية الدسوقي)، ج2، ص216، 236–237.</w:t>
       </w:r>
@@ -1217,30 +1395,35 @@
     <w:p>
       <w:pPr>
         <w:pStyle w:val="FootP"/>
-      </w:pPr>
-      <w:r>
-        <w:rPr>
-          <w:rStyle w:val="FootnoteReference"/>
-        </w:rPr>
-        <w:t>(</w:t>
-      </w:r>
-      <w:r>
-        <w:rPr>
-          <w:rStyle w:val="FootnoteReference"/>
+        <w:bidi/>
+      </w:pPr>
+      <w:r>
+        <w:rPr>
+          <w:rStyle w:val="FootnoteReference"/>
+          <w:rtl/>
+        </w:rPr>
+        <w:t>(</w:t>
+      </w:r>
+      <w:r>
+        <w:rPr>
+          <w:rStyle w:val="FootnoteReference"/>
+          <w:rtl/>
         </w:rPr>
         <w:footnoteRef/>
       </w:r>
       <w:r>
         <w:rPr>
           <w:rStyle w:val="FootnoteReference"/>
-        </w:rPr>
-        <w:t>)</w:t>
-      </w:r>
-      <w:r>
-        <w:rPr>
-          <w:rStyle w:val="FootAr"/>
-          <w:b w:val="false"/>
-          <w:bCs w:val="false"/>
+          <w:rtl/>
+        </w:rPr>
+        <w:t>)</w:t>
+      </w:r>
+      <w:r>
+        <w:rPr>
+          <w:rStyle w:val="FootAr"/>
+          <w:b w:val="false"/>
+          <w:bCs w:val="false"/>
+          <w:rtl/>
         </w:rPr>
         <w:t xml:space="preserve">ابن قدامة، </w:t>
       </w:r>
@@ -1249,6 +1432,7 @@
           <w:rStyle w:val="FootAr"/>
           <w:b/>
           <w:bCs/>
+          <w:rtl/>
         </w:rPr>
         <w:t xml:space="preserve">المغني</w:t>
       </w:r>
@@ -1257,6 +1441,7 @@
           <w:rStyle w:val="FootAr"/>
           <w:b w:val="false"/>
           <w:bCs w:val="false"/>
+          <w:rtl/>
         </w:rPr>
         <w:t xml:space="preserve">، ج9، ص348.</w:t>
       </w:r>
@@ -1266,30 +1451,35 @@
     <w:p>
       <w:pPr>
         <w:pStyle w:val="FootP"/>
-      </w:pPr>
-      <w:r>
-        <w:rPr>
-          <w:rStyle w:val="FootnoteReference"/>
-        </w:rPr>
-        <w:t>(</w:t>
-      </w:r>
-      <w:r>
-        <w:rPr>
-          <w:rStyle w:val="FootnoteReference"/>
+        <w:bidi/>
+      </w:pPr>
+      <w:r>
+        <w:rPr>
+          <w:rStyle w:val="FootnoteReference"/>
+          <w:rtl/>
+        </w:rPr>
+        <w:t>(</w:t>
+      </w:r>
+      <w:r>
+        <w:rPr>
+          <w:rStyle w:val="FootnoteReference"/>
+          <w:rtl/>
         </w:rPr>
         <w:footnoteRef/>
       </w:r>
       <w:r>
         <w:rPr>
           <w:rStyle w:val="FootnoteReference"/>
-        </w:rPr>
-        <w:t>)</w:t>
-      </w:r>
-      <w:r>
-        <w:rPr>
-          <w:rStyle w:val="FootAr"/>
-          <w:b w:val="false"/>
-          <w:bCs w:val="false"/>
+          <w:rtl/>
+        </w:rPr>
+        <w:t>)</w:t>
+      </w:r>
+      <w:r>
+        <w:rPr>
+          <w:rStyle w:val="FootAr"/>
+          <w:b w:val="false"/>
+          <w:bCs w:val="false"/>
+          <w:rtl/>
         </w:rPr>
         <w:t xml:space="preserve">ابن تيمية، </w:t>
       </w:r>
@@ -1298,6 +1488,7 @@
           <w:rStyle w:val="FootAr"/>
           <w:b/>
           <w:bCs/>
+          <w:rtl/>
         </w:rPr>
         <w:t xml:space="preserve">مجموع الفتاوى</w:t>
       </w:r>
@@ -1306,6 +1497,7 @@
           <w:rStyle w:val="FootAr"/>
           <w:b w:val="false"/>
           <w:bCs w:val="false"/>
+          <w:rtl/>
         </w:rPr>
         <w:t xml:space="preserve">، ج32، ص131، بتصرف.</w:t>
       </w:r>
@@ -1315,30 +1507,35 @@
     <w:p>
       <w:pPr>
         <w:pStyle w:val="FootP"/>
-      </w:pPr>
-      <w:r>
-        <w:rPr>
-          <w:rStyle w:val="FootnoteReference"/>
-        </w:rPr>
-        <w:t>(</w:t>
-      </w:r>
-      <w:r>
-        <w:rPr>
-          <w:rStyle w:val="FootnoteReference"/>
+        <w:bidi/>
+      </w:pPr>
+      <w:r>
+        <w:rPr>
+          <w:rStyle w:val="FootnoteReference"/>
+          <w:rtl/>
+        </w:rPr>
+        <w:t>(</w:t>
+      </w:r>
+      <w:r>
+        <w:rPr>
+          <w:rStyle w:val="FootnoteReference"/>
+          <w:rtl/>
         </w:rPr>
         <w:footnoteRef/>
       </w:r>
       <w:r>
         <w:rPr>
           <w:rStyle w:val="FootnoteReference"/>
-        </w:rPr>
-        <w:t>)</w:t>
-      </w:r>
-      <w:r>
-        <w:rPr>
-          <w:rStyle w:val="FootAr"/>
-          <w:b w:val="false"/>
-          <w:bCs w:val="false"/>
+          <w:rtl/>
+        </w:rPr>
+        <w:t>)</w:t>
+      </w:r>
+      <w:r>
+        <w:rPr>
+          <w:rStyle w:val="FootAr"/>
+          <w:b w:val="false"/>
+          <w:bCs w:val="false"/>
+          <w:rtl/>
         </w:rPr>
         <w:t xml:space="preserve">السبيعي، </w:t>
       </w:r>
@@ -1347,6 +1544,7 @@
           <w:rStyle w:val="FootAr"/>
           <w:b/>
           <w:bCs/>
+          <w:rtl/>
         </w:rPr>
         <w:t xml:space="preserve">المسائل الفقهية المستجدة في النكاح مع بيان ما أخذ به القانون الكويتي</w:t>
       </w:r>
@@ -1355,6 +1553,7 @@
           <w:rStyle w:val="FootAr"/>
           <w:b w:val="false"/>
           <w:bCs w:val="false"/>
+          <w:rtl/>
         </w:rPr>
         <w:t xml:space="preserve">، ص162، 164–166، بتصرف.</w:t>
       </w:r>
@@ -1364,30 +1563,35 @@
     <w:p>
       <w:pPr>
         <w:pStyle w:val="FootP"/>
-      </w:pPr>
-      <w:r>
-        <w:rPr>
-          <w:rStyle w:val="FootnoteReference"/>
-        </w:rPr>
-        <w:t>(</w:t>
-      </w:r>
-      <w:r>
-        <w:rPr>
-          <w:rStyle w:val="FootnoteReference"/>
+        <w:bidi/>
+      </w:pPr>
+      <w:r>
+        <w:rPr>
+          <w:rStyle w:val="FootnoteReference"/>
+          <w:rtl/>
+        </w:rPr>
+        <w:t>(</w:t>
+      </w:r>
+      <w:r>
+        <w:rPr>
+          <w:rStyle w:val="FootnoteReference"/>
+          <w:rtl/>
         </w:rPr>
         <w:footnoteRef/>
       </w:r>
       <w:r>
         <w:rPr>
           <w:rStyle w:val="FootnoteReference"/>
-        </w:rPr>
-        <w:t>)</w:t>
-      </w:r>
-      <w:r>
-        <w:rPr>
-          <w:rStyle w:val="FootAr"/>
-          <w:b w:val="false"/>
-          <w:bCs w:val="false"/>
+          <w:rtl/>
+        </w:rPr>
+        <w:t>)</w:t>
+      </w:r>
+      <w:r>
+        <w:rPr>
+          <w:rStyle w:val="FootAr"/>
+          <w:b w:val="false"/>
+          <w:bCs w:val="false"/>
+          <w:rtl/>
         </w:rPr>
         <w:t xml:space="preserve">يسري إبراهيم، </w:t>
       </w:r>
@@ -1396,6 +1600,7 @@
           <w:rStyle w:val="FootAr"/>
           <w:b/>
           <w:bCs/>
+          <w:rtl/>
         </w:rPr>
         <w:t xml:space="preserve">فقه النوازل للأقليات المسلمة</w:t>
       </w:r>
@@ -1404,6 +1609,7 @@
           <w:rStyle w:val="FootAr"/>
           <w:b w:val="false"/>
           <w:bCs w:val="false"/>
+          <w:rtl/>
         </w:rPr>
         <w:t xml:space="preserve">، ج2، ص991–992، 998، بتصرف.</w:t>
       </w:r>
@@ -1413,30 +1619,35 @@
     <w:p>
       <w:pPr>
         <w:pStyle w:val="FootP"/>
-      </w:pPr>
-      <w:r>
-        <w:rPr>
-          <w:rStyle w:val="FootnoteReference"/>
-        </w:rPr>
-        <w:t>(</w:t>
-      </w:r>
-      <w:r>
-        <w:rPr>
-          <w:rStyle w:val="FootnoteReference"/>
+        <w:bidi/>
+      </w:pPr>
+      <w:r>
+        <w:rPr>
+          <w:rStyle w:val="FootnoteReference"/>
+          <w:rtl/>
+        </w:rPr>
+        <w:t>(</w:t>
+      </w:r>
+      <w:r>
+        <w:rPr>
+          <w:rStyle w:val="FootnoteReference"/>
+          <w:rtl/>
         </w:rPr>
         <w:footnoteRef/>
       </w:r>
       <w:r>
         <w:rPr>
           <w:rStyle w:val="FootnoteReference"/>
-        </w:rPr>
-        <w:t>)</w:t>
-      </w:r>
-      <w:r>
-        <w:rPr>
-          <w:rStyle w:val="FootAr"/>
-          <w:b w:val="false"/>
-          <w:bCs w:val="false"/>
+          <w:rtl/>
+        </w:rPr>
+        <w:t>)</w:t>
+      </w:r>
+      <w:r>
+        <w:rPr>
+          <w:rStyle w:val="FootAr"/>
+          <w:b w:val="false"/>
+          <w:bCs w:val="false"/>
+          <w:rtl/>
         </w:rPr>
         <w:t xml:space="preserve">قرارات المؤتمر السنوي الثاني لمجمع فقهاء الشريعة بأمريكا، كوبنهاغن، 22–25 يونيو 2004م، المحور السادس. </w:t>
       </w:r>
@@ -1453,6 +1664,7 @@
           <w:rStyle w:val="FootAr"/>
           <w:b w:val="false"/>
           <w:bCs w:val="false"/>
+          <w:rtl/>
         </w:rPr>
         <w:t xml:space="preserve">://</w:t>
       </w:r>
@@ -1469,6 +1681,7 @@
           <w:rStyle w:val="FootAr"/>
           <w:b w:val="false"/>
           <w:bCs w:val="false"/>
+          <w:rtl/>
         </w:rPr>
         <w:t xml:space="preserve">/</w:t>
       </w:r>
@@ -1485,6 +1698,7 @@
           <w:rStyle w:val="FootAr"/>
           <w:b w:val="false"/>
           <w:bCs w:val="false"/>
+          <w:rtl/>
         </w:rPr>
         <w:t xml:space="preserve">/</w:t>
       </w:r>
@@ -1502,30 +1716,35 @@
     <w:p>
       <w:pPr>
         <w:pStyle w:val="FootP"/>
-      </w:pPr>
-      <w:r>
-        <w:rPr>
-          <w:rStyle w:val="FootnoteReference"/>
-        </w:rPr>
-        <w:t>(</w:t>
-      </w:r>
-      <w:r>
-        <w:rPr>
-          <w:rStyle w:val="FootnoteReference"/>
+        <w:bidi/>
+      </w:pPr>
+      <w:r>
+        <w:rPr>
+          <w:rStyle w:val="FootnoteReference"/>
+          <w:rtl/>
+        </w:rPr>
+        <w:t>(</w:t>
+      </w:r>
+      <w:r>
+        <w:rPr>
+          <w:rStyle w:val="FootnoteReference"/>
+          <w:rtl/>
         </w:rPr>
         <w:footnoteRef/>
       </w:r>
       <w:r>
         <w:rPr>
           <w:rStyle w:val="FootnoteReference"/>
-        </w:rPr>
-        <w:t>)</w:t>
-      </w:r>
-      <w:r>
-        <w:rPr>
-          <w:rStyle w:val="FootAr"/>
-          <w:b w:val="false"/>
-          <w:bCs w:val="false"/>
+          <w:rtl/>
+        </w:rPr>
+        <w:t>)</w:t>
+      </w:r>
+      <w:r>
+        <w:rPr>
+          <w:rStyle w:val="FootAr"/>
+          <w:b w:val="false"/>
+          <w:bCs w:val="false"/>
+          <w:rtl/>
         </w:rPr>
         <w:t xml:space="preserve">القانون المدني والتجاري للأمة (</w:t>
       </w:r>
@@ -1542,6 +1761,7 @@
           <w:rStyle w:val="FootAr"/>
           <w:b w:val="false"/>
           <w:bCs w:val="false"/>
+          <w:rtl/>
         </w:rPr>
         <w:t xml:space="preserve">)، المادة 406. </w:t>
       </w:r>
@@ -1558,6 +1778,7 @@
           <w:rStyle w:val="FootAr"/>
           <w:b w:val="false"/>
           <w:bCs w:val="false"/>
+          <w:rtl/>
         </w:rPr>
         <w:t xml:space="preserve">://</w:t>
       </w:r>
@@ -1574,6 +1795,7 @@
           <w:rStyle w:val="FootAr"/>
           <w:b w:val="false"/>
           <w:bCs w:val="false"/>
+          <w:rtl/>
         </w:rPr>
         <w:t xml:space="preserve">/</w:t>
       </w:r>
@@ -1590,6 +1812,7 @@
           <w:rStyle w:val="FootAr"/>
           <w:b w:val="false"/>
           <w:bCs w:val="false"/>
+          <w:rtl/>
         </w:rPr>
         <w:t xml:space="preserve">/</w:t>
       </w:r>
@@ -1606,6 +1829,7 @@
           <w:rStyle w:val="FootAr"/>
           <w:b w:val="false"/>
           <w:bCs w:val="false"/>
+          <w:rtl/>
         </w:rPr>
         <w:t xml:space="preserve">/235000-239999/235975/</w:t>
       </w:r>
@@ -1623,22 +1847,26 @@
     <w:p>
       <w:pPr>
         <w:pStyle w:val="FootP"/>
-      </w:pPr>
-      <w:r>
-        <w:rPr>
-          <w:rStyle w:val="FootnoteReference"/>
-        </w:rPr>
-        <w:t>(</w:t>
-      </w:r>
-      <w:r>
-        <w:rPr>
-          <w:rStyle w:val="FootnoteReference"/>
+        <w:bidi/>
+      </w:pPr>
+      <w:r>
+        <w:rPr>
+          <w:rStyle w:val="FootnoteReference"/>
+          <w:rtl/>
+        </w:rPr>
+        <w:t>(</w:t>
+      </w:r>
+      <w:r>
+        <w:rPr>
+          <w:rStyle w:val="FootnoteReference"/>
+          <w:rtl/>
         </w:rPr>
         <w:footnoteRef/>
       </w:r>
       <w:r>
         <w:rPr>
           <w:rStyle w:val="FootnoteReference"/>
+          <w:rtl/>
         </w:rPr>
         <w:t>)</w:t>
       </w:r>
@@ -1655,6 +1883,7 @@
           <w:rStyle w:val="FootAr"/>
           <w:b w:val="false"/>
           <w:bCs w:val="false"/>
+          <w:rtl/>
         </w:rPr>
         <w:t xml:space="preserve"> (</w:t>
       </w:r>
@@ -1671,6 +1900,7 @@
           <w:rStyle w:val="FootAr"/>
           <w:b w:val="false"/>
           <w:bCs w:val="false"/>
+          <w:rtl/>
         </w:rPr>
         <w:t xml:space="preserve">), </w:t>
       </w:r>
@@ -1687,6 +1917,7 @@
           <w:rStyle w:val="FootAr"/>
           <w:b w:val="false"/>
           <w:bCs w:val="false"/>
+          <w:rtl/>
         </w:rPr>
         <w:t xml:space="preserve">, </w:t>
       </w:r>
@@ -1703,6 +1934,7 @@
           <w:rStyle w:val="FootAr"/>
           <w:b w:val="false"/>
           <w:bCs w:val="false"/>
+          <w:rtl/>
         </w:rPr>
         <w:t xml:space="preserve">–14، بتصرف.</w:t>
       </w:r>
@@ -1712,30 +1944,35 @@
     <w:p>
       <w:pPr>
         <w:pStyle w:val="FootP"/>
-      </w:pPr>
-      <w:r>
-        <w:rPr>
-          <w:rStyle w:val="FootnoteReference"/>
-        </w:rPr>
-        <w:t>(</w:t>
-      </w:r>
-      <w:r>
-        <w:rPr>
-          <w:rStyle w:val="FootnoteReference"/>
+        <w:bidi/>
+      </w:pPr>
+      <w:r>
+        <w:rPr>
+          <w:rStyle w:val="FootnoteReference"/>
+          <w:rtl/>
+        </w:rPr>
+        <w:t>(</w:t>
+      </w:r>
+      <w:r>
+        <w:rPr>
+          <w:rStyle w:val="FootnoteReference"/>
+          <w:rtl/>
         </w:rPr>
         <w:footnoteRef/>
       </w:r>
       <w:r>
         <w:rPr>
           <w:rStyle w:val="FootnoteReference"/>
-        </w:rPr>
-        <w:t>)</w:t>
-      </w:r>
-      <w:r>
-        <w:rPr>
-          <w:rStyle w:val="FootAr"/>
-          <w:b w:val="false"/>
-          <w:bCs w:val="false"/>
+          <w:rtl/>
+        </w:rPr>
+        <w:t>)</w:t>
+      </w:r>
+      <w:r>
+        <w:rPr>
+          <w:rStyle w:val="FootAr"/>
+          <w:b w:val="false"/>
+          <w:bCs w:val="false"/>
+          <w:rtl/>
         </w:rPr>
         <w:t xml:space="preserve">القانون المدني والتجاري للأمة (</w:t>
       </w:r>
@@ -1752,6 +1989,7 @@
           <w:rStyle w:val="FootAr"/>
           <w:b w:val="false"/>
           <w:bCs w:val="false"/>
+          <w:rtl/>
         </w:rPr>
         <w:t xml:space="preserve">)، المادة 418. </w:t>
       </w:r>
@@ -1768,6 +2006,7 @@
           <w:rStyle w:val="FootAr"/>
           <w:b w:val="false"/>
           <w:bCs w:val="false"/>
+          <w:rtl/>
         </w:rPr>
         <w:t xml:space="preserve">://</w:t>
       </w:r>
@@ -1784,6 +2023,7 @@
           <w:rStyle w:val="FootAr"/>
           <w:b w:val="false"/>
           <w:bCs w:val="false"/>
+          <w:rtl/>
         </w:rPr>
         <w:t xml:space="preserve">/</w:t>
       </w:r>
@@ -1800,6 +2040,7 @@
           <w:rStyle w:val="FootAr"/>
           <w:b w:val="false"/>
           <w:bCs w:val="false"/>
+          <w:rtl/>
         </w:rPr>
         <w:t xml:space="preserve">/</w:t>
       </w:r>
@@ -1816,6 +2057,7 @@
           <w:rStyle w:val="FootAr"/>
           <w:b w:val="false"/>
           <w:bCs w:val="false"/>
+          <w:rtl/>
         </w:rPr>
         <w:t xml:space="preserve">/235000-239999/235975/</w:t>
       </w:r>
@@ -1833,22 +2075,26 @@
     <w:p>
       <w:pPr>
         <w:pStyle w:val="FootP"/>
-      </w:pPr>
-      <w:r>
-        <w:rPr>
-          <w:rStyle w:val="FootnoteReference"/>
-        </w:rPr>
-        <w:t>(</w:t>
-      </w:r>
-      <w:r>
-        <w:rPr>
-          <w:rStyle w:val="FootnoteReference"/>
+        <w:bidi/>
+      </w:pPr>
+      <w:r>
+        <w:rPr>
+          <w:rStyle w:val="FootnoteReference"/>
+          <w:rtl/>
+        </w:rPr>
+        <w:t>(</w:t>
+      </w:r>
+      <w:r>
+        <w:rPr>
+          <w:rStyle w:val="FootnoteReference"/>
+          <w:rtl/>
         </w:rPr>
         <w:footnoteRef/>
       </w:r>
       <w:r>
         <w:rPr>
           <w:rStyle w:val="FootnoteReference"/>
+          <w:rtl/>
         </w:rPr>
         <w:t>)</w:t>
       </w:r>
@@ -1865,6 +2111,7 @@
           <w:rStyle w:val="FootAr"/>
           <w:b w:val="false"/>
           <w:bCs w:val="false"/>
+          <w:rtl/>
         </w:rPr>
         <w:t xml:space="preserve">، المادتان 1 و51.</w:t>
       </w:r>
@@ -1874,30 +2121,35 @@
     <w:p>
       <w:pPr>
         <w:pStyle w:val="FootP"/>
-      </w:pPr>
-      <w:r>
-        <w:rPr>
-          <w:rStyle w:val="FootnoteReference"/>
-        </w:rPr>
-        <w:t>(</w:t>
-      </w:r>
-      <w:r>
-        <w:rPr>
-          <w:rStyle w:val="FootnoteReference"/>
+        <w:bidi/>
+      </w:pPr>
+      <w:r>
+        <w:rPr>
+          <w:rStyle w:val="FootnoteReference"/>
+          <w:rtl/>
+        </w:rPr>
+        <w:t>(</w:t>
+      </w:r>
+      <w:r>
+        <w:rPr>
+          <w:rStyle w:val="FootnoteReference"/>
+          <w:rtl/>
         </w:rPr>
         <w:footnoteRef/>
       </w:r>
       <w:r>
         <w:rPr>
           <w:rStyle w:val="FootnoteReference"/>
-        </w:rPr>
-        <w:t>)</w:t>
-      </w:r>
-      <w:r>
-        <w:rPr>
-          <w:rStyle w:val="FootAr"/>
-          <w:b w:val="false"/>
-          <w:bCs w:val="false"/>
+          <w:rtl/>
+        </w:rPr>
+        <w:t>)</w:t>
+      </w:r>
+      <w:r>
+        <w:rPr>
+          <w:rStyle w:val="FootAr"/>
+          <w:b w:val="false"/>
+          <w:bCs w:val="false"/>
+          <w:rtl/>
         </w:rPr>
         <w:t xml:space="preserve">القانون المدني والتجاري للأمة (</w:t>
       </w:r>
@@ -1914,6 +2166,7 @@
           <w:rStyle w:val="FootAr"/>
           <w:b w:val="false"/>
           <w:bCs w:val="false"/>
+          <w:rtl/>
         </w:rPr>
         <w:t xml:space="preserve">)، المادة 423.</w:t>
       </w:r>
@@ -1923,30 +2176,35 @@
     <w:p>
       <w:pPr>
         <w:pStyle w:val="FootP"/>
-      </w:pPr>
-      <w:r>
-        <w:rPr>
-          <w:rStyle w:val="FootnoteReference"/>
-        </w:rPr>
-        <w:t>(</w:t>
-      </w:r>
-      <w:r>
-        <w:rPr>
-          <w:rStyle w:val="FootnoteReference"/>
+        <w:bidi/>
+      </w:pPr>
+      <w:r>
+        <w:rPr>
+          <w:rStyle w:val="FootnoteReference"/>
+          <w:rtl/>
+        </w:rPr>
+        <w:t>(</w:t>
+      </w:r>
+      <w:r>
+        <w:rPr>
+          <w:rStyle w:val="FootnoteReference"/>
+          <w:rtl/>
         </w:rPr>
         <w:footnoteRef/>
       </w:r>
       <w:r>
         <w:rPr>
           <w:rStyle w:val="FootnoteReference"/>
-        </w:rPr>
-        <w:t>)</w:t>
-      </w:r>
-      <w:r>
-        <w:rPr>
-          <w:rStyle w:val="FootAr"/>
-          <w:b w:val="false"/>
-          <w:bCs w:val="false"/>
+          <w:rtl/>
+        </w:rPr>
+        <w:t>)</w:t>
+      </w:r>
+      <w:r>
+        <w:rPr>
+          <w:rStyle w:val="FootAr"/>
+          <w:b w:val="false"/>
+          <w:bCs w:val="false"/>
+          <w:rtl/>
         </w:rPr>
         <w:t xml:space="preserve">القانون المدني والتجاري للأمة (</w:t>
       </w:r>
@@ -1963,6 +2221,7 @@
           <w:rStyle w:val="FootAr"/>
           <w:b w:val="false"/>
           <w:bCs w:val="false"/>
+          <w:rtl/>
         </w:rPr>
         <w:t xml:space="preserve">)، المادتان 509 و510.</w:t>
       </w:r>
@@ -1972,30 +2231,35 @@
     <w:p>
       <w:pPr>
         <w:pStyle w:val="FootP"/>
-      </w:pPr>
-      <w:r>
-        <w:rPr>
-          <w:rStyle w:val="FootnoteReference"/>
-        </w:rPr>
-        <w:t>(</w:t>
-      </w:r>
-      <w:r>
-        <w:rPr>
-          <w:rStyle w:val="FootnoteReference"/>
+        <w:bidi/>
+      </w:pPr>
+      <w:r>
+        <w:rPr>
+          <w:rStyle w:val="FootnoteReference"/>
+          <w:rtl/>
+        </w:rPr>
+        <w:t>(</w:t>
+      </w:r>
+      <w:r>
+        <w:rPr>
+          <w:rStyle w:val="FootnoteReference"/>
+          <w:rtl/>
         </w:rPr>
         <w:footnoteRef/>
       </w:r>
       <w:r>
         <w:rPr>
           <w:rStyle w:val="FootnoteReference"/>
-        </w:rPr>
-        <w:t>)</w:t>
-      </w:r>
-      <w:r>
-        <w:rPr>
-          <w:rStyle w:val="FootAr"/>
-          <w:b w:val="false"/>
-          <w:bCs w:val="false"/>
+          <w:rtl/>
+        </w:rPr>
+        <w:t>)</w:t>
+      </w:r>
+      <w:r>
+        <w:rPr>
+          <w:rStyle w:val="FootAr"/>
+          <w:b w:val="false"/>
+          <w:bCs w:val="false"/>
+          <w:rtl/>
         </w:rPr>
         <w:t xml:space="preserve">القانون المدني والتجاري للأمة (</w:t>
       </w:r>
@@ -2012,6 +2276,7 @@
           <w:rStyle w:val="FootAr"/>
           <w:b w:val="false"/>
           <w:bCs w:val="false"/>
+          <w:rtl/>
         </w:rPr>
         <w:t xml:space="preserve">)، المادة 528.</w:t>
       </w:r>
@@ -2021,30 +2286,35 @@
     <w:p>
       <w:pPr>
         <w:pStyle w:val="FootP"/>
-      </w:pPr>
-      <w:r>
-        <w:rPr>
-          <w:rStyle w:val="FootnoteReference"/>
-        </w:rPr>
-        <w:t>(</w:t>
-      </w:r>
-      <w:r>
-        <w:rPr>
-          <w:rStyle w:val="FootnoteReference"/>
+        <w:bidi/>
+      </w:pPr>
+      <w:r>
+        <w:rPr>
+          <w:rStyle w:val="FootnoteReference"/>
+          <w:rtl/>
+        </w:rPr>
+        <w:t>(</w:t>
+      </w:r>
+      <w:r>
+        <w:rPr>
+          <w:rStyle w:val="FootnoteReference"/>
+          <w:rtl/>
         </w:rPr>
         <w:footnoteRef/>
       </w:r>
       <w:r>
         <w:rPr>
           <w:rStyle w:val="FootnoteReference"/>
-        </w:rPr>
-        <w:t>)</w:t>
-      </w:r>
-      <w:r>
-        <w:rPr>
-          <w:rStyle w:val="FootAr"/>
-          <w:b w:val="false"/>
-          <w:bCs w:val="false"/>
+          <w:rtl/>
+        </w:rPr>
+        <w:t>)</w:t>
+      </w:r>
+      <w:r>
+        <w:rPr>
+          <w:rStyle w:val="FootAr"/>
+          <w:b w:val="false"/>
+          <w:bCs w:val="false"/>
+          <w:rtl/>
         </w:rPr>
         <w:t xml:space="preserve">القانون المدني والتجاري للأمة (</w:t>
       </w:r>
@@ -2061,6 +2331,7 @@
           <w:rStyle w:val="FootAr"/>
           <w:b w:val="false"/>
           <w:bCs w:val="false"/>
+          <w:rtl/>
         </w:rPr>
         <w:t xml:space="preserve">)، المادة 2424.</w:t>
       </w:r>
@@ -2070,30 +2341,35 @@
     <w:p>
       <w:pPr>
         <w:pStyle w:val="FootP"/>
-      </w:pPr>
-      <w:r>
-        <w:rPr>
-          <w:rStyle w:val="FootnoteReference"/>
-        </w:rPr>
-        <w:t>(</w:t>
-      </w:r>
-      <w:r>
-        <w:rPr>
-          <w:rStyle w:val="FootnoteReference"/>
+        <w:bidi/>
+      </w:pPr>
+      <w:r>
+        <w:rPr>
+          <w:rStyle w:val="FootnoteReference"/>
+          <w:rtl/>
+        </w:rPr>
+        <w:t>(</w:t>
+      </w:r>
+      <w:r>
+        <w:rPr>
+          <w:rStyle w:val="FootnoteReference"/>
+          <w:rtl/>
         </w:rPr>
         <w:footnoteRef/>
       </w:r>
       <w:r>
         <w:rPr>
           <w:rStyle w:val="FootnoteReference"/>
-        </w:rPr>
-        <w:t>)</w:t>
-      </w:r>
-      <w:r>
-        <w:rPr>
-          <w:rStyle w:val="FootAr"/>
-          <w:b w:val="false"/>
-          <w:bCs w:val="false"/>
+          <w:rtl/>
+        </w:rPr>
+        <w:t>)</w:t>
+      </w:r>
+      <w:r>
+        <w:rPr>
+          <w:rStyle w:val="FootAr"/>
+          <w:b w:val="false"/>
+          <w:bCs w:val="false"/>
+          <w:rtl/>
         </w:rPr>
         <w:t xml:space="preserve">القانون المدني والتجاري للأمة (</w:t>
       </w:r>
@@ -2110,6 +2386,7 @@
           <w:rStyle w:val="FootAr"/>
           <w:b w:val="false"/>
           <w:bCs w:val="false"/>
+          <w:rtl/>
         </w:rPr>
         <w:t xml:space="preserve">)، المادة 527.</w:t>
       </w:r>
@@ -2119,22 +2396,26 @@
     <w:p>
       <w:pPr>
         <w:pStyle w:val="FootP"/>
-      </w:pPr>
-      <w:r>
-        <w:rPr>
-          <w:rStyle w:val="FootnoteReference"/>
-        </w:rPr>
-        <w:t>(</w:t>
-      </w:r>
-      <w:r>
-        <w:rPr>
-          <w:rStyle w:val="FootnoteReference"/>
+        <w:bidi/>
+      </w:pPr>
+      <w:r>
+        <w:rPr>
+          <w:rStyle w:val="FootnoteReference"/>
+          <w:rtl/>
+        </w:rPr>
+        <w:t>(</w:t>
+      </w:r>
+      <w:r>
+        <w:rPr>
+          <w:rStyle w:val="FootnoteReference"/>
+          <w:rtl/>
         </w:rPr>
         <w:footnoteRef/>
       </w:r>
       <w:r>
         <w:rPr>
           <w:rStyle w:val="FootnoteReference"/>
+          <w:rtl/>
         </w:rPr>
         <w:t>)</w:t>
       </w:r>
@@ -2151,6 +2432,7 @@
           <w:rStyle w:val="FootAr"/>
           <w:b w:val="false"/>
           <w:bCs w:val="false"/>
+          <w:rtl/>
         </w:rPr>
         <w:t xml:space="preserve"> (</w:t>
       </w:r>
@@ -2167,6 +2449,7 @@
           <w:rStyle w:val="FootAr"/>
           <w:b w:val="false"/>
           <w:bCs w:val="false"/>
+          <w:rtl/>
         </w:rPr>
         <w:t xml:space="preserve">), </w:t>
       </w:r>
@@ -2183,6 +2466,7 @@
           <w:rStyle w:val="FootAr"/>
           <w:b w:val="false"/>
           <w:bCs w:val="false"/>
+          <w:rtl/>
         </w:rPr>
         <w:t xml:space="preserve">, </w:t>
       </w:r>
@@ -2297,7 +2581,11 @@
 <file path=word/styles.xml><?xml version="1.0" encoding="utf-8"?>
 <w:styles xmlns:mc="http://schemas.openxmlformats.org/markup-compatibility/2006" xmlns:r="http://schemas.openxmlformats.org/officeDocument/2006/relationships" xmlns:w="http://schemas.openxmlformats.org/wordprocessingml/2006/main" xmlns:w14="http://schemas.microsoft.com/office/word/2010/wordml" xmlns:w15="http://schemas.microsoft.com/office/word/2012/wordml" mc:Ignorable="w14 w15">
   <w:docDefaults>
-    <w:rPrDefault/>
+    <w:rPrDefault>
+      <w:rPr>
+        <w:lang w:val="en-US" w:bidi="ar-SA"/>
+      </w:rPr>
+    </w:rPrDefault>
     <w:pPrDefault/>
   </w:docDefaults>
   <w:style w:type="paragraph" w:styleId="Title">

--- a/06_متن_الرسالة/الفصل_الثالث/ز1_ازدواجية_العقد_بين_المحكمة_والمسجد.docx
+++ b/06_متن_الرسالة/الفصل_الثالث/ز1_ازدواجية_العقد_بين_المحكمة_والمسجد.docx
@@ -4,6 +4,18 @@
   <w:body>
     <w:p>
       <w:pPr>
+        <w:pStyle w:val="HSub"/>
+        <w:bidi/>
+      </w:pPr>
+      <w:r>
+        <w:rPr>
+          <w:rtl/>
+        </w:rPr>
+        <w:t xml:space="preserve">المطلب الأول: ازدواجية العقد بين المحكمة والمسجد</w:t>
+      </w:r>
+    </w:p>
+    <w:p>
+      <w:pPr>
         <w:pStyle w:val="HMas"/>
         <w:bidi/>
       </w:pPr>
@@ -11,18 +23,6 @@
         <w:rPr>
           <w:rtl/>
         </w:rPr>
-        <w:t xml:space="preserve">المطلب الأول: ازدواجية العقد بين المحكمة والمسجد</w:t>
-      </w:r>
-    </w:p>
-    <w:p>
-      <w:pPr>
-        <w:pStyle w:val="HSub"/>
-        <w:bidi/>
-      </w:pPr>
-      <w:r>
-        <w:rPr>
-          <w:rtl/>
-        </w:rPr>
         <w:t xml:space="preserve">أولًا: صورة الإشكالية</w:t>
       </w:r>
     </w:p>
@@ -58,7 +58,7 @@
     </w:p>
     <w:p>
       <w:pPr>
-        <w:pStyle w:val="HSub"/>
+        <w:pStyle w:val="HMas"/>
         <w:bidi/>
       </w:pPr>
       <w:r>
@@ -388,7 +388,7 @@
     </w:p>
     <w:p>
       <w:pPr>
-        <w:pStyle w:val="HSub"/>
+        <w:pStyle w:val="HMas"/>
         <w:bidi/>
       </w:pPr>
       <w:r>
@@ -774,7 +774,7 @@
     </w:p>
     <w:p>
       <w:pPr>
-        <w:pStyle w:val="HSub"/>
+        <w:pStyle w:val="HMas"/>
         <w:bidi/>
       </w:pPr>
       <w:r>
@@ -2583,7 +2583,7 @@
   <w:docDefaults>
     <w:rPrDefault>
       <w:rPr>
-        <w:lang w:val="en-US" w:bidi="ar-SA"/>
+        <w:lang w:val="ar-SA" w:eastAsia="ar-SA" w:bidi="ar-SA"/>
       </w:rPr>
     </w:rPrDefault>
     <w:pPrDefault/>
@@ -2760,7 +2760,7 @@
     </w:rPr>
   </w:style>
   <w:style w:type="paragraph" w:styleId="MatnAr">
-    <w:name w:val="متن عربي"/>
+    <w:name w:val="متن عربي 18"/>
     <w:basedOn w:val="Normal"/>
     <w:qFormat/>
     <w:pPr>
@@ -2776,7 +2776,7 @@
     </w:rPr>
   </w:style>
   <w:style w:type="paragraph" w:styleId="HMain">
-    <w:name w:val="عنوان رئيسي عربي"/>
+    <w:name w:val="عنوان رئيسي عربي Bold"/>
     <w:basedOn w:val="MatnAr"/>
     <w:pPr>
       <w:keepNext/>
@@ -2790,7 +2790,7 @@
     </w:rPr>
   </w:style>
   <w:style w:type="paragraph" w:styleId="HSub">
-    <w:name w:val="HSub"/>
+    <w:name w:val="عنوان فرعي عربي Bold"/>
     <w:basedOn w:val="MatnAr"/>
     <w:pPr>
       <w:keepNext/>
@@ -2804,7 +2804,7 @@
     </w:rPr>
   </w:style>
   <w:style w:type="paragraph" w:styleId="HMas">
-    <w:name w:val="HMas"/>
+    <w:name w:val="عنوان مسألة عربي Bold"/>
     <w:basedOn w:val="MatnAr"/>
     <w:pPr>
       <w:keepNext/>
@@ -2818,7 +2818,7 @@
     </w:rPr>
   </w:style>
   <w:style w:type="paragraph" w:styleId="FootP">
-    <w:name w:val="حاشية عربية"/>
+    <w:name w:val="حاشية عربية 14"/>
     <w:basedOn w:val="MatnAr"/>
     <w:pPr>
       <w:spacing w:after="0"/>
@@ -2855,7 +2855,7 @@
     </w:rPr>
   </w:style>
   <w:style w:type="character" w:styleId="BodyLat">
-    <w:name w:val="مصطلح أجنبي في المتن"/>
+    <w:name w:val="مصطلح أجنبي في المتن Times 12"/>
     <w:uiPriority w:val="99"/>
     <w:unhideWhenUsed/>
     <w:rPr>
@@ -2863,6 +2863,7 @@
       <w:color w:val="000000"/>
       <w:sz w:val="24"/>
       <w:szCs w:val="24"/>
+      <w:lang w:val="es-AR"/>
     </w:rPr>
   </w:style>
   <w:style w:type="character" w:styleId="FootAr">
@@ -2877,17 +2878,18 @@
     </w:rPr>
   </w:style>
   <w:style w:type="character" w:styleId="FootLat">
-    <w:name w:val="مصطلح أجنبي في الحاشية"/>
+    <w:name w:val="مصطلح أجنبي في الحاشية Times 10"/>
     <w:uiPriority w:val="99"/>
     <w:unhideWhenUsed/>
     <w:rPr>
       <w:rFonts w:ascii="Times New Roman" w:cs="Times New Roman" w:eastAsia="Times New Roman" w:hAnsi="Times New Roman"/>
       <w:sz w:val="20"/>
       <w:szCs w:val="20"/>
+      <w:lang w:val="es-AR"/>
     </w:rPr>
   </w:style>
   <w:style w:type="character" w:styleId="FootnoteReference">
-    <w:name w:val="رقم الحاشية مرتفع"/>
+    <w:name w:val="رقم الحاشية في المتن مرتفع"/>
     <w:basedOn w:val="DefaultParagraphFont"/>
     <w:uiPriority w:val="99"/>
     <w:unhideWhenUsed/>

--- a/06_متن_الرسالة/الفصل_الثالث/ز1_ازدواجية_العقد_بين_المحكمة_والمسجد.docx
+++ b/06_متن_الرسالة/الفصل_الثالث/ز1_ازدواجية_العقد_بين_المحكمة_والمسجد.docx
@@ -6,9 +6,15 @@
       <w:pPr>
         <w:pStyle w:val="HSub"/>
         <w:bidi/>
-      </w:pPr>
-      <w:r>
-        <w:rPr>
+        <w:jc w:val="start"/>
+      </w:pPr>
+      <w:r>
+        <w:rPr>
+          <w:rFonts w:ascii="Traditional Arabic" w:cs="Traditional Arabic" w:eastAsia="Traditional Arabic" w:hAnsi="Traditional Arabic"/>
+          <w:b/>
+          <w:bCs/>
+          <w:sz w:val="36"/>
+          <w:szCs w:val="36"/>
           <w:rtl/>
         </w:rPr>
         <w:t xml:space="preserve">المطلب الأول: ازدواجية العقد بين المحكمة والمسجد</w:t>
@@ -18,9 +24,15 @@
       <w:pPr>
         <w:pStyle w:val="HMas"/>
         <w:bidi/>
-      </w:pPr>
-      <w:r>
-        <w:rPr>
+        <w:jc w:val="start"/>
+      </w:pPr>
+      <w:r>
+        <w:rPr>
+          <w:rFonts w:ascii="Traditional Arabic" w:cs="Traditional Arabic" w:eastAsia="Traditional Arabic" w:hAnsi="Traditional Arabic"/>
+          <w:b/>
+          <w:bCs/>
+          <w:sz w:val="36"/>
+          <w:szCs w:val="36"/>
           <w:rtl/>
         </w:rPr>
         <w:t xml:space="preserve">أولًا: صورة الإشكالية</w:t>
@@ -30,12 +42,16 @@
       <w:pPr>
         <w:pStyle w:val="MatnAr"/>
         <w:bidi/>
-      </w:pPr>
-      <w:r>
-        <w:rPr>
-          <w:rStyle w:val="BodyAr"/>
-          <w:b w:val="false"/>
-          <w:bCs w:val="false"/>
+        <w:jc w:val="start"/>
+      </w:pPr>
+      <w:r>
+        <w:rPr>
+          <w:rStyle w:val="BodyAr"/>
+          <w:rFonts w:ascii="Traditional Arabic" w:cs="Traditional Arabic" w:eastAsia="Traditional Arabic" w:hAnsi="Traditional Arabic"/>
+          <w:b w:val="false"/>
+          <w:bCs w:val="false"/>
+          <w:sz w:val="36"/>
+          <w:szCs w:val="36"/>
           <w:rtl/>
         </w:rPr>
         <w:t xml:space="preserve">يتزوج المسلمون في الأرجنتين بعقدين منفصلين لا يعترف أحدهما بالآخر: عقد مدني يُبرم أمام موظف سجل الحالة المدنية، وعقد شرعي يُبرم في المسجد أو المركز الإسلامي. فالقانون الأرجنتيني لا يرتّب على العقد الشرعي وحده أي أثر مدني، والفقهاء المعاصرون يتحفظون على العقد المدني وحده، لخلوه من الولي، واكتفائه بشاهد غير مسلم، وإغفاله المهر والصيغة الشرعية. فمن اقتصر على العقد الشرعي بقي زواجه بلا وجود قانوني، ومن اقتصر على العقد المدني بقي زواجه موضع نظر شرعي. ويُلاحَظ في الواقع أن بعض المراكز الإسلامية تشترط إبراز محضر الزواج المدني قبل إجراء العقد الشرعي، وأن بعضها يكتفي بالعقد الشرعي.</w:t>
@@ -45,12 +61,16 @@
       <w:pPr>
         <w:pStyle w:val="MatnAr"/>
         <w:bidi/>
-      </w:pPr>
-      <w:r>
-        <w:rPr>
-          <w:rStyle w:val="BodyAr"/>
-          <w:b w:val="false"/>
-          <w:bCs w:val="false"/>
+        <w:jc w:val="start"/>
+      </w:pPr>
+      <w:r>
+        <w:rPr>
+          <w:rStyle w:val="BodyAr"/>
+          <w:rFonts w:ascii="Traditional Arabic" w:cs="Traditional Arabic" w:eastAsia="Traditional Arabic" w:hAnsi="Traditional Arabic"/>
+          <w:b w:val="false"/>
+          <w:bCs w:val="false"/>
+          <w:sz w:val="36"/>
+          <w:szCs w:val="36"/>
           <w:rtl/>
         </w:rPr>
         <w:t xml:space="preserve">وتثير هذه الازدواجية ثلاثة أسئلة: ما حكم العقد المدني وحده في الشريعة؟ وما حكم العقد الشرعي غير الموثق مدنيًّا؟ وما أثر كل منهما في القانون، وكيف يُجمع بين العقدين دون تعارض؟</w:t>
@@ -60,9 +80,15 @@
       <w:pPr>
         <w:pStyle w:val="HMas"/>
         <w:bidi/>
-      </w:pPr>
-      <w:r>
-        <w:rPr>
+        <w:jc w:val="start"/>
+      </w:pPr>
+      <w:r>
+        <w:rPr>
+          <w:rFonts w:ascii="Traditional Arabic" w:cs="Traditional Arabic" w:eastAsia="Traditional Arabic" w:hAnsi="Traditional Arabic"/>
+          <w:b/>
+          <w:bCs/>
+          <w:sz w:val="36"/>
+          <w:szCs w:val="36"/>
           <w:rtl/>
         </w:rPr>
         <w:t xml:space="preserve">ثانيًا: الحكم الشرعي</w:t>
@@ -72,12 +98,16 @@
       <w:pPr>
         <w:pStyle w:val="MatnAr"/>
         <w:bidi/>
-      </w:pPr>
-      <w:r>
-        <w:rPr>
-          <w:rStyle w:val="BodyAr"/>
-          <w:b w:val="false"/>
-          <w:bCs w:val="false"/>
+        <w:jc w:val="start"/>
+      </w:pPr>
+      <w:r>
+        <w:rPr>
+          <w:rStyle w:val="BodyAr"/>
+          <w:rFonts w:ascii="Traditional Arabic" w:cs="Traditional Arabic" w:eastAsia="Traditional Arabic" w:hAnsi="Traditional Arabic"/>
+          <w:b w:val="false"/>
+          <w:bCs w:val="false"/>
+          <w:sz w:val="36"/>
+          <w:szCs w:val="36"/>
           <w:rtl/>
         </w:rPr>
         <w:t xml:space="preserve">اتفق الفقهاء على أن النكاح لا يكون سرًّا، واختلفوا في وسيلة إعلانه وإثباته. فالحنفية</w:t>
@@ -85,29 +115,17 @@
       <w:r>
         <w:rPr>
           <w:rStyle w:val="FootnoteReference"/>
-          <w:rtl/>
-        </w:rPr>
-        <w:t>(</w:t>
-      </w:r>
-      <w:r>
-        <w:rPr>
-          <w:rStyle w:val="FootnoteReference"/>
-          <w:rtl/>
         </w:rPr>
         <w:footnoteReference w:id="1"/>
       </w:r>
       <w:r>
         <w:rPr>
-          <w:rStyle w:val="FootnoteReference"/>
-          <w:rtl/>
-        </w:rPr>
-        <w:t>)</w:t>
-      </w:r>
-      <w:r>
-        <w:rPr>
-          <w:rStyle w:val="BodyAr"/>
-          <w:b w:val="false"/>
-          <w:bCs w:val="false"/>
+          <w:rStyle w:val="BodyAr"/>
+          <w:rFonts w:ascii="Traditional Arabic" w:cs="Traditional Arabic" w:eastAsia="Traditional Arabic" w:hAnsi="Traditional Arabic"/>
+          <w:b w:val="false"/>
+          <w:bCs w:val="false"/>
+          <w:sz w:val="36"/>
+          <w:szCs w:val="36"/>
           <w:rtl/>
         </w:rPr>
         <w:t xml:space="preserve"> والشافعية</w:t>
@@ -115,29 +133,17 @@
       <w:r>
         <w:rPr>
           <w:rStyle w:val="FootnoteReference"/>
-          <w:rtl/>
-        </w:rPr>
-        <w:t>(</w:t>
-      </w:r>
-      <w:r>
-        <w:rPr>
-          <w:rStyle w:val="FootnoteReference"/>
-          <w:rtl/>
         </w:rPr>
         <w:footnoteReference w:id="2"/>
       </w:r>
       <w:r>
         <w:rPr>
-          <w:rStyle w:val="FootnoteReference"/>
-          <w:rtl/>
-        </w:rPr>
-        <w:t>)</w:t>
-      </w:r>
-      <w:r>
-        <w:rPr>
-          <w:rStyle w:val="BodyAr"/>
-          <w:b w:val="false"/>
-          <w:bCs w:val="false"/>
+          <w:rStyle w:val="BodyAr"/>
+          <w:rFonts w:ascii="Traditional Arabic" w:cs="Traditional Arabic" w:eastAsia="Traditional Arabic" w:hAnsi="Traditional Arabic"/>
+          <w:b w:val="false"/>
+          <w:bCs w:val="false"/>
+          <w:sz w:val="36"/>
+          <w:szCs w:val="36"/>
           <w:rtl/>
         </w:rPr>
         <w:t xml:space="preserve"> والحنابلة في المشهور</w:t>
@@ -145,29 +151,17 @@
       <w:r>
         <w:rPr>
           <w:rStyle w:val="FootnoteReference"/>
-          <w:rtl/>
-        </w:rPr>
-        <w:t>(</w:t>
-      </w:r>
-      <w:r>
-        <w:rPr>
-          <w:rStyle w:val="FootnoteReference"/>
-          <w:rtl/>
         </w:rPr>
         <w:footnoteReference w:id="3"/>
       </w:r>
       <w:r>
         <w:rPr>
-          <w:rStyle w:val="FootnoteReference"/>
-          <w:rtl/>
-        </w:rPr>
-        <w:t>)</w:t>
-      </w:r>
-      <w:r>
-        <w:rPr>
-          <w:rStyle w:val="BodyAr"/>
-          <w:b w:val="false"/>
-          <w:bCs w:val="false"/>
+          <w:rStyle w:val="BodyAr"/>
+          <w:rFonts w:ascii="Traditional Arabic" w:cs="Traditional Arabic" w:eastAsia="Traditional Arabic" w:hAnsi="Traditional Arabic"/>
+          <w:b w:val="false"/>
+          <w:bCs w:val="false"/>
+          <w:sz w:val="36"/>
+          <w:szCs w:val="36"/>
           <w:rtl/>
         </w:rPr>
         <w:t xml:space="preserve"> يشترطون حضور شاهدين عند العقد. أما الإمام مالك رحمه الله فيكتفي بالإعلان؛ والإشهاد عند المالكية</w:t>
@@ -175,29 +169,17 @@
       <w:r>
         <w:rPr>
           <w:rStyle w:val="FootnoteReference"/>
-          <w:rtl/>
-        </w:rPr>
-        <w:t>(</w:t>
-      </w:r>
-      <w:r>
-        <w:rPr>
-          <w:rStyle w:val="FootnoteReference"/>
-          <w:rtl/>
         </w:rPr>
         <w:footnoteReference w:id="4"/>
       </w:r>
       <w:r>
         <w:rPr>
-          <w:rStyle w:val="FootnoteReference"/>
-          <w:rtl/>
-        </w:rPr>
-        <w:t>)</w:t>
-      </w:r>
-      <w:r>
-        <w:rPr>
-          <w:rStyle w:val="BodyAr"/>
-          <w:b w:val="false"/>
-          <w:bCs w:val="false"/>
+          <w:rStyle w:val="BodyAr"/>
+          <w:rFonts w:ascii="Traditional Arabic" w:cs="Traditional Arabic" w:eastAsia="Traditional Arabic" w:hAnsi="Traditional Arabic"/>
+          <w:b w:val="false"/>
+          <w:bCs w:val="false"/>
+          <w:sz w:val="36"/>
+          <w:szCs w:val="36"/>
           <w:rtl/>
         </w:rPr>
         <w:t xml:space="preserve"> مندوب عند العقد، واجب عند الدخول، ويُفسخ نكاح السر المتواصى بكتمانه. وعلة الإشهاد صيانة العقد من الجحود وحفظ النسب، وقد جاء في تعليلها:</w:t>
@@ -207,12 +189,16 @@
       <w:pPr>
         <w:pStyle w:val="MatnAr"/>
         <w:bidi/>
-      </w:pPr>
-      <w:r>
-        <w:rPr>
-          <w:rStyle w:val="BodyAr"/>
-          <w:b w:val="false"/>
-          <w:bCs w:val="false"/>
+        <w:jc w:val="start"/>
+      </w:pPr>
+      <w:r>
+        <w:rPr>
+          <w:rStyle w:val="BodyAr"/>
+          <w:rFonts w:ascii="Traditional Arabic" w:cs="Traditional Arabic" w:eastAsia="Traditional Arabic" w:hAnsi="Traditional Arabic"/>
+          <w:b w:val="false"/>
+          <w:bCs w:val="false"/>
+          <w:sz w:val="36"/>
+          <w:szCs w:val="36"/>
           <w:rtl/>
         </w:rPr>
         <w:t xml:space="preserve">«ولأنَّه يتعلَّقُ به حَقُّ غيرِ المُتَعاقِدَيْنِ، وهو الوَلَدُ، فاشْتُرِطتِ الشهادةُ فيه، لئلَّا يَجحَدَه أبُوه».</w:t>
@@ -220,35 +206,24 @@
       <w:r>
         <w:rPr>
           <w:rStyle w:val="FootnoteReference"/>
-          <w:rtl/>
-        </w:rPr>
-        <w:t>(</w:t>
-      </w:r>
-      <w:r>
-        <w:rPr>
-          <w:rStyle w:val="FootnoteReference"/>
-          <w:rtl/>
         </w:rPr>
         <w:footnoteReference w:id="5"/>
       </w:r>
-      <w:r>
-        <w:rPr>
-          <w:rStyle w:val="FootnoteReference"/>
-          <w:rtl/>
-        </w:rPr>
-        <w:t>)</w:t>
-      </w:r>
     </w:p>
     <w:p>
       <w:pPr>
         <w:pStyle w:val="MatnAr"/>
         <w:bidi/>
-      </w:pPr>
-      <w:r>
-        <w:rPr>
-          <w:rStyle w:val="BodyAr"/>
-          <w:b w:val="false"/>
-          <w:bCs w:val="false"/>
+        <w:jc w:val="start"/>
+      </w:pPr>
+      <w:r>
+        <w:rPr>
+          <w:rStyle w:val="BodyAr"/>
+          <w:rFonts w:ascii="Traditional Arabic" w:cs="Traditional Arabic" w:eastAsia="Traditional Arabic" w:hAnsi="Traditional Arabic"/>
+          <w:b w:val="false"/>
+          <w:bCs w:val="false"/>
+          <w:sz w:val="36"/>
+          <w:szCs w:val="36"/>
           <w:rtl/>
         </w:rPr>
         <w:t xml:space="preserve">أما التوثيق الكتابي فلم يعدّه المتقدمون ركنًا ولا شرطًا. وقد نبّه شيخ الإسلام ابن تيمية رحمه الله إلى أن الصحابة رضي الله عنهم لم يكونوا يكتبون الصداقات، وأنه قد يقال بوجوب الإشهاد في الأماكن التي يجهل الناس فيها حال بعضهم.</w:t>
@@ -256,35 +231,24 @@
       <w:r>
         <w:rPr>
           <w:rStyle w:val="FootnoteReference"/>
-          <w:rtl/>
-        </w:rPr>
-        <w:t>(</w:t>
-      </w:r>
-      <w:r>
-        <w:rPr>
-          <w:rStyle w:val="FootnoteReference"/>
-          <w:rtl/>
         </w:rPr>
         <w:footnoteReference w:id="6"/>
       </w:r>
-      <w:r>
-        <w:rPr>
-          <w:rStyle w:val="FootnoteReference"/>
-          <w:rtl/>
-        </w:rPr>
-        <w:t>)</w:t>
-      </w:r>
     </w:p>
     <w:p>
       <w:pPr>
         <w:pStyle w:val="MatnAr"/>
         <w:bidi/>
-      </w:pPr>
-      <w:r>
-        <w:rPr>
-          <w:rStyle w:val="BodyAr"/>
-          <w:b w:val="false"/>
-          <w:bCs w:val="false"/>
+        <w:jc w:val="start"/>
+      </w:pPr>
+      <w:r>
+        <w:rPr>
+          <w:rStyle w:val="BodyAr"/>
+          <w:rFonts w:ascii="Traditional Arabic" w:cs="Traditional Arabic" w:eastAsia="Traditional Arabic" w:hAnsi="Traditional Arabic"/>
+          <w:b w:val="false"/>
+          <w:bCs w:val="false"/>
+          <w:sz w:val="36"/>
+          <w:szCs w:val="36"/>
           <w:rtl/>
         </w:rPr>
         <w:t xml:space="preserve">واختلف المعاصرون في العقد الشرعي غير الموثق مدنيًّا بعد اتفاقهم على صحته إذا استوفى أركانه. فمنهم من لا يوجب توثيقه لأن الكتابة ليست ركنًا ولا شرطًا، ومنهم من يوجب التوثيق ويؤثّم تاركه، استنادًا إلى طاعة ولي الأمر ومصلحة حفظ الحقوق وحفظ الأنساب.</w:t>
@@ -292,29 +256,17 @@
       <w:r>
         <w:rPr>
           <w:rStyle w:val="FootnoteReference"/>
-          <w:rtl/>
-        </w:rPr>
-        <w:t>(</w:t>
-      </w:r>
-      <w:r>
-        <w:rPr>
-          <w:rStyle w:val="FootnoteReference"/>
-          <w:rtl/>
         </w:rPr>
         <w:footnoteReference w:id="7"/>
       </w:r>
       <w:r>
         <w:rPr>
-          <w:rStyle w:val="FootnoteReference"/>
-          <w:rtl/>
-        </w:rPr>
-        <w:t>)</w:t>
-      </w:r>
-      <w:r>
-        <w:rPr>
-          <w:rStyle w:val="BodyAr"/>
-          <w:b w:val="false"/>
-          <w:bCs w:val="false"/>
+          <w:rStyle w:val="BodyAr"/>
+          <w:rFonts w:ascii="Traditional Arabic" w:cs="Traditional Arabic" w:eastAsia="Traditional Arabic" w:hAnsi="Traditional Arabic"/>
+          <w:b w:val="false"/>
+          <w:bCs w:val="false"/>
+          <w:sz w:val="36"/>
+          <w:szCs w:val="36"/>
           <w:rtl/>
         </w:rPr>
         <w:t xml:space="preserve"> ويحتاج الاستناد إلى طاعة ولي الأمر إلى تكييف إذا كان الحاكم غير مسلم، فيُردّ الوجوب حينئذ إلى حفظ الحقوق وقاعدة أن للوسائل أحكام المقاصد.</w:t>
@@ -324,12 +276,16 @@
       <w:pPr>
         <w:pStyle w:val="MatnAr"/>
         <w:bidi/>
-      </w:pPr>
-      <w:r>
-        <w:rPr>
-          <w:rStyle w:val="BodyAr"/>
-          <w:b w:val="false"/>
-          <w:bCs w:val="false"/>
+        <w:jc w:val="start"/>
+      </w:pPr>
+      <w:r>
+        <w:rPr>
+          <w:rStyle w:val="BodyAr"/>
+          <w:rFonts w:ascii="Traditional Arabic" w:cs="Traditional Arabic" w:eastAsia="Traditional Arabic" w:hAnsi="Traditional Arabic"/>
+          <w:b w:val="false"/>
+          <w:bCs w:val="false"/>
+          <w:sz w:val="36"/>
+          <w:szCs w:val="36"/>
           <w:rtl/>
         </w:rPr>
         <w:t xml:space="preserve">أما العقد المدني وحده فيرى بعض المعاصرين أنه لا ينعقد به نكاح شرعًا، لاجتماع مخالفات فيه: خلوّه من الولي، واكتفائه بشاهد غير مسلم، وخلوّه من المهر، وعدم اشتماله على إيجاب وقبول شرعيين؛ وأن التوثيق المدني لا صلة له بصحة العقد، فمن احتاج إليه أجرى بعده عقدًا بصيغة شرعية.</w:t>
@@ -337,29 +293,17 @@
       <w:r>
         <w:rPr>
           <w:rStyle w:val="FootnoteReference"/>
-          <w:rtl/>
-        </w:rPr>
-        <w:t>(</w:t>
-      </w:r>
-      <w:r>
-        <w:rPr>
-          <w:rStyle w:val="FootnoteReference"/>
-          <w:rtl/>
         </w:rPr>
         <w:footnoteReference w:id="8"/>
       </w:r>
       <w:r>
         <w:rPr>
-          <w:rStyle w:val="FootnoteReference"/>
-          <w:rtl/>
-        </w:rPr>
-        <w:t>)</w:t>
-      </w:r>
-      <w:r>
-        <w:rPr>
-          <w:rStyle w:val="BodyAr"/>
-          <w:b w:val="false"/>
-          <w:bCs w:val="false"/>
+          <w:rStyle w:val="BodyAr"/>
+          <w:rFonts w:ascii="Traditional Arabic" w:cs="Traditional Arabic" w:eastAsia="Traditional Arabic" w:hAnsi="Traditional Arabic"/>
+          <w:b w:val="false"/>
+          <w:bCs w:val="false"/>
+          <w:sz w:val="36"/>
+          <w:szCs w:val="36"/>
           <w:rtl/>
         </w:rPr>
         <w:t xml:space="preserve"> ويرى آخرون أن العقد المدني إذا تحقق إشهاره وخلا من موانع الزواج ترتبت عليه آثار الزواج للشبهة، مع وجوب إعادته في الإطار الإسلامي.</w:t>
@@ -367,32 +311,23 @@
       <w:r>
         <w:rPr>
           <w:rStyle w:val="FootnoteReference"/>
-          <w:rtl/>
-        </w:rPr>
-        <w:t>(</w:t>
-      </w:r>
-      <w:r>
-        <w:rPr>
-          <w:rStyle w:val="FootnoteReference"/>
-          <w:rtl/>
         </w:rPr>
         <w:footnoteReference w:id="9"/>
       </w:r>
-      <w:r>
-        <w:rPr>
-          <w:rStyle w:val="FootnoteReference"/>
-          <w:rtl/>
-        </w:rPr>
-        <w:t>)</w:t>
-      </w:r>
     </w:p>
     <w:p>
       <w:pPr>
         <w:pStyle w:val="HMas"/>
         <w:bidi/>
-      </w:pPr>
-      <w:r>
-        <w:rPr>
+        <w:jc w:val="start"/>
+      </w:pPr>
+      <w:r>
+        <w:rPr>
+          <w:rFonts w:ascii="Traditional Arabic" w:cs="Traditional Arabic" w:eastAsia="Traditional Arabic" w:hAnsi="Traditional Arabic"/>
+          <w:b/>
+          <w:bCs/>
+          <w:sz w:val="36"/>
+          <w:szCs w:val="36"/>
           <w:rtl/>
         </w:rPr>
         <w:t xml:space="preserve">ثالثًا: الحكم القانوني الأرجنتيني</w:t>
@@ -402,12 +337,16 @@
       <w:pPr>
         <w:pStyle w:val="MatnAr"/>
         <w:bidi/>
-      </w:pPr>
-      <w:r>
-        <w:rPr>
-          <w:rStyle w:val="BodyAr"/>
-          <w:b w:val="false"/>
-          <w:bCs w:val="false"/>
+        <w:jc w:val="start"/>
+      </w:pPr>
+      <w:r>
+        <w:rPr>
+          <w:rStyle w:val="BodyAr"/>
+          <w:rFonts w:ascii="Traditional Arabic" w:cs="Traditional Arabic" w:eastAsia="Traditional Arabic" w:hAnsi="Traditional Arabic"/>
+          <w:b w:val="false"/>
+          <w:bCs w:val="false"/>
+          <w:sz w:val="36"/>
+          <w:szCs w:val="36"/>
           <w:rtl/>
         </w:rPr>
         <w:t xml:space="preserve">تشترط المادة 406 من القانون المدني والتجاري</w:t>
@@ -415,29 +354,17 @@
       <w:r>
         <w:rPr>
           <w:rStyle w:val="FootnoteReference"/>
-          <w:rtl/>
-        </w:rPr>
-        <w:t>(</w:t>
-      </w:r>
-      <w:r>
-        <w:rPr>
-          <w:rStyle w:val="FootnoteReference"/>
-          <w:rtl/>
         </w:rPr>
         <w:footnoteReference w:id="10"/>
       </w:r>
       <w:r>
         <w:rPr>
-          <w:rStyle w:val="FootnoteReference"/>
-          <w:rtl/>
-        </w:rPr>
-        <w:t>)</w:t>
-      </w:r>
-      <w:r>
-        <w:rPr>
-          <w:rStyle w:val="BodyAr"/>
-          <w:b w:val="false"/>
-          <w:bCs w:val="false"/>
+          <w:rStyle w:val="BodyAr"/>
+          <w:rFonts w:ascii="Traditional Arabic" w:cs="Traditional Arabic" w:eastAsia="Traditional Arabic" w:hAnsi="Traditional Arabic"/>
+          <w:b w:val="false"/>
+          <w:bCs w:val="false"/>
+          <w:sz w:val="36"/>
+          <w:szCs w:val="36"/>
           <w:rtl/>
         </w:rPr>
         <w:t xml:space="preserve"> لوجود الزواج رضا الزوجين معبَّرًا عنه بشخصيهما أمام السلطة المختصة بإبرامه، وتنص على أن:</w:t>
@@ -458,12 +385,16 @@
       <w:pPr>
         <w:pStyle w:val="MatnAr"/>
         <w:bidi/>
-      </w:pPr>
-      <w:r>
-        <w:rPr>
-          <w:rStyle w:val="BodyAr"/>
-          <w:b w:val="false"/>
-          <w:bCs w:val="false"/>
+        <w:jc w:val="start"/>
+      </w:pPr>
+      <w:r>
+        <w:rPr>
+          <w:rStyle w:val="BodyAr"/>
+          <w:rFonts w:ascii="Traditional Arabic" w:cs="Traditional Arabic" w:eastAsia="Traditional Arabic" w:hAnsi="Traditional Arabic"/>
+          <w:b w:val="false"/>
+          <w:bCs w:val="false"/>
+          <w:sz w:val="36"/>
+          <w:szCs w:val="36"/>
           <w:rtl/>
         </w:rPr>
         <w:t xml:space="preserve">أي أن «التصرف الذي يخلو من هذا الشرط لا يرتّب آثارًا مدنية». وقد عدّ الشرّاح فقد هذا الشرط سببًا لانعدام التصرف (</w:t>
@@ -471,16 +402,22 @@
       <w:r>
         <w:rPr>
           <w:rStyle w:val="BodyLat"/>
-          <w:i w:val="false"/>
-          <w:iCs w:val="false"/>
+          <w:rFonts w:ascii="Times New Roman" w:cs="Times New Roman" w:eastAsia="Times New Roman" w:hAnsi="Times New Roman"/>
+          <w:i w:val="false"/>
+          <w:iCs w:val="false"/>
+          <w:sz w:val="24"/>
+          <w:szCs w:val="24"/>
         </w:rPr>
         <w:t xml:space="preserve">inexistencia</w:t>
       </w:r>
       <w:r>
         <w:rPr>
           <w:rStyle w:val="BodyAr"/>
-          <w:b w:val="false"/>
-          <w:bCs w:val="false"/>
+          <w:rFonts w:ascii="Traditional Arabic" w:cs="Traditional Arabic" w:eastAsia="Traditional Arabic" w:hAnsi="Traditional Arabic"/>
+          <w:b w:val="false"/>
+          <w:bCs w:val="false"/>
+          <w:sz w:val="36"/>
+          <w:szCs w:val="36"/>
           <w:rtl/>
         </w:rPr>
         <w:t xml:space="preserve">) لا لبطلانه، فلا زواج إذا أُعطي الرضا أمام سلطة دينية فقط.</w:t>
@@ -488,35 +425,24 @@
       <w:r>
         <w:rPr>
           <w:rStyle w:val="FootnoteReference"/>
-          <w:rtl/>
-        </w:rPr>
-        <w:t>(</w:t>
-      </w:r>
-      <w:r>
-        <w:rPr>
-          <w:rStyle w:val="FootnoteReference"/>
-          <w:rtl/>
         </w:rPr>
         <w:footnoteReference w:id="11"/>
       </w:r>
-      <w:r>
-        <w:rPr>
-          <w:rStyle w:val="FootnoteReference"/>
-          <w:rtl/>
-        </w:rPr>
-        <w:t>)</w:t>
-      </w:r>
     </w:p>
     <w:p>
       <w:pPr>
         <w:pStyle w:val="MatnAr"/>
         <w:bidi/>
-      </w:pPr>
-      <w:r>
-        <w:rPr>
-          <w:rStyle w:val="BodyAr"/>
-          <w:b w:val="false"/>
-          <w:bCs w:val="false"/>
+        <w:jc w:val="start"/>
+      </w:pPr>
+      <w:r>
+        <w:rPr>
+          <w:rStyle w:val="BodyAr"/>
+          <w:rFonts w:ascii="Traditional Arabic" w:cs="Traditional Arabic" w:eastAsia="Traditional Arabic" w:hAnsi="Traditional Arabic"/>
+          <w:b w:val="false"/>
+          <w:bCs w:val="false"/>
+          <w:sz w:val="36"/>
+          <w:szCs w:val="36"/>
           <w:rtl/>
         </w:rPr>
         <w:t xml:space="preserve">وتشترط المادة 418 أن يُعقد الزواج علنًا بحضور شاهدين، وأربعة إن عُقد خارج مكتب السجل.</w:t>
@@ -524,29 +450,17 @@
       <w:r>
         <w:rPr>
           <w:rStyle w:val="FootnoteReference"/>
-          <w:rtl/>
-        </w:rPr>
-        <w:t>(</w:t>
-      </w:r>
-      <w:r>
-        <w:rPr>
-          <w:rStyle w:val="FootnoteReference"/>
-          <w:rtl/>
         </w:rPr>
         <w:footnoteReference w:id="12"/>
       </w:r>
       <w:r>
         <w:rPr>
-          <w:rStyle w:val="FootnoteReference"/>
-          <w:rtl/>
-        </w:rPr>
-        <w:t>)</w:t>
-      </w:r>
-      <w:r>
-        <w:rPr>
-          <w:rStyle w:val="BodyAr"/>
-          <w:b w:val="false"/>
-          <w:bCs w:val="false"/>
+          <w:rStyle w:val="BodyAr"/>
+          <w:rFonts w:ascii="Traditional Arabic" w:cs="Traditional Arabic" w:eastAsia="Traditional Arabic" w:hAnsi="Traditional Arabic"/>
+          <w:b w:val="false"/>
+          <w:bCs w:val="false"/>
+          <w:sz w:val="36"/>
+          <w:szCs w:val="36"/>
           <w:rtl/>
         </w:rPr>
         <w:t xml:space="preserve"> ولا يُقيَّد في دفاتر الزواج إلا ما عُقد أمام السلطة المختصة أو أمر بقيده قاضٍ.</w:t>
@@ -554,29 +468,17 @@
       <w:r>
         <w:rPr>
           <w:rStyle w:val="FootnoteReference"/>
-          <w:rtl/>
-        </w:rPr>
-        <w:t>(</w:t>
-      </w:r>
-      <w:r>
-        <w:rPr>
-          <w:rStyle w:val="FootnoteReference"/>
-          <w:rtl/>
         </w:rPr>
         <w:footnoteReference w:id="13"/>
       </w:r>
       <w:r>
         <w:rPr>
-          <w:rStyle w:val="FootnoteReference"/>
-          <w:rtl/>
-        </w:rPr>
-        <w:t>)</w:t>
-      </w:r>
-      <w:r>
-        <w:rPr>
-          <w:rStyle w:val="BodyAr"/>
-          <w:b w:val="false"/>
-          <w:bCs w:val="false"/>
+          <w:rStyle w:val="BodyAr"/>
+          <w:rFonts w:ascii="Traditional Arabic" w:cs="Traditional Arabic" w:eastAsia="Traditional Arabic" w:hAnsi="Traditional Arabic"/>
+          <w:b w:val="false"/>
+          <w:bCs w:val="false"/>
+          <w:sz w:val="36"/>
+          <w:szCs w:val="36"/>
           <w:rtl/>
         </w:rPr>
         <w:t xml:space="preserve"> وحيازة الحالة الزوجية (</w:t>
@@ -584,16 +486,22 @@
       <w:r>
         <w:rPr>
           <w:rStyle w:val="BodyLat"/>
-          <w:i w:val="false"/>
-          <w:iCs w:val="false"/>
+          <w:rFonts w:ascii="Times New Roman" w:cs="Times New Roman" w:eastAsia="Times New Roman" w:hAnsi="Times New Roman"/>
+          <w:i w:val="false"/>
+          <w:iCs w:val="false"/>
+          <w:sz w:val="24"/>
+          <w:szCs w:val="24"/>
         </w:rPr>
         <w:t xml:space="preserve">posesión de estado</w:t>
       </w:r>
       <w:r>
         <w:rPr>
           <w:rStyle w:val="BodyAr"/>
-          <w:b w:val="false"/>
-          <w:bCs w:val="false"/>
+          <w:rFonts w:ascii="Traditional Arabic" w:cs="Traditional Arabic" w:eastAsia="Traditional Arabic" w:hAnsi="Traditional Arabic"/>
+          <w:b w:val="false"/>
+          <w:bCs w:val="false"/>
+          <w:sz w:val="36"/>
+          <w:szCs w:val="36"/>
           <w:rtl/>
         </w:rPr>
         <w:t xml:space="preserve">) وحدها لا تكفي لإثبات الزواج.</w:t>
@@ -601,35 +509,24 @@
       <w:r>
         <w:rPr>
           <w:rStyle w:val="FootnoteReference"/>
-          <w:rtl/>
-        </w:rPr>
-        <w:t>(</w:t>
-      </w:r>
-      <w:r>
-        <w:rPr>
-          <w:rStyle w:val="FootnoteReference"/>
-          <w:rtl/>
         </w:rPr>
         <w:footnoteReference w:id="14"/>
       </w:r>
-      <w:r>
-        <w:rPr>
-          <w:rStyle w:val="FootnoteReference"/>
-          <w:rtl/>
-        </w:rPr>
-        <w:t>)</w:t>
-      </w:r>
     </w:p>
     <w:p>
       <w:pPr>
         <w:pStyle w:val="MatnAr"/>
         <w:bidi/>
-      </w:pPr>
-      <w:r>
-        <w:rPr>
-          <w:rStyle w:val="BodyAr"/>
-          <w:b w:val="false"/>
-          <w:bCs w:val="false"/>
+        <w:jc w:val="start"/>
+      </w:pPr>
+      <w:r>
+        <w:rPr>
+          <w:rStyle w:val="BodyAr"/>
+          <w:rFonts w:ascii="Traditional Arabic" w:cs="Traditional Arabic" w:eastAsia="Traditional Arabic" w:hAnsi="Traditional Arabic"/>
+          <w:b w:val="false"/>
+          <w:bCs w:val="false"/>
+          <w:sz w:val="36"/>
+          <w:szCs w:val="36"/>
           <w:rtl/>
         </w:rPr>
         <w:t xml:space="preserve">وأقرب نظام قانوني يستوعب من اقتصر على العقد الشرعي هو الاتحاد المعيشي (</w:t>
@@ -637,16 +534,22 @@
       <w:r>
         <w:rPr>
           <w:rStyle w:val="BodyLat"/>
-          <w:i w:val="false"/>
-          <w:iCs w:val="false"/>
+          <w:rFonts w:ascii="Times New Roman" w:cs="Times New Roman" w:eastAsia="Times New Roman" w:hAnsi="Times New Roman"/>
+          <w:i w:val="false"/>
+          <w:iCs w:val="false"/>
+          <w:sz w:val="24"/>
+          <w:szCs w:val="24"/>
         </w:rPr>
         <w:t xml:space="preserve">unión convivencial</w:t>
       </w:r>
       <w:r>
         <w:rPr>
           <w:rStyle w:val="BodyAr"/>
-          <w:b w:val="false"/>
-          <w:bCs w:val="false"/>
+          <w:rFonts w:ascii="Traditional Arabic" w:cs="Traditional Arabic" w:eastAsia="Traditional Arabic" w:hAnsi="Traditional Arabic"/>
+          <w:b w:val="false"/>
+          <w:bCs w:val="false"/>
+          <w:sz w:val="36"/>
+          <w:szCs w:val="36"/>
           <w:rtl/>
         </w:rPr>
         <w:t xml:space="preserve">)،</w:t>
@@ -654,29 +557,17 @@
       <w:r>
         <w:rPr>
           <w:rStyle w:val="FootnoteReference"/>
-          <w:rtl/>
-        </w:rPr>
-        <w:t>(</w:t>
-      </w:r>
-      <w:r>
-        <w:rPr>
-          <w:rStyle w:val="FootnoteReference"/>
-          <w:rtl/>
         </w:rPr>
         <w:footnoteReference w:id="15"/>
       </w:r>
       <w:r>
         <w:rPr>
-          <w:rStyle w:val="FootnoteReference"/>
-          <w:rtl/>
-        </w:rPr>
-        <w:t>)</w:t>
-      </w:r>
-      <w:r>
-        <w:rPr>
-          <w:rStyle w:val="BodyAr"/>
-          <w:b w:val="false"/>
-          <w:bCs w:val="false"/>
+          <w:rStyle w:val="BodyAr"/>
+          <w:rFonts w:ascii="Traditional Arabic" w:cs="Traditional Arabic" w:eastAsia="Traditional Arabic" w:hAnsi="Traditional Arabic"/>
+          <w:b w:val="false"/>
+          <w:bCs w:val="false"/>
+          <w:sz w:val="36"/>
+          <w:szCs w:val="36"/>
           <w:rtl/>
         </w:rPr>
         <w:t xml:space="preserve"> ويُشترط له استمرار المساكنة سنتين وانتفاء مانع الرابطة الزوجية. وأثره محدود: فالأموال المكتسبة تبقى في ذمة من اكتسبها ما لم يوجد اتفاق،</w:t>
@@ -684,29 +575,17 @@
       <w:r>
         <w:rPr>
           <w:rStyle w:val="FootnoteReference"/>
-          <w:rtl/>
-        </w:rPr>
-        <w:t>(</w:t>
-      </w:r>
-      <w:r>
-        <w:rPr>
-          <w:rStyle w:val="FootnoteReference"/>
-          <w:rtl/>
         </w:rPr>
         <w:footnoteReference w:id="16"/>
       </w:r>
       <w:r>
         <w:rPr>
-          <w:rStyle w:val="FootnoteReference"/>
-          <w:rtl/>
-        </w:rPr>
-        <w:t>)</w:t>
-      </w:r>
-      <w:r>
-        <w:rPr>
-          <w:rStyle w:val="BodyAr"/>
-          <w:b w:val="false"/>
-          <w:bCs w:val="false"/>
+          <w:rStyle w:val="BodyAr"/>
+          <w:rFonts w:ascii="Traditional Arabic" w:cs="Traditional Arabic" w:eastAsia="Traditional Arabic" w:hAnsi="Traditional Arabic"/>
+          <w:b w:val="false"/>
+          <w:bCs w:val="false"/>
+          <w:sz w:val="36"/>
+          <w:szCs w:val="36"/>
           <w:rtl/>
         </w:rPr>
         <w:t xml:space="preserve"> ولا يرث إلا الزوج لا الشريك في هذا الاتحاد،</w:t>
@@ -714,29 +593,17 @@
       <w:r>
         <w:rPr>
           <w:rStyle w:val="FootnoteReference"/>
-          <w:rtl/>
-        </w:rPr>
-        <w:t>(</w:t>
-      </w:r>
-      <w:r>
-        <w:rPr>
-          <w:rStyle w:val="FootnoteReference"/>
-          <w:rtl/>
         </w:rPr>
         <w:footnoteReference w:id="17"/>
       </w:r>
       <w:r>
         <w:rPr>
-          <w:rStyle w:val="FootnoteReference"/>
-          <w:rtl/>
-        </w:rPr>
-        <w:t>)</w:t>
-      </w:r>
-      <w:r>
-        <w:rPr>
-          <w:rStyle w:val="BodyAr"/>
-          <w:b w:val="false"/>
-          <w:bCs w:val="false"/>
+          <w:rStyle w:val="BodyAr"/>
+          <w:rFonts w:ascii="Traditional Arabic" w:cs="Traditional Arabic" w:eastAsia="Traditional Arabic" w:hAnsi="Traditional Arabic"/>
+          <w:b w:val="false"/>
+          <w:bCs w:val="false"/>
+          <w:sz w:val="36"/>
+          <w:szCs w:val="36"/>
           <w:rtl/>
         </w:rPr>
         <w:t xml:space="preserve"> ولا يثبت للباقي منهما إلا حق السكنى سنتين.</w:t>
@@ -744,29 +611,17 @@
       <w:r>
         <w:rPr>
           <w:rStyle w:val="FootnoteReference"/>
-          <w:rtl/>
-        </w:rPr>
-        <w:t>(</w:t>
-      </w:r>
-      <w:r>
-        <w:rPr>
-          <w:rStyle w:val="FootnoteReference"/>
-          <w:rtl/>
         </w:rPr>
         <w:footnoteReference w:id="18"/>
       </w:r>
       <w:r>
         <w:rPr>
-          <w:rStyle w:val="FootnoteReference"/>
-          <w:rtl/>
-        </w:rPr>
-        <w:t>)</w:t>
-      </w:r>
-      <w:r>
-        <w:rPr>
-          <w:rStyle w:val="BodyAr"/>
-          <w:b w:val="false"/>
-          <w:bCs w:val="false"/>
+          <w:rStyle w:val="BodyAr"/>
+          <w:rFonts w:ascii="Traditional Arabic" w:cs="Traditional Arabic" w:eastAsia="Traditional Arabic" w:hAnsi="Traditional Arabic"/>
+          <w:b w:val="false"/>
+          <w:bCs w:val="false"/>
+          <w:sz w:val="36"/>
+          <w:szCs w:val="36"/>
           <w:rtl/>
         </w:rPr>
         <w:t xml:space="preserve"> ولم تقف الدراسة فيما اطّلعت عليه من الأحكام على حكم أرجنتيني في أثر العقد الشرعي وحده.</w:t>
@@ -776,9 +631,15 @@
       <w:pPr>
         <w:pStyle w:val="HMas"/>
         <w:bidi/>
-      </w:pPr>
-      <w:r>
-        <w:rPr>
+        <w:jc w:val="start"/>
+      </w:pPr>
+      <w:r>
+        <w:rPr>
+          <w:rFonts w:ascii="Traditional Arabic" w:cs="Traditional Arabic" w:eastAsia="Traditional Arabic" w:hAnsi="Traditional Arabic"/>
+          <w:b/>
+          <w:bCs/>
+          <w:sz w:val="36"/>
+          <w:szCs w:val="36"/>
           <w:rtl/>
         </w:rPr>
         <w:t xml:space="preserve">رابعًا: المقارنة والحلول</w:t>
@@ -788,12 +649,16 @@
       <w:pPr>
         <w:pStyle w:val="MatnAr"/>
         <w:bidi/>
-      </w:pPr>
-      <w:r>
-        <w:rPr>
-          <w:rStyle w:val="BodyAr"/>
-          <w:b w:val="false"/>
-          <w:bCs w:val="false"/>
+        <w:jc w:val="start"/>
+      </w:pPr>
+      <w:r>
+        <w:rPr>
+          <w:rStyle w:val="BodyAr"/>
+          <w:rFonts w:ascii="Traditional Arabic" w:cs="Traditional Arabic" w:eastAsia="Traditional Arabic" w:hAnsi="Traditional Arabic"/>
+          <w:b w:val="false"/>
+          <w:bCs w:val="false"/>
+          <w:sz w:val="36"/>
+          <w:szCs w:val="36"/>
           <w:rtl/>
         </w:rPr>
         <w:t xml:space="preserve">يتفق الفقه والقانون على أن الزواج لا يكون سرًّا، وأن علة ذلك صيانة العقد من الجحود وحفظ النسب. ويفترقان في ثلاثة مواضع: الأول أن القانون يجعل حضور الموظف العام شرط وجود للزواج، بينما لا يجعل الفقه التوثيق شرط صحة، فالعقد الشرعي صحيح في الشريعة لا وجود له في القانون. والثاني أن العقد المدني وحده صحيح في القانون، مختلف فيه في الشريعة بين من يمنع انعقاده ومن يرتب عليه آثار الشبهة. والثالث أن القانون لا يشترط في الشاهدين الإسلام، بخلاف المذاهب الأربعة في نكاح المسلمة.</w:t>
@@ -803,12 +668,16 @@
       <w:pPr>
         <w:pStyle w:val="MatnAr"/>
         <w:bidi/>
-      </w:pPr>
-      <w:r>
-        <w:rPr>
-          <w:rStyle w:val="BodyAr"/>
-          <w:b w:val="false"/>
-          <w:bCs w:val="false"/>
+        <w:jc w:val="start"/>
+      </w:pPr>
+      <w:r>
+        <w:rPr>
+          <w:rStyle w:val="BodyAr"/>
+          <w:rFonts w:ascii="Traditional Arabic" w:cs="Traditional Arabic" w:eastAsia="Traditional Arabic" w:hAnsi="Traditional Arabic"/>
+          <w:b w:val="false"/>
+          <w:bCs w:val="false"/>
+          <w:sz w:val="36"/>
+          <w:szCs w:val="36"/>
           <w:rtl/>
         </w:rPr>
         <w:t xml:space="preserve">ويمكن الجمع بين العقدين بأربع وسائل، يُفصَّل القول فيها في الفصل الخامس: أولاها العقد المزدوج في مجلس واحد، لأن المادة 418 تجيز عقد الزواج المدني خارج المكتب بأربعة شهود دون اشتراط تعذر الحضور،</w:t>
@@ -816,29 +685,17 @@
       <w:r>
         <w:rPr>
           <w:rStyle w:val="FootnoteReference"/>
-          <w:rtl/>
-        </w:rPr>
-        <w:t>(</w:t>
-      </w:r>
-      <w:r>
-        <w:rPr>
-          <w:rStyle w:val="FootnoteReference"/>
-          <w:rtl/>
         </w:rPr>
         <w:footnoteReference w:id="19"/>
       </w:r>
       <w:r>
         <w:rPr>
-          <w:rStyle w:val="FootnoteReference"/>
-          <w:rtl/>
-        </w:rPr>
-        <w:t>)</w:t>
-      </w:r>
-      <w:r>
-        <w:rPr>
-          <w:rStyle w:val="BodyAr"/>
-          <w:b w:val="false"/>
-          <w:bCs w:val="false"/>
+          <w:rStyle w:val="BodyAr"/>
+          <w:rFonts w:ascii="Traditional Arabic" w:cs="Traditional Arabic" w:eastAsia="Traditional Arabic" w:hAnsi="Traditional Arabic"/>
+          <w:b w:val="false"/>
+          <w:bCs w:val="false"/>
+          <w:sz w:val="36"/>
+          <w:szCs w:val="36"/>
           <w:rtl/>
         </w:rPr>
         <w:t xml:space="preserve"> فيحضر الموظف إلى المسجد ويُجرى العقدان معًا، مع اختيار شاهدين مسلمين وإجراء الإيجاب والقبول الشرعيين بحضور الولي. وثانيتها تقديم العقد المدني وإجراء العقد الشرعي عقبه مباشرة. وثالثتها حماية من اقتصرت على العقد الشرعي باتفاق مكتوب في الأموال والسكن ووصية في حدود ما يجيزه القانون. ورابعتها بروتوكول موحد تلتزمه المراكز الإسلامية.</w:t>
@@ -853,9 +710,15 @@
       <w:pPr>
         <w:pStyle w:val="HSub"/>
         <w:bidi/>
-      </w:pPr>
-      <w:r>
-        <w:rPr>
+        <w:jc w:val="start"/>
+      </w:pPr>
+      <w:r>
+        <w:rPr>
+          <w:rFonts w:ascii="Traditional Arabic" w:cs="Traditional Arabic" w:eastAsia="Traditional Arabic" w:hAnsi="Traditional Arabic"/>
+          <w:b/>
+          <w:bCs/>
+          <w:sz w:val="36"/>
+          <w:szCs w:val="36"/>
           <w:rtl/>
         </w:rPr>
         <w:t xml:space="preserve">ملحق للمراجعة (ليس من المتن)</w:t>
@@ -865,12 +728,16 @@
       <w:pPr>
         <w:pStyle w:val="MatnAr"/>
         <w:bidi/>
-      </w:pPr>
-      <w:r>
-        <w:rPr>
-          <w:rStyle w:val="BodyAr"/>
-          <w:b w:val="false"/>
-          <w:bCs w:val="false"/>
+        <w:jc w:val="start"/>
+      </w:pPr>
+      <w:r>
+        <w:rPr>
+          <w:rStyle w:val="BodyAr"/>
+          <w:rFonts w:ascii="Traditional Arabic" w:cs="Traditional Arabic" w:eastAsia="Traditional Arabic" w:hAnsi="Traditional Arabic"/>
+          <w:b w:val="false"/>
+          <w:bCs w:val="false"/>
+          <w:sz w:val="36"/>
+          <w:szCs w:val="36"/>
           <w:rtl/>
         </w:rPr>
         <w:t xml:space="preserve">• قرار معلّق: في العقد المدني وحده، هل يُعتمد في الرسالة قول من لا يصححه أم قرار المجمع (شبهة مع وجوب الإعادة)؟ عُرض القولان بلا ترجيح.</w:t>
@@ -880,12 +747,16 @@
       <w:pPr>
         <w:pStyle w:val="MatnAr"/>
         <w:bidi/>
-      </w:pPr>
-      <w:r>
-        <w:rPr>
-          <w:rStyle w:val="BodyAr"/>
-          <w:b w:val="false"/>
-          <w:bCs w:val="false"/>
+        <w:jc w:val="start"/>
+      </w:pPr>
+      <w:r>
+        <w:rPr>
+          <w:rStyle w:val="BodyAr"/>
+          <w:rFonts w:ascii="Traditional Arabic" w:cs="Traditional Arabic" w:eastAsia="Traditional Arabic" w:hAnsi="Traditional Arabic"/>
+          <w:b w:val="false"/>
+          <w:bCs w:val="false"/>
+          <w:sz w:val="36"/>
+          <w:szCs w:val="36"/>
           <w:rtl/>
         </w:rPr>
         <w:t xml:space="preserve">• الملاحظة الميدانية في المقدمة (اشتراط بعض المراكز محضر الزواج المدني) من خبرة الباحث، ولا حاشية لها بحسب قاعدة عدم الاستشهاد بأعماله.</w:t>
@@ -895,12 +766,16 @@
       <w:pPr>
         <w:pStyle w:val="MatnAr"/>
         <w:bidi/>
-      </w:pPr>
-      <w:r>
-        <w:rPr>
-          <w:rStyle w:val="BodyAr"/>
-          <w:b w:val="false"/>
-          <w:bCs w:val="false"/>
+        <w:jc w:val="start"/>
+      </w:pPr>
+      <w:r>
+        <w:rPr>
+          <w:rStyle w:val="BodyAr"/>
+          <w:rFonts w:ascii="Traditional Arabic" w:cs="Traditional Arabic" w:eastAsia="Traditional Arabic" w:hAnsi="Traditional Arabic"/>
+          <w:b w:val="false"/>
+          <w:bCs w:val="false"/>
+          <w:sz w:val="36"/>
+          <w:szCs w:val="36"/>
           <w:rtl/>
         </w:rPr>
         <w:t xml:space="preserve">• بيانات الطبعات (الهداية، مغني المحتاج، المغني، الشرح الكبير، مجموع الفتاوى، السبيعي، يسري إبراهيم) تُذكر في ثبت المصادر آخر الرسالة، ولم تُطابق صفحات المغني على طبعة دار عالم الكتب 1997 بعد.</w:t>
@@ -910,12 +785,16 @@
       <w:pPr>
         <w:pStyle w:val="MatnAr"/>
         <w:bidi/>
-      </w:pPr>
-      <w:r>
-        <w:rPr>
-          <w:rStyle w:val="BodyAr"/>
-          <w:b w:val="false"/>
-          <w:bCs w:val="false"/>
+        <w:jc w:val="start"/>
+      </w:pPr>
+      <w:r>
+        <w:rPr>
+          <w:rStyle w:val="BodyAr"/>
+          <w:rFonts w:ascii="Traditional Arabic" w:cs="Traditional Arabic" w:eastAsia="Traditional Arabic" w:hAnsi="Traditional Arabic"/>
+          <w:b w:val="false"/>
+          <w:bCs w:val="false"/>
+          <w:sz w:val="36"/>
+          <w:szCs w:val="36"/>
           <w:rtl/>
         </w:rPr>
         <w:t xml:space="preserve">• الحاشية 9: نص قرار المجمع (2004) منقول من تقرير المشروع ولم يُطابق على صفحة القرار ولا على </w:t>
@@ -923,16 +802,22 @@
       <w:r>
         <w:rPr>
           <w:rStyle w:val="BodyLat"/>
-          <w:i w:val="false"/>
-          <w:iCs w:val="false"/>
+          <w:rFonts w:ascii="Times New Roman" w:cs="Times New Roman" w:eastAsia="Times New Roman" w:hAnsi="Times New Roman"/>
+          <w:i w:val="false"/>
+          <w:iCs w:val="false"/>
+          <w:sz w:val="24"/>
+          <w:szCs w:val="24"/>
         </w:rPr>
         <w:t xml:space="preserve">PDF</w:t>
       </w:r>
       <w:r>
         <w:rPr>
           <w:rStyle w:val="BodyAr"/>
-          <w:b w:val="false"/>
-          <w:bCs w:val="false"/>
+          <w:rFonts w:ascii="Traditional Arabic" w:cs="Traditional Arabic" w:eastAsia="Traditional Arabic" w:hAnsi="Traditional Arabic"/>
+          <w:b w:val="false"/>
+          <w:bCs w:val="false"/>
+          <w:sz w:val="36"/>
+          <w:szCs w:val="36"/>
           <w:rtl/>
         </w:rPr>
         <w:t xml:space="preserve">؛ يحتاج مطابقة قبل الطباعة.</w:t>
@@ -942,12 +827,16 @@
       <w:pPr>
         <w:pStyle w:val="MatnAr"/>
         <w:bidi/>
-      </w:pPr>
-      <w:r>
-        <w:rPr>
-          <w:rStyle w:val="BodyAr"/>
-          <w:b w:val="false"/>
-          <w:bCs w:val="false"/>
+        <w:jc w:val="start"/>
+      </w:pPr>
+      <w:r>
+        <w:rPr>
+          <w:rStyle w:val="BodyAr"/>
+          <w:rFonts w:ascii="Traditional Arabic" w:cs="Traditional Arabic" w:eastAsia="Traditional Arabic" w:hAnsi="Traditional Arabic"/>
+          <w:b w:val="false"/>
+          <w:bCs w:val="false"/>
+          <w:sz w:val="36"/>
+          <w:szCs w:val="36"/>
           <w:rtl/>
         </w:rPr>
         <w:t xml:space="preserve">• الحاشية 7 (السبيعي): لم تُنقل حاشية الصفحة 162 بحروفها، وموضع حاشية القول الثاني بين ص164 وص165 غير محسوم.</w:t>
@@ -957,12 +846,16 @@
       <w:pPr>
         <w:pStyle w:val="MatnAr"/>
         <w:bidi/>
-      </w:pPr>
-      <w:r>
-        <w:rPr>
-          <w:rStyle w:val="BodyAr"/>
-          <w:b w:val="false"/>
-          <w:bCs w:val="false"/>
+        <w:jc w:val="start"/>
+      </w:pPr>
+      <w:r>
+        <w:rPr>
+          <w:rStyle w:val="BodyAr"/>
+          <w:rFonts w:ascii="Traditional Arabic" w:cs="Traditional Arabic" w:eastAsia="Traditional Arabic" w:hAnsi="Traditional Arabic"/>
+          <w:b w:val="false"/>
+          <w:bCs w:val="false"/>
+          <w:sz w:val="36"/>
+          <w:szCs w:val="36"/>
           <w:rtl/>
         </w:rPr>
         <w:t xml:space="preserve">• الحاشيتان 11 و19: ترجمة نصوص الشرّاح أولية. والحواشي 14 و16 و18 (المواد 423 و528 و527): لم تُنقل نصوصها بعد إلى المرجع الموحد للنصوص القانونية. والحاشية 12: عدم اشتراط دين الشاهدين في المادة 418 مستنتج من سكوت النص.</w:t>
@@ -972,12 +865,16 @@
       <w:pPr>
         <w:pStyle w:val="MatnAr"/>
         <w:bidi/>
-      </w:pPr>
-      <w:r>
-        <w:rPr>
-          <w:rStyle w:val="BodyAr"/>
-          <w:b w:val="false"/>
-          <w:bCs w:val="false"/>
+        <w:jc w:val="start"/>
+      </w:pPr>
+      <w:r>
+        <w:rPr>
+          <w:rStyle w:val="BodyAr"/>
+          <w:rFonts w:ascii="Traditional Arabic" w:cs="Traditional Arabic" w:eastAsia="Traditional Arabic" w:hAnsi="Traditional Arabic"/>
+          <w:b w:val="false"/>
+          <w:bCs w:val="false"/>
+          <w:sz w:val="36"/>
+          <w:szCs w:val="36"/>
           <w:rtl/>
         </w:rPr>
         <w:t xml:space="preserve">• الحاشية 19: لوائح سجل بوينس آيرس في إجراء الزواج المدني داخل دور العبادة لم يُتحقق منها.</w:t>
@@ -987,12 +884,16 @@
       <w:pPr>
         <w:pStyle w:val="MatnAr"/>
         <w:bidi/>
-      </w:pPr>
-      <w:r>
-        <w:rPr>
-          <w:rStyle w:val="BodyAr"/>
-          <w:b w:val="false"/>
-          <w:bCs w:val="false"/>
+        <w:jc w:val="start"/>
+      </w:pPr>
+      <w:r>
+        <w:rPr>
+          <w:rStyle w:val="BodyAr"/>
+          <w:rFonts w:ascii="Traditional Arabic" w:cs="Traditional Arabic" w:eastAsia="Traditional Arabic" w:hAnsi="Traditional Arabic"/>
+          <w:b w:val="false"/>
+          <w:bCs w:val="false"/>
+          <w:sz w:val="36"/>
+          <w:szCs w:val="36"/>
           <w:rtl/>
         </w:rPr>
         <w:t xml:space="preserve">• حُذف من المتن ما لم يُقرأ نصه: حكم محكمة فوز دو إيغواسو (البرازيل)، وحكم </w:t>
@@ -1000,16 +901,22 @@
       <w:r>
         <w:rPr>
           <w:rStyle w:val="BodyLat"/>
-          <w:i w:val="false"/>
-          <w:iCs w:val="false"/>
+          <w:rFonts w:ascii="Times New Roman" w:cs="Times New Roman" w:eastAsia="Times New Roman" w:hAnsi="Times New Roman"/>
+          <w:i w:val="false"/>
+          <w:iCs w:val="false"/>
+          <w:sz w:val="24"/>
+          <w:szCs w:val="24"/>
         </w:rPr>
         <w:t xml:space="preserve">Akhter v Khan</w:t>
       </w:r>
       <w:r>
         <w:rPr>
           <w:rStyle w:val="BodyAr"/>
-          <w:b w:val="false"/>
-          <w:bCs w:val="false"/>
+          <w:rFonts w:ascii="Traditional Arabic" w:cs="Traditional Arabic" w:eastAsia="Traditional Arabic" w:hAnsi="Traditional Arabic"/>
+          <w:b w:val="false"/>
+          <w:bCs w:val="false"/>
+          <w:sz w:val="36"/>
+          <w:szCs w:val="36"/>
           <w:rtl/>
         </w:rPr>
         <w:t xml:space="preserve"> (إنجلترا 2020)، ونسبة قرار المؤتمر السادس (2009).</w:t>
@@ -1019,12 +926,16 @@
       <w:pPr>
         <w:pStyle w:val="MatnAr"/>
         <w:bidi/>
-      </w:pPr>
-      <w:r>
-        <w:rPr>
-          <w:rStyle w:val="BodyAr"/>
-          <w:b w:val="false"/>
-          <w:bCs w:val="false"/>
+        <w:jc w:val="start"/>
+      </w:pPr>
+      <w:r>
+        <w:rPr>
+          <w:rStyle w:val="BodyAr"/>
+          <w:rFonts w:ascii="Traditional Arabic" w:cs="Traditional Arabic" w:eastAsia="Traditional Arabic" w:hAnsi="Traditional Arabic"/>
+          <w:b w:val="false"/>
+          <w:bCs w:val="false"/>
+          <w:sz w:val="36"/>
+          <w:szCs w:val="36"/>
           <w:rtl/>
         </w:rPr>
         <w:t xml:space="preserve">• الروابط في حاشيتي القانون والمجمع إبقاءٌ لتوجيه المشرف في الإحالة إلى المصدر الرسمي؛ ويُعدَّل إن رأيتَ غير ذلك.</w:t>
@@ -1113,23 +1024,8 @@
       <w:r>
         <w:rPr>
           <w:rStyle w:val="FootnoteReference"/>
-          <w:rtl/>
-        </w:rPr>
-        <w:t>(</w:t>
-      </w:r>
-      <w:r>
-        <w:rPr>
-          <w:rStyle w:val="FootnoteReference"/>
-          <w:rtl/>
         </w:rPr>
         <w:footnoteRef/>
-      </w:r>
-      <w:r>
-        <w:rPr>
-          <w:rStyle w:val="FootnoteReference"/>
-          <w:rtl/>
-        </w:rPr>
-        <w:t>)</w:t>
       </w:r>
       <w:r>
         <w:separator/>
@@ -1144,23 +1040,8 @@
       <w:r>
         <w:rPr>
           <w:rStyle w:val="FootnoteReference"/>
-          <w:rtl/>
-        </w:rPr>
-        <w:t>(</w:t>
-      </w:r>
-      <w:r>
-        <w:rPr>
-          <w:rStyle w:val="FootnoteReference"/>
-          <w:rtl/>
         </w:rPr>
         <w:footnoteRef/>
-      </w:r>
-      <w:r>
-        <w:rPr>
-          <w:rStyle w:val="FootnoteReference"/>
-          <w:rtl/>
-        </w:rPr>
-        <w:t>)</w:t>
       </w:r>
       <w:r>
         <w:continuationSeparator/>
@@ -1172,33 +1053,22 @@
       <w:pPr>
         <w:pStyle w:val="FootP"/>
         <w:bidi/>
-      </w:pPr>
-      <w:r>
-        <w:rPr>
-          <w:rStyle w:val="FootnoteReference"/>
-          <w:rtl/>
-        </w:rPr>
-        <w:t>(</w:t>
-      </w:r>
-      <w:r>
-        <w:rPr>
-          <w:rStyle w:val="FootnoteReference"/>
-          <w:rtl/>
+        <w:jc w:val="start"/>
+      </w:pPr>
+      <w:r>
+        <w:rPr>
+          <w:rStyle w:val="FootnoteReference"/>
         </w:rPr>
         <w:footnoteRef/>
       </w:r>
       <w:r>
         <w:rPr>
-          <w:rStyle w:val="FootnoteReference"/>
-          <w:rtl/>
-        </w:rPr>
-        <w:t>)</w:t>
-      </w:r>
-      <w:r>
-        <w:rPr>
-          <w:rStyle w:val="FootAr"/>
-          <w:b w:val="false"/>
-          <w:bCs w:val="false"/>
+          <w:rStyle w:val="FootAr"/>
+          <w:rFonts w:ascii="Traditional Arabic" w:cs="Traditional Arabic" w:eastAsia="Traditional Arabic" w:hAnsi="Traditional Arabic"/>
+          <w:b w:val="false"/>
+          <w:bCs w:val="false"/>
+          <w:sz w:val="28"/>
+          <w:szCs w:val="28"/>
           <w:rtl/>
         </w:rPr>
         <w:t xml:space="preserve">المرغيناني، </w:t>
@@ -1206,8 +1076,11 @@
       <w:r>
         <w:rPr>
           <w:rStyle w:val="FootAr"/>
+          <w:rFonts w:ascii="Traditional Arabic" w:cs="Traditional Arabic" w:eastAsia="Traditional Arabic" w:hAnsi="Traditional Arabic"/>
           <w:b/>
           <w:bCs/>
+          <w:sz w:val="28"/>
+          <w:szCs w:val="28"/>
           <w:rtl/>
         </w:rPr>
         <w:t xml:space="preserve">الهداية في شرح بداية المبتدي</w:t>
@@ -1215,8 +1088,11 @@
       <w:r>
         <w:rPr>
           <w:rStyle w:val="FootAr"/>
-          <w:b w:val="false"/>
-          <w:bCs w:val="false"/>
+          <w:rFonts w:ascii="Traditional Arabic" w:cs="Traditional Arabic" w:eastAsia="Traditional Arabic" w:hAnsi="Traditional Arabic"/>
+          <w:b w:val="false"/>
+          <w:bCs w:val="false"/>
+          <w:sz w:val="28"/>
+          <w:szCs w:val="28"/>
           <w:rtl/>
         </w:rPr>
         <w:t xml:space="preserve">، ج1، ص185.</w:t>
@@ -1228,33 +1104,22 @@
       <w:pPr>
         <w:pStyle w:val="FootP"/>
         <w:bidi/>
-      </w:pPr>
-      <w:r>
-        <w:rPr>
-          <w:rStyle w:val="FootnoteReference"/>
-          <w:rtl/>
-        </w:rPr>
-        <w:t>(</w:t>
-      </w:r>
-      <w:r>
-        <w:rPr>
-          <w:rStyle w:val="FootnoteReference"/>
-          <w:rtl/>
+        <w:jc w:val="start"/>
+      </w:pPr>
+      <w:r>
+        <w:rPr>
+          <w:rStyle w:val="FootnoteReference"/>
         </w:rPr>
         <w:footnoteRef/>
       </w:r>
       <w:r>
         <w:rPr>
-          <w:rStyle w:val="FootnoteReference"/>
-          <w:rtl/>
-        </w:rPr>
-        <w:t>)</w:t>
-      </w:r>
-      <w:r>
-        <w:rPr>
-          <w:rStyle w:val="FootAr"/>
-          <w:b w:val="false"/>
-          <w:bCs w:val="false"/>
+          <w:rStyle w:val="FootAr"/>
+          <w:rFonts w:ascii="Traditional Arabic" w:cs="Traditional Arabic" w:eastAsia="Traditional Arabic" w:hAnsi="Traditional Arabic"/>
+          <w:b w:val="false"/>
+          <w:bCs w:val="false"/>
+          <w:sz w:val="28"/>
+          <w:szCs w:val="28"/>
           <w:rtl/>
         </w:rPr>
         <w:t xml:space="preserve">الخطيب الشربيني، </w:t>
@@ -1262,8 +1127,11 @@
       <w:r>
         <w:rPr>
           <w:rStyle w:val="FootAr"/>
+          <w:rFonts w:ascii="Traditional Arabic" w:cs="Traditional Arabic" w:eastAsia="Traditional Arabic" w:hAnsi="Traditional Arabic"/>
           <w:b/>
           <w:bCs/>
+          <w:sz w:val="28"/>
+          <w:szCs w:val="28"/>
           <w:rtl/>
         </w:rPr>
         <w:t xml:space="preserve">مغني المحتاج إلى معرفة معاني ألفاظ المنهاج</w:t>
@@ -1271,8 +1139,11 @@
       <w:r>
         <w:rPr>
           <w:rStyle w:val="FootAr"/>
-          <w:b w:val="false"/>
-          <w:bCs w:val="false"/>
+          <w:rFonts w:ascii="Traditional Arabic" w:cs="Traditional Arabic" w:eastAsia="Traditional Arabic" w:hAnsi="Traditional Arabic"/>
+          <w:b w:val="false"/>
+          <w:bCs w:val="false"/>
+          <w:sz w:val="28"/>
+          <w:szCs w:val="28"/>
           <w:rtl/>
         </w:rPr>
         <w:t xml:space="preserve">، ج4، ص234.</w:t>
@@ -1284,33 +1155,22 @@
       <w:pPr>
         <w:pStyle w:val="FootP"/>
         <w:bidi/>
-      </w:pPr>
-      <w:r>
-        <w:rPr>
-          <w:rStyle w:val="FootnoteReference"/>
-          <w:rtl/>
-        </w:rPr>
-        <w:t>(</w:t>
-      </w:r>
-      <w:r>
-        <w:rPr>
-          <w:rStyle w:val="FootnoteReference"/>
-          <w:rtl/>
+        <w:jc w:val="start"/>
+      </w:pPr>
+      <w:r>
+        <w:rPr>
+          <w:rStyle w:val="FootnoteReference"/>
         </w:rPr>
         <w:footnoteRef/>
       </w:r>
       <w:r>
         <w:rPr>
-          <w:rStyle w:val="FootnoteReference"/>
-          <w:rtl/>
-        </w:rPr>
-        <w:t>)</w:t>
-      </w:r>
-      <w:r>
-        <w:rPr>
-          <w:rStyle w:val="FootAr"/>
-          <w:b w:val="false"/>
-          <w:bCs w:val="false"/>
+          <w:rStyle w:val="FootAr"/>
+          <w:rFonts w:ascii="Traditional Arabic" w:cs="Traditional Arabic" w:eastAsia="Traditional Arabic" w:hAnsi="Traditional Arabic"/>
+          <w:b w:val="false"/>
+          <w:bCs w:val="false"/>
+          <w:sz w:val="28"/>
+          <w:szCs w:val="28"/>
           <w:rtl/>
         </w:rPr>
         <w:t xml:space="preserve">ابن قدامة، </w:t>
@@ -1318,8 +1178,11 @@
       <w:r>
         <w:rPr>
           <w:rStyle w:val="FootAr"/>
+          <w:rFonts w:ascii="Traditional Arabic" w:cs="Traditional Arabic" w:eastAsia="Traditional Arabic" w:hAnsi="Traditional Arabic"/>
           <w:b/>
           <w:bCs/>
+          <w:sz w:val="28"/>
+          <w:szCs w:val="28"/>
           <w:rtl/>
         </w:rPr>
         <w:t xml:space="preserve">المغني</w:t>
@@ -1327,8 +1190,11 @@
       <w:r>
         <w:rPr>
           <w:rStyle w:val="FootAr"/>
-          <w:b w:val="false"/>
-          <w:bCs w:val="false"/>
+          <w:rFonts w:ascii="Traditional Arabic" w:cs="Traditional Arabic" w:eastAsia="Traditional Arabic" w:hAnsi="Traditional Arabic"/>
+          <w:b w:val="false"/>
+          <w:bCs w:val="false"/>
+          <w:sz w:val="28"/>
+          <w:szCs w:val="28"/>
           <w:rtl/>
         </w:rPr>
         <w:t xml:space="preserve">، تحقيق التركي، ج9، ص347.</w:t>
@@ -1340,33 +1206,22 @@
       <w:pPr>
         <w:pStyle w:val="FootP"/>
         <w:bidi/>
-      </w:pPr>
-      <w:r>
-        <w:rPr>
-          <w:rStyle w:val="FootnoteReference"/>
-          <w:rtl/>
-        </w:rPr>
-        <w:t>(</w:t>
-      </w:r>
-      <w:r>
-        <w:rPr>
-          <w:rStyle w:val="FootnoteReference"/>
-          <w:rtl/>
+        <w:jc w:val="start"/>
+      </w:pPr>
+      <w:r>
+        <w:rPr>
+          <w:rStyle w:val="FootnoteReference"/>
         </w:rPr>
         <w:footnoteRef/>
       </w:r>
       <w:r>
         <w:rPr>
-          <w:rStyle w:val="FootnoteReference"/>
-          <w:rtl/>
-        </w:rPr>
-        <w:t>)</w:t>
-      </w:r>
-      <w:r>
-        <w:rPr>
-          <w:rStyle w:val="FootAr"/>
-          <w:b w:val="false"/>
-          <w:bCs w:val="false"/>
+          <w:rStyle w:val="FootAr"/>
+          <w:rFonts w:ascii="Traditional Arabic" w:cs="Traditional Arabic" w:eastAsia="Traditional Arabic" w:hAnsi="Traditional Arabic"/>
+          <w:b w:val="false"/>
+          <w:bCs w:val="false"/>
+          <w:sz w:val="28"/>
+          <w:szCs w:val="28"/>
           <w:rtl/>
         </w:rPr>
         <w:t xml:space="preserve">الدردير، </w:t>
@@ -1374,8 +1229,11 @@
       <w:r>
         <w:rPr>
           <w:rStyle w:val="FootAr"/>
+          <w:rFonts w:ascii="Traditional Arabic" w:cs="Traditional Arabic" w:eastAsia="Traditional Arabic" w:hAnsi="Traditional Arabic"/>
           <w:b/>
           <w:bCs/>
+          <w:sz w:val="28"/>
+          <w:szCs w:val="28"/>
           <w:rtl/>
         </w:rPr>
         <w:t xml:space="preserve">الشرح الكبير</w:t>
@@ -1383,8 +1241,11 @@
       <w:r>
         <w:rPr>
           <w:rStyle w:val="FootAr"/>
-          <w:b w:val="false"/>
-          <w:bCs w:val="false"/>
+          <w:rFonts w:ascii="Traditional Arabic" w:cs="Traditional Arabic" w:eastAsia="Traditional Arabic" w:hAnsi="Traditional Arabic"/>
+          <w:b w:val="false"/>
+          <w:bCs w:val="false"/>
+          <w:sz w:val="28"/>
+          <w:szCs w:val="28"/>
           <w:rtl/>
         </w:rPr>
         <w:t xml:space="preserve"> (بحاشية الدسوقي)، ج2، ص216، 236–237.</w:t>
@@ -1396,33 +1257,22 @@
       <w:pPr>
         <w:pStyle w:val="FootP"/>
         <w:bidi/>
-      </w:pPr>
-      <w:r>
-        <w:rPr>
-          <w:rStyle w:val="FootnoteReference"/>
-          <w:rtl/>
-        </w:rPr>
-        <w:t>(</w:t>
-      </w:r>
-      <w:r>
-        <w:rPr>
-          <w:rStyle w:val="FootnoteReference"/>
-          <w:rtl/>
+        <w:jc w:val="start"/>
+      </w:pPr>
+      <w:r>
+        <w:rPr>
+          <w:rStyle w:val="FootnoteReference"/>
         </w:rPr>
         <w:footnoteRef/>
       </w:r>
       <w:r>
         <w:rPr>
-          <w:rStyle w:val="FootnoteReference"/>
-          <w:rtl/>
-        </w:rPr>
-        <w:t>)</w:t>
-      </w:r>
-      <w:r>
-        <w:rPr>
-          <w:rStyle w:val="FootAr"/>
-          <w:b w:val="false"/>
-          <w:bCs w:val="false"/>
+          <w:rStyle w:val="FootAr"/>
+          <w:rFonts w:ascii="Traditional Arabic" w:cs="Traditional Arabic" w:eastAsia="Traditional Arabic" w:hAnsi="Traditional Arabic"/>
+          <w:b w:val="false"/>
+          <w:bCs w:val="false"/>
+          <w:sz w:val="28"/>
+          <w:szCs w:val="28"/>
           <w:rtl/>
         </w:rPr>
         <w:t xml:space="preserve">ابن قدامة، </w:t>
@@ -1430,8 +1280,11 @@
       <w:r>
         <w:rPr>
           <w:rStyle w:val="FootAr"/>
+          <w:rFonts w:ascii="Traditional Arabic" w:cs="Traditional Arabic" w:eastAsia="Traditional Arabic" w:hAnsi="Traditional Arabic"/>
           <w:b/>
           <w:bCs/>
+          <w:sz w:val="28"/>
+          <w:szCs w:val="28"/>
           <w:rtl/>
         </w:rPr>
         <w:t xml:space="preserve">المغني</w:t>
@@ -1439,8 +1292,11 @@
       <w:r>
         <w:rPr>
           <w:rStyle w:val="FootAr"/>
-          <w:b w:val="false"/>
-          <w:bCs w:val="false"/>
+          <w:rFonts w:ascii="Traditional Arabic" w:cs="Traditional Arabic" w:eastAsia="Traditional Arabic" w:hAnsi="Traditional Arabic"/>
+          <w:b w:val="false"/>
+          <w:bCs w:val="false"/>
+          <w:sz w:val="28"/>
+          <w:szCs w:val="28"/>
           <w:rtl/>
         </w:rPr>
         <w:t xml:space="preserve">، ج9، ص348.</w:t>
@@ -1452,33 +1308,22 @@
       <w:pPr>
         <w:pStyle w:val="FootP"/>
         <w:bidi/>
-      </w:pPr>
-      <w:r>
-        <w:rPr>
-          <w:rStyle w:val="FootnoteReference"/>
-          <w:rtl/>
-        </w:rPr>
-        <w:t>(</w:t>
-      </w:r>
-      <w:r>
-        <w:rPr>
-          <w:rStyle w:val="FootnoteReference"/>
-          <w:rtl/>
+        <w:jc w:val="start"/>
+      </w:pPr>
+      <w:r>
+        <w:rPr>
+          <w:rStyle w:val="FootnoteReference"/>
         </w:rPr>
         <w:footnoteRef/>
       </w:r>
       <w:r>
         <w:rPr>
-          <w:rStyle w:val="FootnoteReference"/>
-          <w:rtl/>
-        </w:rPr>
-        <w:t>)</w:t>
-      </w:r>
-      <w:r>
-        <w:rPr>
-          <w:rStyle w:val="FootAr"/>
-          <w:b w:val="false"/>
-          <w:bCs w:val="false"/>
+          <w:rStyle w:val="FootAr"/>
+          <w:rFonts w:ascii="Traditional Arabic" w:cs="Traditional Arabic" w:eastAsia="Traditional Arabic" w:hAnsi="Traditional Arabic"/>
+          <w:b w:val="false"/>
+          <w:bCs w:val="false"/>
+          <w:sz w:val="28"/>
+          <w:szCs w:val="28"/>
           <w:rtl/>
         </w:rPr>
         <w:t xml:space="preserve">ابن تيمية، </w:t>
@@ -1486,8 +1331,11 @@
       <w:r>
         <w:rPr>
           <w:rStyle w:val="FootAr"/>
+          <w:rFonts w:ascii="Traditional Arabic" w:cs="Traditional Arabic" w:eastAsia="Traditional Arabic" w:hAnsi="Traditional Arabic"/>
           <w:b/>
           <w:bCs/>
+          <w:sz w:val="28"/>
+          <w:szCs w:val="28"/>
           <w:rtl/>
         </w:rPr>
         <w:t xml:space="preserve">مجموع الفتاوى</w:t>
@@ -1495,8 +1343,11 @@
       <w:r>
         <w:rPr>
           <w:rStyle w:val="FootAr"/>
-          <w:b w:val="false"/>
-          <w:bCs w:val="false"/>
+          <w:rFonts w:ascii="Traditional Arabic" w:cs="Traditional Arabic" w:eastAsia="Traditional Arabic" w:hAnsi="Traditional Arabic"/>
+          <w:b w:val="false"/>
+          <w:bCs w:val="false"/>
+          <w:sz w:val="28"/>
+          <w:szCs w:val="28"/>
           <w:rtl/>
         </w:rPr>
         <w:t xml:space="preserve">، ج32، ص131، بتصرف.</w:t>
@@ -1508,33 +1359,22 @@
       <w:pPr>
         <w:pStyle w:val="FootP"/>
         <w:bidi/>
-      </w:pPr>
-      <w:r>
-        <w:rPr>
-          <w:rStyle w:val="FootnoteReference"/>
-          <w:rtl/>
-        </w:rPr>
-        <w:t>(</w:t>
-      </w:r>
-      <w:r>
-        <w:rPr>
-          <w:rStyle w:val="FootnoteReference"/>
-          <w:rtl/>
+        <w:jc w:val="start"/>
+      </w:pPr>
+      <w:r>
+        <w:rPr>
+          <w:rStyle w:val="FootnoteReference"/>
         </w:rPr>
         <w:footnoteRef/>
       </w:r>
       <w:r>
         <w:rPr>
-          <w:rStyle w:val="FootnoteReference"/>
-          <w:rtl/>
-        </w:rPr>
-        <w:t>)</w:t>
-      </w:r>
-      <w:r>
-        <w:rPr>
-          <w:rStyle w:val="FootAr"/>
-          <w:b w:val="false"/>
-          <w:bCs w:val="false"/>
+          <w:rStyle w:val="FootAr"/>
+          <w:rFonts w:ascii="Traditional Arabic" w:cs="Traditional Arabic" w:eastAsia="Traditional Arabic" w:hAnsi="Traditional Arabic"/>
+          <w:b w:val="false"/>
+          <w:bCs w:val="false"/>
+          <w:sz w:val="28"/>
+          <w:szCs w:val="28"/>
           <w:rtl/>
         </w:rPr>
         <w:t xml:space="preserve">السبيعي، </w:t>
@@ -1542,8 +1382,11 @@
       <w:r>
         <w:rPr>
           <w:rStyle w:val="FootAr"/>
+          <w:rFonts w:ascii="Traditional Arabic" w:cs="Traditional Arabic" w:eastAsia="Traditional Arabic" w:hAnsi="Traditional Arabic"/>
           <w:b/>
           <w:bCs/>
+          <w:sz w:val="28"/>
+          <w:szCs w:val="28"/>
           <w:rtl/>
         </w:rPr>
         <w:t xml:space="preserve">المسائل الفقهية المستجدة في النكاح مع بيان ما أخذ به القانون الكويتي</w:t>
@@ -1551,8 +1394,11 @@
       <w:r>
         <w:rPr>
           <w:rStyle w:val="FootAr"/>
-          <w:b w:val="false"/>
-          <w:bCs w:val="false"/>
+          <w:rFonts w:ascii="Traditional Arabic" w:cs="Traditional Arabic" w:eastAsia="Traditional Arabic" w:hAnsi="Traditional Arabic"/>
+          <w:b w:val="false"/>
+          <w:bCs w:val="false"/>
+          <w:sz w:val="28"/>
+          <w:szCs w:val="28"/>
           <w:rtl/>
         </w:rPr>
         <w:t xml:space="preserve">، ص162، 164–166، بتصرف.</w:t>
@@ -1564,33 +1410,22 @@
       <w:pPr>
         <w:pStyle w:val="FootP"/>
         <w:bidi/>
-      </w:pPr>
-      <w:r>
-        <w:rPr>
-          <w:rStyle w:val="FootnoteReference"/>
-          <w:rtl/>
-        </w:rPr>
-        <w:t>(</w:t>
-      </w:r>
-      <w:r>
-        <w:rPr>
-          <w:rStyle w:val="FootnoteReference"/>
-          <w:rtl/>
+        <w:jc w:val="start"/>
+      </w:pPr>
+      <w:r>
+        <w:rPr>
+          <w:rStyle w:val="FootnoteReference"/>
         </w:rPr>
         <w:footnoteRef/>
       </w:r>
       <w:r>
         <w:rPr>
-          <w:rStyle w:val="FootnoteReference"/>
-          <w:rtl/>
-        </w:rPr>
-        <w:t>)</w:t>
-      </w:r>
-      <w:r>
-        <w:rPr>
-          <w:rStyle w:val="FootAr"/>
-          <w:b w:val="false"/>
-          <w:bCs w:val="false"/>
+          <w:rStyle w:val="FootAr"/>
+          <w:rFonts w:ascii="Traditional Arabic" w:cs="Traditional Arabic" w:eastAsia="Traditional Arabic" w:hAnsi="Traditional Arabic"/>
+          <w:b w:val="false"/>
+          <w:bCs w:val="false"/>
+          <w:sz w:val="28"/>
+          <w:szCs w:val="28"/>
           <w:rtl/>
         </w:rPr>
         <w:t xml:space="preserve">يسري إبراهيم، </w:t>
@@ -1598,8 +1433,11 @@
       <w:r>
         <w:rPr>
           <w:rStyle w:val="FootAr"/>
+          <w:rFonts w:ascii="Traditional Arabic" w:cs="Traditional Arabic" w:eastAsia="Traditional Arabic" w:hAnsi="Traditional Arabic"/>
           <w:b/>
           <w:bCs/>
+          <w:sz w:val="28"/>
+          <w:szCs w:val="28"/>
           <w:rtl/>
         </w:rPr>
         <w:t xml:space="preserve">فقه النوازل للأقليات المسلمة</w:t>
@@ -1607,8 +1445,11 @@
       <w:r>
         <w:rPr>
           <w:rStyle w:val="FootAr"/>
-          <w:b w:val="false"/>
-          <w:bCs w:val="false"/>
+          <w:rFonts w:ascii="Traditional Arabic" w:cs="Traditional Arabic" w:eastAsia="Traditional Arabic" w:hAnsi="Traditional Arabic"/>
+          <w:b w:val="false"/>
+          <w:bCs w:val="false"/>
+          <w:sz w:val="28"/>
+          <w:szCs w:val="28"/>
           <w:rtl/>
         </w:rPr>
         <w:t xml:space="preserve">، ج2، ص991–992، 998، بتصرف.</w:t>
@@ -1620,33 +1461,22 @@
       <w:pPr>
         <w:pStyle w:val="FootP"/>
         <w:bidi/>
-      </w:pPr>
-      <w:r>
-        <w:rPr>
-          <w:rStyle w:val="FootnoteReference"/>
-          <w:rtl/>
-        </w:rPr>
-        <w:t>(</w:t>
-      </w:r>
-      <w:r>
-        <w:rPr>
-          <w:rStyle w:val="FootnoteReference"/>
-          <w:rtl/>
+        <w:jc w:val="start"/>
+      </w:pPr>
+      <w:r>
+        <w:rPr>
+          <w:rStyle w:val="FootnoteReference"/>
         </w:rPr>
         <w:footnoteRef/>
       </w:r>
       <w:r>
         <w:rPr>
-          <w:rStyle w:val="FootnoteReference"/>
-          <w:rtl/>
-        </w:rPr>
-        <w:t>)</w:t>
-      </w:r>
-      <w:r>
-        <w:rPr>
-          <w:rStyle w:val="FootAr"/>
-          <w:b w:val="false"/>
-          <w:bCs w:val="false"/>
+          <w:rStyle w:val="FootAr"/>
+          <w:rFonts w:ascii="Traditional Arabic" w:cs="Traditional Arabic" w:eastAsia="Traditional Arabic" w:hAnsi="Traditional Arabic"/>
+          <w:b w:val="false"/>
+          <w:bCs w:val="false"/>
+          <w:sz w:val="28"/>
+          <w:szCs w:val="28"/>
           <w:rtl/>
         </w:rPr>
         <w:t xml:space="preserve">قرارات المؤتمر السنوي الثاني لمجمع فقهاء الشريعة بأمريكا، كوبنهاغن، 22–25 يونيو 2004م، المحور السادس. </w:t>
@@ -1654,16 +1484,22 @@
       <w:r>
         <w:rPr>
           <w:rStyle w:val="FootLat"/>
-          <w:i w:val="false"/>
-          <w:iCs w:val="false"/>
+          <w:rFonts w:ascii="Times New Roman" w:cs="Times New Roman" w:eastAsia="Times New Roman" w:hAnsi="Times New Roman"/>
+          <w:i w:val="false"/>
+          <w:iCs w:val="false"/>
+          <w:sz w:val="20"/>
+          <w:szCs w:val="20"/>
         </w:rPr>
         <w:t xml:space="preserve">https</w:t>
       </w:r>
       <w:r>
         <w:rPr>
           <w:rStyle w:val="FootAr"/>
-          <w:b w:val="false"/>
-          <w:bCs w:val="false"/>
+          <w:rFonts w:ascii="Traditional Arabic" w:cs="Traditional Arabic" w:eastAsia="Traditional Arabic" w:hAnsi="Traditional Arabic"/>
+          <w:b w:val="false"/>
+          <w:bCs w:val="false"/>
+          <w:sz w:val="28"/>
+          <w:szCs w:val="28"/>
           <w:rtl/>
         </w:rPr>
         <w:t xml:space="preserve">://</w:t>
@@ -1671,16 +1507,22 @@
       <w:r>
         <w:rPr>
           <w:rStyle w:val="FootLat"/>
-          <w:i w:val="false"/>
-          <w:iCs w:val="false"/>
+          <w:rFonts w:ascii="Times New Roman" w:cs="Times New Roman" w:eastAsia="Times New Roman" w:hAnsi="Times New Roman"/>
+          <w:i w:val="false"/>
+          <w:iCs w:val="false"/>
+          <w:sz w:val="20"/>
+          <w:szCs w:val="20"/>
         </w:rPr>
         <w:t xml:space="preserve">www.amjaonline.org</w:t>
       </w:r>
       <w:r>
         <w:rPr>
           <w:rStyle w:val="FootAr"/>
-          <w:b w:val="false"/>
-          <w:bCs w:val="false"/>
+          <w:rFonts w:ascii="Traditional Arabic" w:cs="Traditional Arabic" w:eastAsia="Traditional Arabic" w:hAnsi="Traditional Arabic"/>
+          <w:b w:val="false"/>
+          <w:bCs w:val="false"/>
+          <w:sz w:val="28"/>
+          <w:szCs w:val="28"/>
           <w:rtl/>
         </w:rPr>
         <w:t xml:space="preserve">/</w:t>
@@ -1688,16 +1530,22 @@
       <w:r>
         <w:rPr>
           <w:rStyle w:val="FootLat"/>
-          <w:i w:val="false"/>
-          <w:iCs w:val="false"/>
+          <w:rFonts w:ascii="Times New Roman" w:cs="Times New Roman" w:eastAsia="Times New Roman" w:hAnsi="Times New Roman"/>
+          <w:i w:val="false"/>
+          <w:iCs w:val="false"/>
+          <w:sz w:val="20"/>
+          <w:szCs w:val="20"/>
         </w:rPr>
         <w:t xml:space="preserve">declaration-articles</w:t>
       </w:r>
       <w:r>
         <w:rPr>
           <w:rStyle w:val="FootAr"/>
-          <w:b w:val="false"/>
-          <w:bCs w:val="false"/>
+          <w:rFonts w:ascii="Traditional Arabic" w:cs="Traditional Arabic" w:eastAsia="Traditional Arabic" w:hAnsi="Traditional Arabic"/>
+          <w:b w:val="false"/>
+          <w:bCs w:val="false"/>
+          <w:sz w:val="28"/>
+          <w:szCs w:val="28"/>
           <w:rtl/>
         </w:rPr>
         <w:t xml:space="preserve">/</w:t>
@@ -1705,8 +1553,11 @@
       <w:r>
         <w:rPr>
           <w:rStyle w:val="FootLat"/>
-          <w:i w:val="false"/>
-          <w:iCs w:val="false"/>
+          <w:rFonts w:ascii="Times New Roman" w:cs="Times New Roman" w:eastAsia="Times New Roman" w:hAnsi="Times New Roman"/>
+          <w:i w:val="false"/>
+          <w:iCs w:val="false"/>
+          <w:sz w:val="20"/>
+          <w:szCs w:val="20"/>
         </w:rPr>
         <w:t xml:space="preserve">decisions-and-recommendations-of-amjas-second-annual-convention-denmark-ar</w:t>
       </w:r>
@@ -1717,33 +1568,22 @@
       <w:pPr>
         <w:pStyle w:val="FootP"/>
         <w:bidi/>
-      </w:pPr>
-      <w:r>
-        <w:rPr>
-          <w:rStyle w:val="FootnoteReference"/>
-          <w:rtl/>
-        </w:rPr>
-        <w:t>(</w:t>
-      </w:r>
-      <w:r>
-        <w:rPr>
-          <w:rStyle w:val="FootnoteReference"/>
-          <w:rtl/>
+        <w:jc w:val="start"/>
+      </w:pPr>
+      <w:r>
+        <w:rPr>
+          <w:rStyle w:val="FootnoteReference"/>
         </w:rPr>
         <w:footnoteRef/>
       </w:r>
       <w:r>
         <w:rPr>
-          <w:rStyle w:val="FootnoteReference"/>
-          <w:rtl/>
-        </w:rPr>
-        <w:t>)</w:t>
-      </w:r>
-      <w:r>
-        <w:rPr>
-          <w:rStyle w:val="FootAr"/>
-          <w:b w:val="false"/>
-          <w:bCs w:val="false"/>
+          <w:rStyle w:val="FootAr"/>
+          <w:rFonts w:ascii="Traditional Arabic" w:cs="Traditional Arabic" w:eastAsia="Traditional Arabic" w:hAnsi="Traditional Arabic"/>
+          <w:b w:val="false"/>
+          <w:bCs w:val="false"/>
+          <w:sz w:val="28"/>
+          <w:szCs w:val="28"/>
           <w:rtl/>
         </w:rPr>
         <w:t xml:space="preserve">القانون المدني والتجاري للأمة (</w:t>
@@ -1751,16 +1591,22 @@
       <w:r>
         <w:rPr>
           <w:rStyle w:val="FootLat"/>
-          <w:i w:val="false"/>
-          <w:iCs w:val="false"/>
+          <w:rFonts w:ascii="Times New Roman" w:cs="Times New Roman" w:eastAsia="Times New Roman" w:hAnsi="Times New Roman"/>
+          <w:i w:val="false"/>
+          <w:iCs w:val="false"/>
+          <w:sz w:val="20"/>
+          <w:szCs w:val="20"/>
         </w:rPr>
         <w:t xml:space="preserve">Ley 26.994</w:t>
       </w:r>
       <w:r>
         <w:rPr>
           <w:rStyle w:val="FootAr"/>
-          <w:b w:val="false"/>
-          <w:bCs w:val="false"/>
+          <w:rFonts w:ascii="Traditional Arabic" w:cs="Traditional Arabic" w:eastAsia="Traditional Arabic" w:hAnsi="Traditional Arabic"/>
+          <w:b w:val="false"/>
+          <w:bCs w:val="false"/>
+          <w:sz w:val="28"/>
+          <w:szCs w:val="28"/>
           <w:rtl/>
         </w:rPr>
         <w:t xml:space="preserve">)، المادة 406. </w:t>
@@ -1768,16 +1614,22 @@
       <w:r>
         <w:rPr>
           <w:rStyle w:val="FootLat"/>
-          <w:i w:val="false"/>
-          <w:iCs w:val="false"/>
+          <w:rFonts w:ascii="Times New Roman" w:cs="Times New Roman" w:eastAsia="Times New Roman" w:hAnsi="Times New Roman"/>
+          <w:i w:val="false"/>
+          <w:iCs w:val="false"/>
+          <w:sz w:val="20"/>
+          <w:szCs w:val="20"/>
         </w:rPr>
         <w:t xml:space="preserve">http</w:t>
       </w:r>
       <w:r>
         <w:rPr>
           <w:rStyle w:val="FootAr"/>
-          <w:b w:val="false"/>
-          <w:bCs w:val="false"/>
+          <w:rFonts w:ascii="Traditional Arabic" w:cs="Traditional Arabic" w:eastAsia="Traditional Arabic" w:hAnsi="Traditional Arabic"/>
+          <w:b w:val="false"/>
+          <w:bCs w:val="false"/>
+          <w:sz w:val="28"/>
+          <w:szCs w:val="28"/>
           <w:rtl/>
         </w:rPr>
         <w:t xml:space="preserve">://</w:t>
@@ -1785,16 +1637,22 @@
       <w:r>
         <w:rPr>
           <w:rStyle w:val="FootLat"/>
-          <w:i w:val="false"/>
-          <w:iCs w:val="false"/>
+          <w:rFonts w:ascii="Times New Roman" w:cs="Times New Roman" w:eastAsia="Times New Roman" w:hAnsi="Times New Roman"/>
+          <w:i w:val="false"/>
+          <w:iCs w:val="false"/>
+          <w:sz w:val="20"/>
+          <w:szCs w:val="20"/>
         </w:rPr>
         <w:t xml:space="preserve">servicios.infoleg.gob.ar</w:t>
       </w:r>
       <w:r>
         <w:rPr>
           <w:rStyle w:val="FootAr"/>
-          <w:b w:val="false"/>
-          <w:bCs w:val="false"/>
+          <w:rFonts w:ascii="Traditional Arabic" w:cs="Traditional Arabic" w:eastAsia="Traditional Arabic" w:hAnsi="Traditional Arabic"/>
+          <w:b w:val="false"/>
+          <w:bCs w:val="false"/>
+          <w:sz w:val="28"/>
+          <w:szCs w:val="28"/>
           <w:rtl/>
         </w:rPr>
         <w:t xml:space="preserve">/</w:t>
@@ -1802,16 +1660,22 @@
       <w:r>
         <w:rPr>
           <w:rStyle w:val="FootLat"/>
-          <w:i w:val="false"/>
-          <w:iCs w:val="false"/>
+          <w:rFonts w:ascii="Times New Roman" w:cs="Times New Roman" w:eastAsia="Times New Roman" w:hAnsi="Times New Roman"/>
+          <w:i w:val="false"/>
+          <w:iCs w:val="false"/>
+          <w:sz w:val="20"/>
+          <w:szCs w:val="20"/>
         </w:rPr>
         <w:t xml:space="preserve">infolegInternet</w:t>
       </w:r>
       <w:r>
         <w:rPr>
           <w:rStyle w:val="FootAr"/>
-          <w:b w:val="false"/>
-          <w:bCs w:val="false"/>
+          <w:rFonts w:ascii="Traditional Arabic" w:cs="Traditional Arabic" w:eastAsia="Traditional Arabic" w:hAnsi="Traditional Arabic"/>
+          <w:b w:val="false"/>
+          <w:bCs w:val="false"/>
+          <w:sz w:val="28"/>
+          <w:szCs w:val="28"/>
           <w:rtl/>
         </w:rPr>
         <w:t xml:space="preserve">/</w:t>
@@ -1819,16 +1683,22 @@
       <w:r>
         <w:rPr>
           <w:rStyle w:val="FootLat"/>
-          <w:i w:val="false"/>
-          <w:iCs w:val="false"/>
+          <w:rFonts w:ascii="Times New Roman" w:cs="Times New Roman" w:eastAsia="Times New Roman" w:hAnsi="Times New Roman"/>
+          <w:i w:val="false"/>
+          <w:iCs w:val="false"/>
+          <w:sz w:val="20"/>
+          <w:szCs w:val="20"/>
         </w:rPr>
         <w:t xml:space="preserve">anexos</w:t>
       </w:r>
       <w:r>
         <w:rPr>
           <w:rStyle w:val="FootAr"/>
-          <w:b w:val="false"/>
-          <w:bCs w:val="false"/>
+          <w:rFonts w:ascii="Traditional Arabic" w:cs="Traditional Arabic" w:eastAsia="Traditional Arabic" w:hAnsi="Traditional Arabic"/>
+          <w:b w:val="false"/>
+          <w:bCs w:val="false"/>
+          <w:sz w:val="28"/>
+          <w:szCs w:val="28"/>
           <w:rtl/>
         </w:rPr>
         <w:t xml:space="preserve">/235000-239999/235975/</w:t>
@@ -1836,8 +1706,11 @@
       <w:r>
         <w:rPr>
           <w:rStyle w:val="FootLat"/>
-          <w:i w:val="false"/>
-          <w:iCs w:val="false"/>
+          <w:rFonts w:ascii="Times New Roman" w:cs="Times New Roman" w:eastAsia="Times New Roman" w:hAnsi="Times New Roman"/>
+          <w:i w:val="false"/>
+          <w:iCs w:val="false"/>
+          <w:sz w:val="20"/>
+          <w:szCs w:val="20"/>
         </w:rPr>
         <w:t xml:space="preserve">texact.htm</w:t>
       </w:r>
@@ -1848,41 +1721,33 @@
       <w:pPr>
         <w:pStyle w:val="FootP"/>
         <w:bidi/>
-      </w:pPr>
-      <w:r>
-        <w:rPr>
-          <w:rStyle w:val="FootnoteReference"/>
-          <w:rtl/>
-        </w:rPr>
-        <w:t>(</w:t>
-      </w:r>
-      <w:r>
-        <w:rPr>
-          <w:rStyle w:val="FootnoteReference"/>
-          <w:rtl/>
+        <w:jc w:val="start"/>
+      </w:pPr>
+      <w:r>
+        <w:rPr>
+          <w:rStyle w:val="FootnoteReference"/>
         </w:rPr>
         <w:footnoteRef/>
       </w:r>
       <w:r>
         <w:rPr>
-          <w:rStyle w:val="FootnoteReference"/>
-          <w:rtl/>
-        </w:rPr>
-        <w:t>)</w:t>
-      </w:r>
-      <w:r>
-        <w:rPr>
-          <w:rStyle w:val="FootLat"/>
-          <w:i w:val="false"/>
-          <w:iCs w:val="false"/>
+          <w:rStyle w:val="FootLat"/>
+          <w:rFonts w:ascii="Times New Roman" w:cs="Times New Roman" w:eastAsia="Times New Roman" w:hAnsi="Times New Roman"/>
+          <w:i w:val="false"/>
+          <w:iCs w:val="false"/>
+          <w:sz w:val="20"/>
+          <w:szCs w:val="20"/>
         </w:rPr>
         <w:t xml:space="preserve">Herrera, Caramelo, Picasso</w:t>
       </w:r>
       <w:r>
         <w:rPr>
           <w:rStyle w:val="FootAr"/>
-          <w:b w:val="false"/>
-          <w:bCs w:val="false"/>
+          <w:rFonts w:ascii="Traditional Arabic" w:cs="Traditional Arabic" w:eastAsia="Traditional Arabic" w:hAnsi="Traditional Arabic"/>
+          <w:b w:val="false"/>
+          <w:bCs w:val="false"/>
+          <w:sz w:val="28"/>
+          <w:szCs w:val="28"/>
           <w:rtl/>
         </w:rPr>
         <w:t xml:space="preserve"> (</w:t>
@@ -1890,16 +1755,22 @@
       <w:r>
         <w:rPr>
           <w:rStyle w:val="FootLat"/>
-          <w:i w:val="false"/>
-          <w:iCs w:val="false"/>
+          <w:rFonts w:ascii="Times New Roman" w:cs="Times New Roman" w:eastAsia="Times New Roman" w:hAnsi="Times New Roman"/>
+          <w:i w:val="false"/>
+          <w:iCs w:val="false"/>
+          <w:sz w:val="20"/>
+          <w:szCs w:val="20"/>
         </w:rPr>
         <w:t xml:space="preserve">dirs.</w:t>
       </w:r>
       <w:r>
         <w:rPr>
           <w:rStyle w:val="FootAr"/>
-          <w:b w:val="false"/>
-          <w:bCs w:val="false"/>
+          <w:rFonts w:ascii="Traditional Arabic" w:cs="Traditional Arabic" w:eastAsia="Traditional Arabic" w:hAnsi="Traditional Arabic"/>
+          <w:b w:val="false"/>
+          <w:bCs w:val="false"/>
+          <w:sz w:val="28"/>
+          <w:szCs w:val="28"/>
           <w:rtl/>
         </w:rPr>
         <w:t xml:space="preserve">), </w:t>
@@ -1907,16 +1778,22 @@
       <w:r>
         <w:rPr>
           <w:rStyle w:val="FootLat"/>
-          <w:i w:val="false"/>
-          <w:iCs w:val="false"/>
+          <w:rFonts w:ascii="Times New Roman" w:cs="Times New Roman" w:eastAsia="Times New Roman" w:hAnsi="Times New Roman"/>
+          <w:i w:val="false"/>
+          <w:iCs w:val="false"/>
+          <w:sz w:val="20"/>
+          <w:szCs w:val="20"/>
         </w:rPr>
         <w:t xml:space="preserve">Código Civil y Comercial de la Nación Comentado</w:t>
       </w:r>
       <w:r>
         <w:rPr>
           <w:rStyle w:val="FootAr"/>
-          <w:b w:val="false"/>
-          <w:bCs w:val="false"/>
+          <w:rFonts w:ascii="Traditional Arabic" w:cs="Traditional Arabic" w:eastAsia="Traditional Arabic" w:hAnsi="Traditional Arabic"/>
+          <w:b w:val="false"/>
+          <w:bCs w:val="false"/>
+          <w:sz w:val="28"/>
+          <w:szCs w:val="28"/>
           <w:rtl/>
         </w:rPr>
         <w:t xml:space="preserve">, </w:t>
@@ -1924,16 +1801,22 @@
       <w:r>
         <w:rPr>
           <w:rStyle w:val="FootLat"/>
-          <w:i w:val="false"/>
-          <w:iCs w:val="false"/>
+          <w:rFonts w:ascii="Times New Roman" w:cs="Times New Roman" w:eastAsia="Times New Roman" w:hAnsi="Times New Roman"/>
+          <w:i w:val="false"/>
+          <w:iCs w:val="false"/>
+          <w:sz w:val="20"/>
+          <w:szCs w:val="20"/>
         </w:rPr>
         <w:t xml:space="preserve">t. II, Buenos Aires, Infojus, 2015, pp. 13</w:t>
       </w:r>
       <w:r>
         <w:rPr>
           <w:rStyle w:val="FootAr"/>
-          <w:b w:val="false"/>
-          <w:bCs w:val="false"/>
+          <w:rFonts w:ascii="Traditional Arabic" w:cs="Traditional Arabic" w:eastAsia="Traditional Arabic" w:hAnsi="Traditional Arabic"/>
+          <w:b w:val="false"/>
+          <w:bCs w:val="false"/>
+          <w:sz w:val="28"/>
+          <w:szCs w:val="28"/>
           <w:rtl/>
         </w:rPr>
         <w:t xml:space="preserve">–14، بتصرف.</w:t>
@@ -1945,33 +1828,22 @@
       <w:pPr>
         <w:pStyle w:val="FootP"/>
         <w:bidi/>
-      </w:pPr>
-      <w:r>
-        <w:rPr>
-          <w:rStyle w:val="FootnoteReference"/>
-          <w:rtl/>
-        </w:rPr>
-        <w:t>(</w:t>
-      </w:r>
-      <w:r>
-        <w:rPr>
-          <w:rStyle w:val="FootnoteReference"/>
-          <w:rtl/>
+        <w:jc w:val="start"/>
+      </w:pPr>
+      <w:r>
+        <w:rPr>
+          <w:rStyle w:val="FootnoteReference"/>
         </w:rPr>
         <w:footnoteRef/>
       </w:r>
       <w:r>
         <w:rPr>
-          <w:rStyle w:val="FootnoteReference"/>
-          <w:rtl/>
-        </w:rPr>
-        <w:t>)</w:t>
-      </w:r>
-      <w:r>
-        <w:rPr>
-          <w:rStyle w:val="FootAr"/>
-          <w:b w:val="false"/>
-          <w:bCs w:val="false"/>
+          <w:rStyle w:val="FootAr"/>
+          <w:rFonts w:ascii="Traditional Arabic" w:cs="Traditional Arabic" w:eastAsia="Traditional Arabic" w:hAnsi="Traditional Arabic"/>
+          <w:b w:val="false"/>
+          <w:bCs w:val="false"/>
+          <w:sz w:val="28"/>
+          <w:szCs w:val="28"/>
           <w:rtl/>
         </w:rPr>
         <w:t xml:space="preserve">القانون المدني والتجاري للأمة (</w:t>
@@ -1979,16 +1851,22 @@
       <w:r>
         <w:rPr>
           <w:rStyle w:val="FootLat"/>
-          <w:i w:val="false"/>
-          <w:iCs w:val="false"/>
+          <w:rFonts w:ascii="Times New Roman" w:cs="Times New Roman" w:eastAsia="Times New Roman" w:hAnsi="Times New Roman"/>
+          <w:i w:val="false"/>
+          <w:iCs w:val="false"/>
+          <w:sz w:val="20"/>
+          <w:szCs w:val="20"/>
         </w:rPr>
         <w:t xml:space="preserve">Ley 26.994</w:t>
       </w:r>
       <w:r>
         <w:rPr>
           <w:rStyle w:val="FootAr"/>
-          <w:b w:val="false"/>
-          <w:bCs w:val="false"/>
+          <w:rFonts w:ascii="Traditional Arabic" w:cs="Traditional Arabic" w:eastAsia="Traditional Arabic" w:hAnsi="Traditional Arabic"/>
+          <w:b w:val="false"/>
+          <w:bCs w:val="false"/>
+          <w:sz w:val="28"/>
+          <w:szCs w:val="28"/>
           <w:rtl/>
         </w:rPr>
         <w:t xml:space="preserve">)، المادة 418. </w:t>
@@ -1996,16 +1874,22 @@
       <w:r>
         <w:rPr>
           <w:rStyle w:val="FootLat"/>
-          <w:i w:val="false"/>
-          <w:iCs w:val="false"/>
+          <w:rFonts w:ascii="Times New Roman" w:cs="Times New Roman" w:eastAsia="Times New Roman" w:hAnsi="Times New Roman"/>
+          <w:i w:val="false"/>
+          <w:iCs w:val="false"/>
+          <w:sz w:val="20"/>
+          <w:szCs w:val="20"/>
         </w:rPr>
         <w:t xml:space="preserve">http</w:t>
       </w:r>
       <w:r>
         <w:rPr>
           <w:rStyle w:val="FootAr"/>
-          <w:b w:val="false"/>
-          <w:bCs w:val="false"/>
+          <w:rFonts w:ascii="Traditional Arabic" w:cs="Traditional Arabic" w:eastAsia="Traditional Arabic" w:hAnsi="Traditional Arabic"/>
+          <w:b w:val="false"/>
+          <w:bCs w:val="false"/>
+          <w:sz w:val="28"/>
+          <w:szCs w:val="28"/>
           <w:rtl/>
         </w:rPr>
         <w:t xml:space="preserve">://</w:t>
@@ -2013,16 +1897,22 @@
       <w:r>
         <w:rPr>
           <w:rStyle w:val="FootLat"/>
-          <w:i w:val="false"/>
-          <w:iCs w:val="false"/>
+          <w:rFonts w:ascii="Times New Roman" w:cs="Times New Roman" w:eastAsia="Times New Roman" w:hAnsi="Times New Roman"/>
+          <w:i w:val="false"/>
+          <w:iCs w:val="false"/>
+          <w:sz w:val="20"/>
+          <w:szCs w:val="20"/>
         </w:rPr>
         <w:t xml:space="preserve">servicios.infoleg.gob.ar</w:t>
       </w:r>
       <w:r>
         <w:rPr>
           <w:rStyle w:val="FootAr"/>
-          <w:b w:val="false"/>
-          <w:bCs w:val="false"/>
+          <w:rFonts w:ascii="Traditional Arabic" w:cs="Traditional Arabic" w:eastAsia="Traditional Arabic" w:hAnsi="Traditional Arabic"/>
+          <w:b w:val="false"/>
+          <w:bCs w:val="false"/>
+          <w:sz w:val="28"/>
+          <w:szCs w:val="28"/>
           <w:rtl/>
         </w:rPr>
         <w:t xml:space="preserve">/</w:t>
@@ -2030,16 +1920,22 @@
       <w:r>
         <w:rPr>
           <w:rStyle w:val="FootLat"/>
-          <w:i w:val="false"/>
-          <w:iCs w:val="false"/>
+          <w:rFonts w:ascii="Times New Roman" w:cs="Times New Roman" w:eastAsia="Times New Roman" w:hAnsi="Times New Roman"/>
+          <w:i w:val="false"/>
+          <w:iCs w:val="false"/>
+          <w:sz w:val="20"/>
+          <w:szCs w:val="20"/>
         </w:rPr>
         <w:t xml:space="preserve">infolegInternet</w:t>
       </w:r>
       <w:r>
         <w:rPr>
           <w:rStyle w:val="FootAr"/>
-          <w:b w:val="false"/>
-          <w:bCs w:val="false"/>
+          <w:rFonts w:ascii="Traditional Arabic" w:cs="Traditional Arabic" w:eastAsia="Traditional Arabic" w:hAnsi="Traditional Arabic"/>
+          <w:b w:val="false"/>
+          <w:bCs w:val="false"/>
+          <w:sz w:val="28"/>
+          <w:szCs w:val="28"/>
           <w:rtl/>
         </w:rPr>
         <w:t xml:space="preserve">/</w:t>
@@ -2047,16 +1943,22 @@
       <w:r>
         <w:rPr>
           <w:rStyle w:val="FootLat"/>
-          <w:i w:val="false"/>
-          <w:iCs w:val="false"/>
+          <w:rFonts w:ascii="Times New Roman" w:cs="Times New Roman" w:eastAsia="Times New Roman" w:hAnsi="Times New Roman"/>
+          <w:i w:val="false"/>
+          <w:iCs w:val="false"/>
+          <w:sz w:val="20"/>
+          <w:szCs w:val="20"/>
         </w:rPr>
         <w:t xml:space="preserve">anexos</w:t>
       </w:r>
       <w:r>
         <w:rPr>
           <w:rStyle w:val="FootAr"/>
-          <w:b w:val="false"/>
-          <w:bCs w:val="false"/>
+          <w:rFonts w:ascii="Traditional Arabic" w:cs="Traditional Arabic" w:eastAsia="Traditional Arabic" w:hAnsi="Traditional Arabic"/>
+          <w:b w:val="false"/>
+          <w:bCs w:val="false"/>
+          <w:sz w:val="28"/>
+          <w:szCs w:val="28"/>
           <w:rtl/>
         </w:rPr>
         <w:t xml:space="preserve">/235000-239999/235975/</w:t>
@@ -2064,8 +1966,11 @@
       <w:r>
         <w:rPr>
           <w:rStyle w:val="FootLat"/>
-          <w:i w:val="false"/>
-          <w:iCs w:val="false"/>
+          <w:rFonts w:ascii="Times New Roman" w:cs="Times New Roman" w:eastAsia="Times New Roman" w:hAnsi="Times New Roman"/>
+          <w:i w:val="false"/>
+          <w:iCs w:val="false"/>
+          <w:sz w:val="20"/>
+          <w:szCs w:val="20"/>
         </w:rPr>
         <w:t xml:space="preserve">texact.htm</w:t>
       </w:r>
@@ -2076,41 +1981,33 @@
       <w:pPr>
         <w:pStyle w:val="FootP"/>
         <w:bidi/>
-      </w:pPr>
-      <w:r>
-        <w:rPr>
-          <w:rStyle w:val="FootnoteReference"/>
-          <w:rtl/>
-        </w:rPr>
-        <w:t>(</w:t>
-      </w:r>
-      <w:r>
-        <w:rPr>
-          <w:rStyle w:val="FootnoteReference"/>
-          <w:rtl/>
+        <w:jc w:val="start"/>
+      </w:pPr>
+      <w:r>
+        <w:rPr>
+          <w:rStyle w:val="FootnoteReference"/>
         </w:rPr>
         <w:footnoteRef/>
       </w:r>
       <w:r>
         <w:rPr>
-          <w:rStyle w:val="FootnoteReference"/>
-          <w:rtl/>
-        </w:rPr>
-        <w:t>)</w:t>
-      </w:r>
-      <w:r>
-        <w:rPr>
-          <w:rStyle w:val="FootLat"/>
-          <w:i w:val="false"/>
-          <w:iCs w:val="false"/>
+          <w:rStyle w:val="FootLat"/>
+          <w:rFonts w:ascii="Times New Roman" w:cs="Times New Roman" w:eastAsia="Times New Roman" w:hAnsi="Times New Roman"/>
+          <w:i w:val="false"/>
+          <w:iCs w:val="false"/>
+          <w:sz w:val="20"/>
+          <w:szCs w:val="20"/>
         </w:rPr>
         <w:t xml:space="preserve">Ley 26.413 de Registro del Estado Civil y Capacidad de las Personas</w:t>
       </w:r>
       <w:r>
         <w:rPr>
           <w:rStyle w:val="FootAr"/>
-          <w:b w:val="false"/>
-          <w:bCs w:val="false"/>
+          <w:rFonts w:ascii="Traditional Arabic" w:cs="Traditional Arabic" w:eastAsia="Traditional Arabic" w:hAnsi="Traditional Arabic"/>
+          <w:b w:val="false"/>
+          <w:bCs w:val="false"/>
+          <w:sz w:val="28"/>
+          <w:szCs w:val="28"/>
           <w:rtl/>
         </w:rPr>
         <w:t xml:space="preserve">، المادتان 1 و51.</w:t>
@@ -2122,33 +2019,22 @@
       <w:pPr>
         <w:pStyle w:val="FootP"/>
         <w:bidi/>
-      </w:pPr>
-      <w:r>
-        <w:rPr>
-          <w:rStyle w:val="FootnoteReference"/>
-          <w:rtl/>
-        </w:rPr>
-        <w:t>(</w:t>
-      </w:r>
-      <w:r>
-        <w:rPr>
-          <w:rStyle w:val="FootnoteReference"/>
-          <w:rtl/>
+        <w:jc w:val="start"/>
+      </w:pPr>
+      <w:r>
+        <w:rPr>
+          <w:rStyle w:val="FootnoteReference"/>
         </w:rPr>
         <w:footnoteRef/>
       </w:r>
       <w:r>
         <w:rPr>
-          <w:rStyle w:val="FootnoteReference"/>
-          <w:rtl/>
-        </w:rPr>
-        <w:t>)</w:t>
-      </w:r>
-      <w:r>
-        <w:rPr>
-          <w:rStyle w:val="FootAr"/>
-          <w:b w:val="false"/>
-          <w:bCs w:val="false"/>
+          <w:rStyle w:val="FootAr"/>
+          <w:rFonts w:ascii="Traditional Arabic" w:cs="Traditional Arabic" w:eastAsia="Traditional Arabic" w:hAnsi="Traditional Arabic"/>
+          <w:b w:val="false"/>
+          <w:bCs w:val="false"/>
+          <w:sz w:val="28"/>
+          <w:szCs w:val="28"/>
           <w:rtl/>
         </w:rPr>
         <w:t xml:space="preserve">القانون المدني والتجاري للأمة (</w:t>
@@ -2156,16 +2042,22 @@
       <w:r>
         <w:rPr>
           <w:rStyle w:val="FootLat"/>
-          <w:i w:val="false"/>
-          <w:iCs w:val="false"/>
+          <w:rFonts w:ascii="Times New Roman" w:cs="Times New Roman" w:eastAsia="Times New Roman" w:hAnsi="Times New Roman"/>
+          <w:i w:val="false"/>
+          <w:iCs w:val="false"/>
+          <w:sz w:val="20"/>
+          <w:szCs w:val="20"/>
         </w:rPr>
         <w:t xml:space="preserve">Ley 26.994</w:t>
       </w:r>
       <w:r>
         <w:rPr>
           <w:rStyle w:val="FootAr"/>
-          <w:b w:val="false"/>
-          <w:bCs w:val="false"/>
+          <w:rFonts w:ascii="Traditional Arabic" w:cs="Traditional Arabic" w:eastAsia="Traditional Arabic" w:hAnsi="Traditional Arabic"/>
+          <w:b w:val="false"/>
+          <w:bCs w:val="false"/>
+          <w:sz w:val="28"/>
+          <w:szCs w:val="28"/>
           <w:rtl/>
         </w:rPr>
         <w:t xml:space="preserve">)، المادة 423.</w:t>
@@ -2177,33 +2069,22 @@
       <w:pPr>
         <w:pStyle w:val="FootP"/>
         <w:bidi/>
-      </w:pPr>
-      <w:r>
-        <w:rPr>
-          <w:rStyle w:val="FootnoteReference"/>
-          <w:rtl/>
-        </w:rPr>
-        <w:t>(</w:t>
-      </w:r>
-      <w:r>
-        <w:rPr>
-          <w:rStyle w:val="FootnoteReference"/>
-          <w:rtl/>
+        <w:jc w:val="start"/>
+      </w:pPr>
+      <w:r>
+        <w:rPr>
+          <w:rStyle w:val="FootnoteReference"/>
         </w:rPr>
         <w:footnoteRef/>
       </w:r>
       <w:r>
         <w:rPr>
-          <w:rStyle w:val="FootnoteReference"/>
-          <w:rtl/>
-        </w:rPr>
-        <w:t>)</w:t>
-      </w:r>
-      <w:r>
-        <w:rPr>
-          <w:rStyle w:val="FootAr"/>
-          <w:b w:val="false"/>
-          <w:bCs w:val="false"/>
+          <w:rStyle w:val="FootAr"/>
+          <w:rFonts w:ascii="Traditional Arabic" w:cs="Traditional Arabic" w:eastAsia="Traditional Arabic" w:hAnsi="Traditional Arabic"/>
+          <w:b w:val="false"/>
+          <w:bCs w:val="false"/>
+          <w:sz w:val="28"/>
+          <w:szCs w:val="28"/>
           <w:rtl/>
         </w:rPr>
         <w:t xml:space="preserve">القانون المدني والتجاري للأمة (</w:t>
@@ -2211,16 +2092,22 @@
       <w:r>
         <w:rPr>
           <w:rStyle w:val="FootLat"/>
-          <w:i w:val="false"/>
-          <w:iCs w:val="false"/>
+          <w:rFonts w:ascii="Times New Roman" w:cs="Times New Roman" w:eastAsia="Times New Roman" w:hAnsi="Times New Roman"/>
+          <w:i w:val="false"/>
+          <w:iCs w:val="false"/>
+          <w:sz w:val="20"/>
+          <w:szCs w:val="20"/>
         </w:rPr>
         <w:t xml:space="preserve">Ley 26.994</w:t>
       </w:r>
       <w:r>
         <w:rPr>
           <w:rStyle w:val="FootAr"/>
-          <w:b w:val="false"/>
-          <w:bCs w:val="false"/>
+          <w:rFonts w:ascii="Traditional Arabic" w:cs="Traditional Arabic" w:eastAsia="Traditional Arabic" w:hAnsi="Traditional Arabic"/>
+          <w:b w:val="false"/>
+          <w:bCs w:val="false"/>
+          <w:sz w:val="28"/>
+          <w:szCs w:val="28"/>
           <w:rtl/>
         </w:rPr>
         <w:t xml:space="preserve">)، المادتان 509 و510.</w:t>
@@ -2232,33 +2119,22 @@
       <w:pPr>
         <w:pStyle w:val="FootP"/>
         <w:bidi/>
-      </w:pPr>
-      <w:r>
-        <w:rPr>
-          <w:rStyle w:val="FootnoteReference"/>
-          <w:rtl/>
-        </w:rPr>
-        <w:t>(</w:t>
-      </w:r>
-      <w:r>
-        <w:rPr>
-          <w:rStyle w:val="FootnoteReference"/>
-          <w:rtl/>
+        <w:jc w:val="start"/>
+      </w:pPr>
+      <w:r>
+        <w:rPr>
+          <w:rStyle w:val="FootnoteReference"/>
         </w:rPr>
         <w:footnoteRef/>
       </w:r>
       <w:r>
         <w:rPr>
-          <w:rStyle w:val="FootnoteReference"/>
-          <w:rtl/>
-        </w:rPr>
-        <w:t>)</w:t>
-      </w:r>
-      <w:r>
-        <w:rPr>
-          <w:rStyle w:val="FootAr"/>
-          <w:b w:val="false"/>
-          <w:bCs w:val="false"/>
+          <w:rStyle w:val="FootAr"/>
+          <w:rFonts w:ascii="Traditional Arabic" w:cs="Traditional Arabic" w:eastAsia="Traditional Arabic" w:hAnsi="Traditional Arabic"/>
+          <w:b w:val="false"/>
+          <w:bCs w:val="false"/>
+          <w:sz w:val="28"/>
+          <w:szCs w:val="28"/>
           <w:rtl/>
         </w:rPr>
         <w:t xml:space="preserve">القانون المدني والتجاري للأمة (</w:t>
@@ -2266,16 +2142,22 @@
       <w:r>
         <w:rPr>
           <w:rStyle w:val="FootLat"/>
-          <w:i w:val="false"/>
-          <w:iCs w:val="false"/>
+          <w:rFonts w:ascii="Times New Roman" w:cs="Times New Roman" w:eastAsia="Times New Roman" w:hAnsi="Times New Roman"/>
+          <w:i w:val="false"/>
+          <w:iCs w:val="false"/>
+          <w:sz w:val="20"/>
+          <w:szCs w:val="20"/>
         </w:rPr>
         <w:t xml:space="preserve">Ley 26.994</w:t>
       </w:r>
       <w:r>
         <w:rPr>
           <w:rStyle w:val="FootAr"/>
-          <w:b w:val="false"/>
-          <w:bCs w:val="false"/>
+          <w:rFonts w:ascii="Traditional Arabic" w:cs="Traditional Arabic" w:eastAsia="Traditional Arabic" w:hAnsi="Traditional Arabic"/>
+          <w:b w:val="false"/>
+          <w:bCs w:val="false"/>
+          <w:sz w:val="28"/>
+          <w:szCs w:val="28"/>
           <w:rtl/>
         </w:rPr>
         <w:t xml:space="preserve">)، المادة 528.</w:t>
@@ -2287,33 +2169,22 @@
       <w:pPr>
         <w:pStyle w:val="FootP"/>
         <w:bidi/>
-      </w:pPr>
-      <w:r>
-        <w:rPr>
-          <w:rStyle w:val="FootnoteReference"/>
-          <w:rtl/>
-        </w:rPr>
-        <w:t>(</w:t>
-      </w:r>
-      <w:r>
-        <w:rPr>
-          <w:rStyle w:val="FootnoteReference"/>
-          <w:rtl/>
+        <w:jc w:val="start"/>
+      </w:pPr>
+      <w:r>
+        <w:rPr>
+          <w:rStyle w:val="FootnoteReference"/>
         </w:rPr>
         <w:footnoteRef/>
       </w:r>
       <w:r>
         <w:rPr>
-          <w:rStyle w:val="FootnoteReference"/>
-          <w:rtl/>
-        </w:rPr>
-        <w:t>)</w:t>
-      </w:r>
-      <w:r>
-        <w:rPr>
-          <w:rStyle w:val="FootAr"/>
-          <w:b w:val="false"/>
-          <w:bCs w:val="false"/>
+          <w:rStyle w:val="FootAr"/>
+          <w:rFonts w:ascii="Traditional Arabic" w:cs="Traditional Arabic" w:eastAsia="Traditional Arabic" w:hAnsi="Traditional Arabic"/>
+          <w:b w:val="false"/>
+          <w:bCs w:val="false"/>
+          <w:sz w:val="28"/>
+          <w:szCs w:val="28"/>
           <w:rtl/>
         </w:rPr>
         <w:t xml:space="preserve">القانون المدني والتجاري للأمة (</w:t>
@@ -2321,16 +2192,22 @@
       <w:r>
         <w:rPr>
           <w:rStyle w:val="FootLat"/>
-          <w:i w:val="false"/>
-          <w:iCs w:val="false"/>
+          <w:rFonts w:ascii="Times New Roman" w:cs="Times New Roman" w:eastAsia="Times New Roman" w:hAnsi="Times New Roman"/>
+          <w:i w:val="false"/>
+          <w:iCs w:val="false"/>
+          <w:sz w:val="20"/>
+          <w:szCs w:val="20"/>
         </w:rPr>
         <w:t xml:space="preserve">Ley 26.994</w:t>
       </w:r>
       <w:r>
         <w:rPr>
           <w:rStyle w:val="FootAr"/>
-          <w:b w:val="false"/>
-          <w:bCs w:val="false"/>
+          <w:rFonts w:ascii="Traditional Arabic" w:cs="Traditional Arabic" w:eastAsia="Traditional Arabic" w:hAnsi="Traditional Arabic"/>
+          <w:b w:val="false"/>
+          <w:bCs w:val="false"/>
+          <w:sz w:val="28"/>
+          <w:szCs w:val="28"/>
           <w:rtl/>
         </w:rPr>
         <w:t xml:space="preserve">)، المادة 2424.</w:t>
@@ -2342,33 +2219,22 @@
       <w:pPr>
         <w:pStyle w:val="FootP"/>
         <w:bidi/>
-      </w:pPr>
-      <w:r>
-        <w:rPr>
-          <w:rStyle w:val="FootnoteReference"/>
-          <w:rtl/>
-        </w:rPr>
-        <w:t>(</w:t>
-      </w:r>
-      <w:r>
-        <w:rPr>
-          <w:rStyle w:val="FootnoteReference"/>
-          <w:rtl/>
+        <w:jc w:val="start"/>
+      </w:pPr>
+      <w:r>
+        <w:rPr>
+          <w:rStyle w:val="FootnoteReference"/>
         </w:rPr>
         <w:footnoteRef/>
       </w:r>
       <w:r>
         <w:rPr>
-          <w:rStyle w:val="FootnoteReference"/>
-          <w:rtl/>
-        </w:rPr>
-        <w:t>)</w:t>
-      </w:r>
-      <w:r>
-        <w:rPr>
-          <w:rStyle w:val="FootAr"/>
-          <w:b w:val="false"/>
-          <w:bCs w:val="false"/>
+          <w:rStyle w:val="FootAr"/>
+          <w:rFonts w:ascii="Traditional Arabic" w:cs="Traditional Arabic" w:eastAsia="Traditional Arabic" w:hAnsi="Traditional Arabic"/>
+          <w:b w:val="false"/>
+          <w:bCs w:val="false"/>
+          <w:sz w:val="28"/>
+          <w:szCs w:val="28"/>
           <w:rtl/>
         </w:rPr>
         <w:t xml:space="preserve">القانون المدني والتجاري للأمة (</w:t>
@@ -2376,16 +2242,22 @@
       <w:r>
         <w:rPr>
           <w:rStyle w:val="FootLat"/>
-          <w:i w:val="false"/>
-          <w:iCs w:val="false"/>
+          <w:rFonts w:ascii="Times New Roman" w:cs="Times New Roman" w:eastAsia="Times New Roman" w:hAnsi="Times New Roman"/>
+          <w:i w:val="false"/>
+          <w:iCs w:val="false"/>
+          <w:sz w:val="20"/>
+          <w:szCs w:val="20"/>
         </w:rPr>
         <w:t xml:space="preserve">Ley 26.994</w:t>
       </w:r>
       <w:r>
         <w:rPr>
           <w:rStyle w:val="FootAr"/>
-          <w:b w:val="false"/>
-          <w:bCs w:val="false"/>
+          <w:rFonts w:ascii="Traditional Arabic" w:cs="Traditional Arabic" w:eastAsia="Traditional Arabic" w:hAnsi="Traditional Arabic"/>
+          <w:b w:val="false"/>
+          <w:bCs w:val="false"/>
+          <w:sz w:val="28"/>
+          <w:szCs w:val="28"/>
           <w:rtl/>
         </w:rPr>
         <w:t xml:space="preserve">)، المادة 527.</w:t>
@@ -2397,41 +2269,33 @@
       <w:pPr>
         <w:pStyle w:val="FootP"/>
         <w:bidi/>
-      </w:pPr>
-      <w:r>
-        <w:rPr>
-          <w:rStyle w:val="FootnoteReference"/>
-          <w:rtl/>
-        </w:rPr>
-        <w:t>(</w:t>
-      </w:r>
-      <w:r>
-        <w:rPr>
-          <w:rStyle w:val="FootnoteReference"/>
-          <w:rtl/>
+        <w:jc w:val="start"/>
+      </w:pPr>
+      <w:r>
+        <w:rPr>
+          <w:rStyle w:val="FootnoteReference"/>
         </w:rPr>
         <w:footnoteRef/>
       </w:r>
       <w:r>
         <w:rPr>
-          <w:rStyle w:val="FootnoteReference"/>
-          <w:rtl/>
-        </w:rPr>
-        <w:t>)</w:t>
-      </w:r>
-      <w:r>
-        <w:rPr>
-          <w:rStyle w:val="FootLat"/>
-          <w:i w:val="false"/>
-          <w:iCs w:val="false"/>
+          <w:rStyle w:val="FootLat"/>
+          <w:rFonts w:ascii="Times New Roman" w:cs="Times New Roman" w:eastAsia="Times New Roman" w:hAnsi="Times New Roman"/>
+          <w:i w:val="false"/>
+          <w:iCs w:val="false"/>
+          <w:sz w:val="20"/>
+          <w:szCs w:val="20"/>
         </w:rPr>
         <w:t xml:space="preserve">Herrera, Caramelo, Picasso</w:t>
       </w:r>
       <w:r>
         <w:rPr>
           <w:rStyle w:val="FootAr"/>
-          <w:b w:val="false"/>
-          <w:bCs w:val="false"/>
+          <w:rFonts w:ascii="Traditional Arabic" w:cs="Traditional Arabic" w:eastAsia="Traditional Arabic" w:hAnsi="Traditional Arabic"/>
+          <w:b w:val="false"/>
+          <w:bCs w:val="false"/>
+          <w:sz w:val="28"/>
+          <w:szCs w:val="28"/>
           <w:rtl/>
         </w:rPr>
         <w:t xml:space="preserve"> (</w:t>
@@ -2439,16 +2303,22 @@
       <w:r>
         <w:rPr>
           <w:rStyle w:val="FootLat"/>
-          <w:i w:val="false"/>
-          <w:iCs w:val="false"/>
+          <w:rFonts w:ascii="Times New Roman" w:cs="Times New Roman" w:eastAsia="Times New Roman" w:hAnsi="Times New Roman"/>
+          <w:i w:val="false"/>
+          <w:iCs w:val="false"/>
+          <w:sz w:val="20"/>
+          <w:szCs w:val="20"/>
         </w:rPr>
         <w:t xml:space="preserve">dirs.</w:t>
       </w:r>
       <w:r>
         <w:rPr>
           <w:rStyle w:val="FootAr"/>
-          <w:b w:val="false"/>
-          <w:bCs w:val="false"/>
+          <w:rFonts w:ascii="Traditional Arabic" w:cs="Traditional Arabic" w:eastAsia="Traditional Arabic" w:hAnsi="Traditional Arabic"/>
+          <w:b w:val="false"/>
+          <w:bCs w:val="false"/>
+          <w:sz w:val="28"/>
+          <w:szCs w:val="28"/>
           <w:rtl/>
         </w:rPr>
         <w:t xml:space="preserve">), </w:t>
@@ -2456,16 +2326,22 @@
       <w:r>
         <w:rPr>
           <w:rStyle w:val="FootLat"/>
-          <w:i w:val="false"/>
-          <w:iCs w:val="false"/>
+          <w:rFonts w:ascii="Times New Roman" w:cs="Times New Roman" w:eastAsia="Times New Roman" w:hAnsi="Times New Roman"/>
+          <w:i w:val="false"/>
+          <w:iCs w:val="false"/>
+          <w:sz w:val="20"/>
+          <w:szCs w:val="20"/>
         </w:rPr>
         <w:t xml:space="preserve">Código Civil y Comercial de la Nación Comentado</w:t>
       </w:r>
       <w:r>
         <w:rPr>
           <w:rStyle w:val="FootAr"/>
-          <w:b w:val="false"/>
-          <w:bCs w:val="false"/>
+          <w:rFonts w:ascii="Traditional Arabic" w:cs="Traditional Arabic" w:eastAsia="Traditional Arabic" w:hAnsi="Traditional Arabic"/>
+          <w:b w:val="false"/>
+          <w:bCs w:val="false"/>
+          <w:sz w:val="28"/>
+          <w:szCs w:val="28"/>
           <w:rtl/>
         </w:rPr>
         <w:t xml:space="preserve">, </w:t>
@@ -2473,8 +2349,11 @@
       <w:r>
         <w:rPr>
           <w:rStyle w:val="FootLat"/>
-          <w:i w:val="false"/>
-          <w:iCs w:val="false"/>
+          <w:rFonts w:ascii="Times New Roman" w:cs="Times New Roman" w:eastAsia="Times New Roman" w:hAnsi="Times New Roman"/>
+          <w:i w:val="false"/>
+          <w:iCs w:val="false"/>
+          <w:sz w:val="20"/>
+          <w:szCs w:val="20"/>
         </w:rPr>
         <w:t xml:space="preserve">t. II, Buenos Aires, Infojus, 2015, p. 25.</w:t>
       </w:r>
@@ -2583,6 +2462,10 @@
   <w:docDefaults>
     <w:rPrDefault>
       <w:rPr>
+        <w:rFonts w:ascii="Traditional Arabic" w:cs="Traditional Arabic" w:eastAsia="Traditional Arabic" w:hAnsi="Traditional Arabic"/>
+        <w:sz w:val="36"/>
+        <w:szCs w:val="36"/>
+        <w:rtl/>
         <w:lang w:val="ar-SA" w:eastAsia="ar-SA" w:bidi="ar-SA"/>
       </w:rPr>
     </w:rPrDefault>
@@ -2766,7 +2649,7 @@
     <w:pPr>
       <w:bidi/>
       <w:spacing w:after="60" w:line="240" w:lineRule="auto"/>
-      <w:jc w:val="left"/>
+      <w:jc w:val="start"/>
     </w:pPr>
     <w:rPr>
       <w:rFonts w:ascii="Traditional Arabic" w:cs="Traditional Arabic" w:eastAsia="Traditional Arabic" w:hAnsi="Traditional Arabic"/>

--- a/06_متن_الرسالة/الفصل_الثالث/ز1_ازدواجية_العقد_بين_المحكمة_والمسجد.docx
+++ b/06_متن_الرسالة/الفصل_الثالث/ز1_ازدواجية_العقد_بين_المحكمة_والمسجد.docx
@@ -115,11 +115,25 @@
       <w:r>
         <w:rPr>
           <w:rStyle w:val="FootnoteReference"/>
+          <w:rtl/>
+        </w:rPr>
+        <w:t>(</w:t>
+      </w:r>
+      <w:r>
+        <w:rPr>
+          <w:rStyle w:val="FootnoteReference"/>
         </w:rPr>
         <w:footnoteReference w:id="1"/>
       </w:r>
       <w:r>
         <w:rPr>
+          <w:rStyle w:val="FootnoteReference"/>
+          <w:rtl/>
+        </w:rPr>
+        <w:t>)</w:t>
+      </w:r>
+      <w:r>
+        <w:rPr>
           <w:rStyle w:val="BodyAr"/>
           <w:rFonts w:ascii="Traditional Arabic" w:cs="Traditional Arabic" w:eastAsia="Traditional Arabic" w:hAnsi="Traditional Arabic"/>
           <w:b w:val="false"/>
@@ -133,11 +147,25 @@
       <w:r>
         <w:rPr>
           <w:rStyle w:val="FootnoteReference"/>
+          <w:rtl/>
+        </w:rPr>
+        <w:t>(</w:t>
+      </w:r>
+      <w:r>
+        <w:rPr>
+          <w:rStyle w:val="FootnoteReference"/>
         </w:rPr>
         <w:footnoteReference w:id="2"/>
       </w:r>
       <w:r>
         <w:rPr>
+          <w:rStyle w:val="FootnoteReference"/>
+          <w:rtl/>
+        </w:rPr>
+        <w:t>)</w:t>
+      </w:r>
+      <w:r>
+        <w:rPr>
           <w:rStyle w:val="BodyAr"/>
           <w:rFonts w:ascii="Traditional Arabic" w:cs="Traditional Arabic" w:eastAsia="Traditional Arabic" w:hAnsi="Traditional Arabic"/>
           <w:b w:val="false"/>
@@ -151,11 +179,25 @@
       <w:r>
         <w:rPr>
           <w:rStyle w:val="FootnoteReference"/>
+          <w:rtl/>
+        </w:rPr>
+        <w:t>(</w:t>
+      </w:r>
+      <w:r>
+        <w:rPr>
+          <w:rStyle w:val="FootnoteReference"/>
         </w:rPr>
         <w:footnoteReference w:id="3"/>
       </w:r>
       <w:r>
         <w:rPr>
+          <w:rStyle w:val="FootnoteReference"/>
+          <w:rtl/>
+        </w:rPr>
+        <w:t>)</w:t>
+      </w:r>
+      <w:r>
+        <w:rPr>
           <w:rStyle w:val="BodyAr"/>
           <w:rFonts w:ascii="Traditional Arabic" w:cs="Traditional Arabic" w:eastAsia="Traditional Arabic" w:hAnsi="Traditional Arabic"/>
           <w:b w:val="false"/>
@@ -169,11 +211,25 @@
       <w:r>
         <w:rPr>
           <w:rStyle w:val="FootnoteReference"/>
+          <w:rtl/>
+        </w:rPr>
+        <w:t>(</w:t>
+      </w:r>
+      <w:r>
+        <w:rPr>
+          <w:rStyle w:val="FootnoteReference"/>
         </w:rPr>
         <w:footnoteReference w:id="4"/>
       </w:r>
       <w:r>
         <w:rPr>
+          <w:rStyle w:val="FootnoteReference"/>
+          <w:rtl/>
+        </w:rPr>
+        <w:t>)</w:t>
+      </w:r>
+      <w:r>
+        <w:rPr>
           <w:rStyle w:val="BodyAr"/>
           <w:rFonts w:ascii="Traditional Arabic" w:cs="Traditional Arabic" w:eastAsia="Traditional Arabic" w:hAnsi="Traditional Arabic"/>
           <w:b w:val="false"/>
@@ -206,9 +262,23 @@
       <w:r>
         <w:rPr>
           <w:rStyle w:val="FootnoteReference"/>
+          <w:rtl/>
+        </w:rPr>
+        <w:t>(</w:t>
+      </w:r>
+      <w:r>
+        <w:rPr>
+          <w:rStyle w:val="FootnoteReference"/>
         </w:rPr>
         <w:footnoteReference w:id="5"/>
       </w:r>
+      <w:r>
+        <w:rPr>
+          <w:rStyle w:val="FootnoteReference"/>
+          <w:rtl/>
+        </w:rPr>
+        <w:t>)</w:t>
+      </w:r>
     </w:p>
     <w:p>
       <w:pPr>
@@ -231,9 +301,23 @@
       <w:r>
         <w:rPr>
           <w:rStyle w:val="FootnoteReference"/>
+          <w:rtl/>
+        </w:rPr>
+        <w:t>(</w:t>
+      </w:r>
+      <w:r>
+        <w:rPr>
+          <w:rStyle w:val="FootnoteReference"/>
         </w:rPr>
         <w:footnoteReference w:id="6"/>
       </w:r>
+      <w:r>
+        <w:rPr>
+          <w:rStyle w:val="FootnoteReference"/>
+          <w:rtl/>
+        </w:rPr>
+        <w:t>)</w:t>
+      </w:r>
     </w:p>
     <w:p>
       <w:pPr>
@@ -256,11 +340,25 @@
       <w:r>
         <w:rPr>
           <w:rStyle w:val="FootnoteReference"/>
+          <w:rtl/>
+        </w:rPr>
+        <w:t>(</w:t>
+      </w:r>
+      <w:r>
+        <w:rPr>
+          <w:rStyle w:val="FootnoteReference"/>
         </w:rPr>
         <w:footnoteReference w:id="7"/>
       </w:r>
       <w:r>
         <w:rPr>
+          <w:rStyle w:val="FootnoteReference"/>
+          <w:rtl/>
+        </w:rPr>
+        <w:t>)</w:t>
+      </w:r>
+      <w:r>
+        <w:rPr>
           <w:rStyle w:val="BodyAr"/>
           <w:rFonts w:ascii="Traditional Arabic" w:cs="Traditional Arabic" w:eastAsia="Traditional Arabic" w:hAnsi="Traditional Arabic"/>
           <w:b w:val="false"/>
@@ -293,11 +391,25 @@
       <w:r>
         <w:rPr>
           <w:rStyle w:val="FootnoteReference"/>
+          <w:rtl/>
+        </w:rPr>
+        <w:t>(</w:t>
+      </w:r>
+      <w:r>
+        <w:rPr>
+          <w:rStyle w:val="FootnoteReference"/>
         </w:rPr>
         <w:footnoteReference w:id="8"/>
       </w:r>
       <w:r>
         <w:rPr>
+          <w:rStyle w:val="FootnoteReference"/>
+          <w:rtl/>
+        </w:rPr>
+        <w:t>)</w:t>
+      </w:r>
+      <w:r>
+        <w:rPr>
           <w:rStyle w:val="BodyAr"/>
           <w:rFonts w:ascii="Traditional Arabic" w:cs="Traditional Arabic" w:eastAsia="Traditional Arabic" w:hAnsi="Traditional Arabic"/>
           <w:b w:val="false"/>
@@ -311,8 +423,22 @@
       <w:r>
         <w:rPr>
           <w:rStyle w:val="FootnoteReference"/>
+          <w:rtl/>
+        </w:rPr>
+        <w:t>(</w:t>
+      </w:r>
+      <w:r>
+        <w:rPr>
+          <w:rStyle w:val="FootnoteReference"/>
         </w:rPr>
         <w:footnoteReference w:id="9"/>
+      </w:r>
+      <w:r>
+        <w:rPr>
+          <w:rStyle w:val="FootnoteReference"/>
+          <w:rtl/>
+        </w:rPr>
+        <w:t>)</w:t>
       </w:r>
     </w:p>
     <w:p>
@@ -354,8 +480,22 @@
       <w:r>
         <w:rPr>
           <w:rStyle w:val="FootnoteReference"/>
+          <w:rtl/>
+        </w:rPr>
+        <w:t>(</w:t>
+      </w:r>
+      <w:r>
+        <w:rPr>
+          <w:rStyle w:val="FootnoteReference"/>
         </w:rPr>
         <w:footnoteReference w:id="10"/>
+      </w:r>
+      <w:r>
+        <w:rPr>
+          <w:rStyle w:val="FootnoteReference"/>
+          <w:rtl/>
+        </w:rPr>
+        <w:t>)</w:t>
       </w:r>
       <w:r>
         <w:rPr>
@@ -425,9 +565,23 @@
       <w:r>
         <w:rPr>
           <w:rStyle w:val="FootnoteReference"/>
+          <w:rtl/>
+        </w:rPr>
+        <w:t>(</w:t>
+      </w:r>
+      <w:r>
+        <w:rPr>
+          <w:rStyle w:val="FootnoteReference"/>
         </w:rPr>
         <w:footnoteReference w:id="11"/>
       </w:r>
+      <w:r>
+        <w:rPr>
+          <w:rStyle w:val="FootnoteReference"/>
+          <w:rtl/>
+        </w:rPr>
+        <w:t>)</w:t>
+      </w:r>
     </w:p>
     <w:p>
       <w:pPr>
@@ -450,11 +604,25 @@
       <w:r>
         <w:rPr>
           <w:rStyle w:val="FootnoteReference"/>
+          <w:rtl/>
+        </w:rPr>
+        <w:t>(</w:t>
+      </w:r>
+      <w:r>
+        <w:rPr>
+          <w:rStyle w:val="FootnoteReference"/>
         </w:rPr>
         <w:footnoteReference w:id="12"/>
       </w:r>
       <w:r>
         <w:rPr>
+          <w:rStyle w:val="FootnoteReference"/>
+          <w:rtl/>
+        </w:rPr>
+        <w:t>)</w:t>
+      </w:r>
+      <w:r>
+        <w:rPr>
           <w:rStyle w:val="BodyAr"/>
           <w:rFonts w:ascii="Traditional Arabic" w:cs="Traditional Arabic" w:eastAsia="Traditional Arabic" w:hAnsi="Traditional Arabic"/>
           <w:b w:val="false"/>
@@ -468,8 +636,22 @@
       <w:r>
         <w:rPr>
           <w:rStyle w:val="FootnoteReference"/>
+          <w:rtl/>
+        </w:rPr>
+        <w:t>(</w:t>
+      </w:r>
+      <w:r>
+        <w:rPr>
+          <w:rStyle w:val="FootnoteReference"/>
         </w:rPr>
         <w:footnoteReference w:id="13"/>
+      </w:r>
+      <w:r>
+        <w:rPr>
+          <w:rStyle w:val="FootnoteReference"/>
+          <w:rtl/>
+        </w:rPr>
+        <w:t>)</w:t>
       </w:r>
       <w:r>
         <w:rPr>
@@ -509,8 +691,22 @@
       <w:r>
         <w:rPr>
           <w:rStyle w:val="FootnoteReference"/>
+          <w:rtl/>
+        </w:rPr>
+        <w:t>(</w:t>
+      </w:r>
+      <w:r>
+        <w:rPr>
+          <w:rStyle w:val="FootnoteReference"/>
         </w:rPr>
         <w:footnoteReference w:id="14"/>
+      </w:r>
+      <w:r>
+        <w:rPr>
+          <w:rStyle w:val="FootnoteReference"/>
+          <w:rtl/>
+        </w:rPr>
+        <w:t>)</w:t>
       </w:r>
     </w:p>
     <w:p>
@@ -557,11 +753,25 @@
       <w:r>
         <w:rPr>
           <w:rStyle w:val="FootnoteReference"/>
+          <w:rtl/>
+        </w:rPr>
+        <w:t>(</w:t>
+      </w:r>
+      <w:r>
+        <w:rPr>
+          <w:rStyle w:val="FootnoteReference"/>
         </w:rPr>
         <w:footnoteReference w:id="15"/>
       </w:r>
       <w:r>
         <w:rPr>
+          <w:rStyle w:val="FootnoteReference"/>
+          <w:rtl/>
+        </w:rPr>
+        <w:t>)</w:t>
+      </w:r>
+      <w:r>
+        <w:rPr>
           <w:rStyle w:val="BodyAr"/>
           <w:rFonts w:ascii="Traditional Arabic" w:cs="Traditional Arabic" w:eastAsia="Traditional Arabic" w:hAnsi="Traditional Arabic"/>
           <w:b w:val="false"/>
@@ -575,11 +785,25 @@
       <w:r>
         <w:rPr>
           <w:rStyle w:val="FootnoteReference"/>
+          <w:rtl/>
+        </w:rPr>
+        <w:t>(</w:t>
+      </w:r>
+      <w:r>
+        <w:rPr>
+          <w:rStyle w:val="FootnoteReference"/>
         </w:rPr>
         <w:footnoteReference w:id="16"/>
       </w:r>
       <w:r>
         <w:rPr>
+          <w:rStyle w:val="FootnoteReference"/>
+          <w:rtl/>
+        </w:rPr>
+        <w:t>)</w:t>
+      </w:r>
+      <w:r>
+        <w:rPr>
           <w:rStyle w:val="BodyAr"/>
           <w:rFonts w:ascii="Traditional Arabic" w:cs="Traditional Arabic" w:eastAsia="Traditional Arabic" w:hAnsi="Traditional Arabic"/>
           <w:b w:val="false"/>
@@ -593,11 +817,25 @@
       <w:r>
         <w:rPr>
           <w:rStyle w:val="FootnoteReference"/>
+          <w:rtl/>
+        </w:rPr>
+        <w:t>(</w:t>
+      </w:r>
+      <w:r>
+        <w:rPr>
+          <w:rStyle w:val="FootnoteReference"/>
         </w:rPr>
         <w:footnoteReference w:id="17"/>
       </w:r>
       <w:r>
         <w:rPr>
+          <w:rStyle w:val="FootnoteReference"/>
+          <w:rtl/>
+        </w:rPr>
+        <w:t>)</w:t>
+      </w:r>
+      <w:r>
+        <w:rPr>
           <w:rStyle w:val="BodyAr"/>
           <w:rFonts w:ascii="Traditional Arabic" w:cs="Traditional Arabic" w:eastAsia="Traditional Arabic" w:hAnsi="Traditional Arabic"/>
           <w:b w:val="false"/>
@@ -611,8 +849,22 @@
       <w:r>
         <w:rPr>
           <w:rStyle w:val="FootnoteReference"/>
+          <w:rtl/>
+        </w:rPr>
+        <w:t>(</w:t>
+      </w:r>
+      <w:r>
+        <w:rPr>
+          <w:rStyle w:val="FootnoteReference"/>
         </w:rPr>
         <w:footnoteReference w:id="18"/>
+      </w:r>
+      <w:r>
+        <w:rPr>
+          <w:rStyle w:val="FootnoteReference"/>
+          <w:rtl/>
+        </w:rPr>
+        <w:t>)</w:t>
       </w:r>
       <w:r>
         <w:rPr>
@@ -685,8 +937,22 @@
       <w:r>
         <w:rPr>
           <w:rStyle w:val="FootnoteReference"/>
+          <w:rtl/>
+        </w:rPr>
+        <w:t>(</w:t>
+      </w:r>
+      <w:r>
+        <w:rPr>
+          <w:rStyle w:val="FootnoteReference"/>
         </w:rPr>
         <w:footnoteReference w:id="19"/>
+      </w:r>
+      <w:r>
+        <w:rPr>
+          <w:rStyle w:val="FootnoteReference"/>
+          <w:rtl/>
+        </w:rPr>
+        <w:t>)</w:t>
       </w:r>
       <w:r>
         <w:rPr>
@@ -1024,8 +1290,22 @@
       <w:r>
         <w:rPr>
           <w:rStyle w:val="FootnoteReference"/>
+          <w:rtl/>
+        </w:rPr>
+        <w:t>(</w:t>
+      </w:r>
+      <w:r>
+        <w:rPr>
+          <w:rStyle w:val="FootnoteReference"/>
         </w:rPr>
         <w:footnoteRef/>
+      </w:r>
+      <w:r>
+        <w:rPr>
+          <w:rStyle w:val="FootnoteReference"/>
+          <w:rtl/>
+        </w:rPr>
+        <w:t>)</w:t>
       </w:r>
       <w:r>
         <w:separator/>
@@ -1040,8 +1320,22 @@
       <w:r>
         <w:rPr>
           <w:rStyle w:val="FootnoteReference"/>
+          <w:rtl/>
+        </w:rPr>
+        <w:t>(</w:t>
+      </w:r>
+      <w:r>
+        <w:rPr>
+          <w:rStyle w:val="FootnoteReference"/>
         </w:rPr>
         <w:footnoteRef/>
+      </w:r>
+      <w:r>
+        <w:rPr>
+          <w:rStyle w:val="FootnoteReference"/>
+          <w:rtl/>
+        </w:rPr>
+        <w:t>)</w:t>
       </w:r>
       <w:r>
         <w:continuationSeparator/>
@@ -1058,8 +1352,22 @@
       <w:r>
         <w:rPr>
           <w:rStyle w:val="FootnoteReference"/>
+          <w:rtl/>
+        </w:rPr>
+        <w:t>(</w:t>
+      </w:r>
+      <w:r>
+        <w:rPr>
+          <w:rStyle w:val="FootnoteReference"/>
         </w:rPr>
         <w:footnoteRef/>
+      </w:r>
+      <w:r>
+        <w:rPr>
+          <w:rStyle w:val="FootnoteReference"/>
+          <w:rtl/>
+        </w:rPr>
+        <w:t>)</w:t>
       </w:r>
       <w:r>
         <w:rPr>
@@ -1109,8 +1417,22 @@
       <w:r>
         <w:rPr>
           <w:rStyle w:val="FootnoteReference"/>
+          <w:rtl/>
+        </w:rPr>
+        <w:t>(</w:t>
+      </w:r>
+      <w:r>
+        <w:rPr>
+          <w:rStyle w:val="FootnoteReference"/>
         </w:rPr>
         <w:footnoteRef/>
+      </w:r>
+      <w:r>
+        <w:rPr>
+          <w:rStyle w:val="FootnoteReference"/>
+          <w:rtl/>
+        </w:rPr>
+        <w:t>)</w:t>
       </w:r>
       <w:r>
         <w:rPr>
@@ -1160,8 +1482,22 @@
       <w:r>
         <w:rPr>
           <w:rStyle w:val="FootnoteReference"/>
+          <w:rtl/>
+        </w:rPr>
+        <w:t>(</w:t>
+      </w:r>
+      <w:r>
+        <w:rPr>
+          <w:rStyle w:val="FootnoteReference"/>
         </w:rPr>
         <w:footnoteRef/>
+      </w:r>
+      <w:r>
+        <w:rPr>
+          <w:rStyle w:val="FootnoteReference"/>
+          <w:rtl/>
+        </w:rPr>
+        <w:t>)</w:t>
       </w:r>
       <w:r>
         <w:rPr>
@@ -1211,8 +1547,22 @@
       <w:r>
         <w:rPr>
           <w:rStyle w:val="FootnoteReference"/>
+          <w:rtl/>
+        </w:rPr>
+        <w:t>(</w:t>
+      </w:r>
+      <w:r>
+        <w:rPr>
+          <w:rStyle w:val="FootnoteReference"/>
         </w:rPr>
         <w:footnoteRef/>
+      </w:r>
+      <w:r>
+        <w:rPr>
+          <w:rStyle w:val="FootnoteReference"/>
+          <w:rtl/>
+        </w:rPr>
+        <w:t>)</w:t>
       </w:r>
       <w:r>
         <w:rPr>
@@ -1262,8 +1612,22 @@
       <w:r>
         <w:rPr>
           <w:rStyle w:val="FootnoteReference"/>
+          <w:rtl/>
+        </w:rPr>
+        <w:t>(</w:t>
+      </w:r>
+      <w:r>
+        <w:rPr>
+          <w:rStyle w:val="FootnoteReference"/>
         </w:rPr>
         <w:footnoteRef/>
+      </w:r>
+      <w:r>
+        <w:rPr>
+          <w:rStyle w:val="FootnoteReference"/>
+          <w:rtl/>
+        </w:rPr>
+        <w:t>)</w:t>
       </w:r>
       <w:r>
         <w:rPr>
@@ -1313,8 +1677,22 @@
       <w:r>
         <w:rPr>
           <w:rStyle w:val="FootnoteReference"/>
+          <w:rtl/>
+        </w:rPr>
+        <w:t>(</w:t>
+      </w:r>
+      <w:r>
+        <w:rPr>
+          <w:rStyle w:val="FootnoteReference"/>
         </w:rPr>
         <w:footnoteRef/>
+      </w:r>
+      <w:r>
+        <w:rPr>
+          <w:rStyle w:val="FootnoteReference"/>
+          <w:rtl/>
+        </w:rPr>
+        <w:t>)</w:t>
       </w:r>
       <w:r>
         <w:rPr>
@@ -1364,8 +1742,22 @@
       <w:r>
         <w:rPr>
           <w:rStyle w:val="FootnoteReference"/>
+          <w:rtl/>
+        </w:rPr>
+        <w:t>(</w:t>
+      </w:r>
+      <w:r>
+        <w:rPr>
+          <w:rStyle w:val="FootnoteReference"/>
         </w:rPr>
         <w:footnoteRef/>
+      </w:r>
+      <w:r>
+        <w:rPr>
+          <w:rStyle w:val="FootnoteReference"/>
+          <w:rtl/>
+        </w:rPr>
+        <w:t>)</w:t>
       </w:r>
       <w:r>
         <w:rPr>
@@ -1415,8 +1807,22 @@
       <w:r>
         <w:rPr>
           <w:rStyle w:val="FootnoteReference"/>
+          <w:rtl/>
+        </w:rPr>
+        <w:t>(</w:t>
+      </w:r>
+      <w:r>
+        <w:rPr>
+          <w:rStyle w:val="FootnoteReference"/>
         </w:rPr>
         <w:footnoteRef/>
+      </w:r>
+      <w:r>
+        <w:rPr>
+          <w:rStyle w:val="FootnoteReference"/>
+          <w:rtl/>
+        </w:rPr>
+        <w:t>)</w:t>
       </w:r>
       <w:r>
         <w:rPr>
@@ -1466,8 +1872,22 @@
       <w:r>
         <w:rPr>
           <w:rStyle w:val="FootnoteReference"/>
+          <w:rtl/>
+        </w:rPr>
+        <w:t>(</w:t>
+      </w:r>
+      <w:r>
+        <w:rPr>
+          <w:rStyle w:val="FootnoteReference"/>
         </w:rPr>
         <w:footnoteRef/>
+      </w:r>
+      <w:r>
+        <w:rPr>
+          <w:rStyle w:val="FootnoteReference"/>
+          <w:rtl/>
+        </w:rPr>
+        <w:t>)</w:t>
       </w:r>
       <w:r>
         <w:rPr>
@@ -1573,8 +1993,22 @@
       <w:r>
         <w:rPr>
           <w:rStyle w:val="FootnoteReference"/>
+          <w:rtl/>
+        </w:rPr>
+        <w:t>(</w:t>
+      </w:r>
+      <w:r>
+        <w:rPr>
+          <w:rStyle w:val="FootnoteReference"/>
         </w:rPr>
         <w:footnoteRef/>
+      </w:r>
+      <w:r>
+        <w:rPr>
+          <w:rStyle w:val="FootnoteReference"/>
+          <w:rtl/>
+        </w:rPr>
+        <w:t>)</w:t>
       </w:r>
       <w:r>
         <w:rPr>
@@ -1726,8 +2160,22 @@
       <w:r>
         <w:rPr>
           <w:rStyle w:val="FootnoteReference"/>
+          <w:rtl/>
+        </w:rPr>
+        <w:t>(</w:t>
+      </w:r>
+      <w:r>
+        <w:rPr>
+          <w:rStyle w:val="FootnoteReference"/>
         </w:rPr>
         <w:footnoteRef/>
+      </w:r>
+      <w:r>
+        <w:rPr>
+          <w:rStyle w:val="FootnoteReference"/>
+          <w:rtl/>
+        </w:rPr>
+        <w:t>)</w:t>
       </w:r>
       <w:r>
         <w:rPr>
@@ -1833,8 +2281,22 @@
       <w:r>
         <w:rPr>
           <w:rStyle w:val="FootnoteReference"/>
+          <w:rtl/>
+        </w:rPr>
+        <w:t>(</w:t>
+      </w:r>
+      <w:r>
+        <w:rPr>
+          <w:rStyle w:val="FootnoteReference"/>
         </w:rPr>
         <w:footnoteRef/>
+      </w:r>
+      <w:r>
+        <w:rPr>
+          <w:rStyle w:val="FootnoteReference"/>
+          <w:rtl/>
+        </w:rPr>
+        <w:t>)</w:t>
       </w:r>
       <w:r>
         <w:rPr>
@@ -1986,8 +2448,22 @@
       <w:r>
         <w:rPr>
           <w:rStyle w:val="FootnoteReference"/>
+          <w:rtl/>
+        </w:rPr>
+        <w:t>(</w:t>
+      </w:r>
+      <w:r>
+        <w:rPr>
+          <w:rStyle w:val="FootnoteReference"/>
         </w:rPr>
         <w:footnoteRef/>
+      </w:r>
+      <w:r>
+        <w:rPr>
+          <w:rStyle w:val="FootnoteReference"/>
+          <w:rtl/>
+        </w:rPr>
+        <w:t>)</w:t>
       </w:r>
       <w:r>
         <w:rPr>
@@ -2024,8 +2500,22 @@
       <w:r>
         <w:rPr>
           <w:rStyle w:val="FootnoteReference"/>
+          <w:rtl/>
+        </w:rPr>
+        <w:t>(</w:t>
+      </w:r>
+      <w:r>
+        <w:rPr>
+          <w:rStyle w:val="FootnoteReference"/>
         </w:rPr>
         <w:footnoteRef/>
+      </w:r>
+      <w:r>
+        <w:rPr>
+          <w:rStyle w:val="FootnoteReference"/>
+          <w:rtl/>
+        </w:rPr>
+        <w:t>)</w:t>
       </w:r>
       <w:r>
         <w:rPr>
@@ -2074,8 +2564,22 @@
       <w:r>
         <w:rPr>
           <w:rStyle w:val="FootnoteReference"/>
+          <w:rtl/>
+        </w:rPr>
+        <w:t>(</w:t>
+      </w:r>
+      <w:r>
+        <w:rPr>
+          <w:rStyle w:val="FootnoteReference"/>
         </w:rPr>
         <w:footnoteRef/>
+      </w:r>
+      <w:r>
+        <w:rPr>
+          <w:rStyle w:val="FootnoteReference"/>
+          <w:rtl/>
+        </w:rPr>
+        <w:t>)</w:t>
       </w:r>
       <w:r>
         <w:rPr>
@@ -2124,8 +2628,22 @@
       <w:r>
         <w:rPr>
           <w:rStyle w:val="FootnoteReference"/>
+          <w:rtl/>
+        </w:rPr>
+        <w:t>(</w:t>
+      </w:r>
+      <w:r>
+        <w:rPr>
+          <w:rStyle w:val="FootnoteReference"/>
         </w:rPr>
         <w:footnoteRef/>
+      </w:r>
+      <w:r>
+        <w:rPr>
+          <w:rStyle w:val="FootnoteReference"/>
+          <w:rtl/>
+        </w:rPr>
+        <w:t>)</w:t>
       </w:r>
       <w:r>
         <w:rPr>
@@ -2174,8 +2692,22 @@
       <w:r>
         <w:rPr>
           <w:rStyle w:val="FootnoteReference"/>
+          <w:rtl/>
+        </w:rPr>
+        <w:t>(</w:t>
+      </w:r>
+      <w:r>
+        <w:rPr>
+          <w:rStyle w:val="FootnoteReference"/>
         </w:rPr>
         <w:footnoteRef/>
+      </w:r>
+      <w:r>
+        <w:rPr>
+          <w:rStyle w:val="FootnoteReference"/>
+          <w:rtl/>
+        </w:rPr>
+        <w:t>)</w:t>
       </w:r>
       <w:r>
         <w:rPr>
@@ -2224,8 +2756,22 @@
       <w:r>
         <w:rPr>
           <w:rStyle w:val="FootnoteReference"/>
+          <w:rtl/>
+        </w:rPr>
+        <w:t>(</w:t>
+      </w:r>
+      <w:r>
+        <w:rPr>
+          <w:rStyle w:val="FootnoteReference"/>
         </w:rPr>
         <w:footnoteRef/>
+      </w:r>
+      <w:r>
+        <w:rPr>
+          <w:rStyle w:val="FootnoteReference"/>
+          <w:rtl/>
+        </w:rPr>
+        <w:t>)</w:t>
       </w:r>
       <w:r>
         <w:rPr>
@@ -2274,8 +2820,22 @@
       <w:r>
         <w:rPr>
           <w:rStyle w:val="FootnoteReference"/>
+          <w:rtl/>
+        </w:rPr>
+        <w:t>(</w:t>
+      </w:r>
+      <w:r>
+        <w:rPr>
+          <w:rStyle w:val="FootnoteReference"/>
         </w:rPr>
         <w:footnoteRef/>
+      </w:r>
+      <w:r>
+        <w:rPr>
+          <w:rStyle w:val="FootnoteReference"/>
+          <w:rtl/>
+        </w:rPr>
+        <w:t>)</w:t>
       </w:r>
       <w:r>
         <w:rPr>

--- a/06_متن_الرسالة/الفصل_الثالث/ز1_ازدواجية_العقد_بين_المحكمة_والمسجد.docx
+++ b/06_متن_الرسالة/الفصل_الثالث/ز1_ازدواجية_العقد_بين_المحكمة_والمسجد.docx
@@ -1379,7 +1379,7 @@
           <w:szCs w:val="28"/>
           <w:rtl/>
         </w:rPr>
-        <w:t xml:space="preserve">المرغيناني، </w:t>
+        <w:t xml:space="preserve"> المرغيناني، </w:t>
       </w:r>
       <w:r>
         <w:rPr>
@@ -1444,7 +1444,7 @@
           <w:szCs w:val="28"/>
           <w:rtl/>
         </w:rPr>
-        <w:t xml:space="preserve">الخطيب الشربيني، </w:t>
+        <w:t xml:space="preserve"> الخطيب الشربيني، </w:t>
       </w:r>
       <w:r>
         <w:rPr>
@@ -1509,7 +1509,7 @@
           <w:szCs w:val="28"/>
           <w:rtl/>
         </w:rPr>
-        <w:t xml:space="preserve">ابن قدامة، </w:t>
+        <w:t xml:space="preserve"> ابن قدامة، </w:t>
       </w:r>
       <w:r>
         <w:rPr>
@@ -1574,7 +1574,7 @@
           <w:szCs w:val="28"/>
           <w:rtl/>
         </w:rPr>
-        <w:t xml:space="preserve">الدردير، </w:t>
+        <w:t xml:space="preserve"> الدردير، </w:t>
       </w:r>
       <w:r>
         <w:rPr>
@@ -1639,7 +1639,7 @@
           <w:szCs w:val="28"/>
           <w:rtl/>
         </w:rPr>
-        <w:t xml:space="preserve">ابن قدامة، </w:t>
+        <w:t xml:space="preserve"> ابن قدامة، </w:t>
       </w:r>
       <w:r>
         <w:rPr>
@@ -1704,7 +1704,7 @@
           <w:szCs w:val="28"/>
           <w:rtl/>
         </w:rPr>
-        <w:t xml:space="preserve">ابن تيمية، </w:t>
+        <w:t xml:space="preserve"> ابن تيمية، </w:t>
       </w:r>
       <w:r>
         <w:rPr>
@@ -1769,7 +1769,7 @@
           <w:szCs w:val="28"/>
           <w:rtl/>
         </w:rPr>
-        <w:t xml:space="preserve">السبيعي، </w:t>
+        <w:t xml:space="preserve"> السبيعي، </w:t>
       </w:r>
       <w:r>
         <w:rPr>
@@ -1834,7 +1834,7 @@
           <w:szCs w:val="28"/>
           <w:rtl/>
         </w:rPr>
-        <w:t xml:space="preserve">يسري إبراهيم، </w:t>
+        <w:t xml:space="preserve"> يسري إبراهيم، </w:t>
       </w:r>
       <w:r>
         <w:rPr>
@@ -1899,7 +1899,7 @@
           <w:szCs w:val="28"/>
           <w:rtl/>
         </w:rPr>
-        <w:t xml:space="preserve">قرارات المؤتمر السنوي الثاني لمجمع فقهاء الشريعة بأمريكا، كوبنهاغن، 22–25 يونيو 2004م، المحور السادس. </w:t>
+        <w:t xml:space="preserve"> قرارات المؤتمر السنوي الثاني لمجمع فقهاء الشريعة بأمريكا، كوبنهاغن، 22–25 يونيو 2004م، المحور السادس. </w:t>
       </w:r>
       <w:r>
         <w:rPr>
@@ -2020,7 +2020,7 @@
           <w:szCs w:val="28"/>
           <w:rtl/>
         </w:rPr>
-        <w:t xml:space="preserve">القانون المدني والتجاري للأمة (</w:t>
+        <w:t xml:space="preserve"> القانون المدني والتجاري للأمة (</w:t>
       </w:r>
       <w:r>
         <w:rPr>
@@ -2179,6 +2179,18 @@
       </w:r>
       <w:r>
         <w:rPr>
+          <w:rStyle w:val="FootAr"/>
+          <w:rFonts w:ascii="Traditional Arabic" w:cs="Traditional Arabic" w:eastAsia="Traditional Arabic" w:hAnsi="Traditional Arabic"/>
+          <w:b w:val="false"/>
+          <w:bCs w:val="false"/>
+          <w:sz w:val="28"/>
+          <w:szCs w:val="28"/>
+          <w:rtl/>
+        </w:rPr>
+        <w:t xml:space="preserve"> </w:t>
+      </w:r>
+      <w:r>
+        <w:rPr>
           <w:rStyle w:val="FootLat"/>
           <w:rFonts w:ascii="Times New Roman" w:cs="Times New Roman" w:eastAsia="Times New Roman" w:hAnsi="Times New Roman"/>
           <w:i w:val="false"/>
@@ -2308,7 +2320,7 @@
           <w:szCs w:val="28"/>
           <w:rtl/>
         </w:rPr>
-        <w:t xml:space="preserve">القانون المدني والتجاري للأمة (</w:t>
+        <w:t xml:space="preserve"> القانون المدني والتجاري للأمة (</w:t>
       </w:r>
       <w:r>
         <w:rPr>
@@ -2467,6 +2479,18 @@
       </w:r>
       <w:r>
         <w:rPr>
+          <w:rStyle w:val="FootAr"/>
+          <w:rFonts w:ascii="Traditional Arabic" w:cs="Traditional Arabic" w:eastAsia="Traditional Arabic" w:hAnsi="Traditional Arabic"/>
+          <w:b w:val="false"/>
+          <w:bCs w:val="false"/>
+          <w:sz w:val="28"/>
+          <w:szCs w:val="28"/>
+          <w:rtl/>
+        </w:rPr>
+        <w:t xml:space="preserve"> </w:t>
+      </w:r>
+      <w:r>
+        <w:rPr>
           <w:rStyle w:val="FootLat"/>
           <w:rFonts w:ascii="Times New Roman" w:cs="Times New Roman" w:eastAsia="Times New Roman" w:hAnsi="Times New Roman"/>
           <w:i w:val="false"/>
@@ -2527,7 +2551,7 @@
           <w:szCs w:val="28"/>
           <w:rtl/>
         </w:rPr>
-        <w:t xml:space="preserve">القانون المدني والتجاري للأمة (</w:t>
+        <w:t xml:space="preserve"> القانون المدني والتجاري للأمة (</w:t>
       </w:r>
       <w:r>
         <w:rPr>
@@ -2591,7 +2615,7 @@
           <w:szCs w:val="28"/>
           <w:rtl/>
         </w:rPr>
-        <w:t xml:space="preserve">القانون المدني والتجاري للأمة (</w:t>
+        <w:t xml:space="preserve"> القانون المدني والتجاري للأمة (</w:t>
       </w:r>
       <w:r>
         <w:rPr>
@@ -2655,7 +2679,7 @@
           <w:szCs w:val="28"/>
           <w:rtl/>
         </w:rPr>
-        <w:t xml:space="preserve">القانون المدني والتجاري للأمة (</w:t>
+        <w:t xml:space="preserve"> القانون المدني والتجاري للأمة (</w:t>
       </w:r>
       <w:r>
         <w:rPr>
@@ -2719,7 +2743,7 @@
           <w:szCs w:val="28"/>
           <w:rtl/>
         </w:rPr>
-        <w:t xml:space="preserve">القانون المدني والتجاري للأمة (</w:t>
+        <w:t xml:space="preserve"> القانون المدني والتجاري للأمة (</w:t>
       </w:r>
       <w:r>
         <w:rPr>
@@ -2783,7 +2807,7 @@
           <w:szCs w:val="28"/>
           <w:rtl/>
         </w:rPr>
-        <w:t xml:space="preserve">القانون المدني والتجاري للأمة (</w:t>
+        <w:t xml:space="preserve"> القانون المدني والتجاري للأمة (</w:t>
       </w:r>
       <w:r>
         <w:rPr>
@@ -2836,6 +2860,18 @@
           <w:rtl/>
         </w:rPr>
         <w:t>)</w:t>
+      </w:r>
+      <w:r>
+        <w:rPr>
+          <w:rStyle w:val="FootAr"/>
+          <w:rFonts w:ascii="Traditional Arabic" w:cs="Traditional Arabic" w:eastAsia="Traditional Arabic" w:hAnsi="Traditional Arabic"/>
+          <w:b w:val="false"/>
+          <w:bCs w:val="false"/>
+          <w:sz w:val="28"/>
+          <w:szCs w:val="28"/>
+          <w:rtl/>
+        </w:rPr>
+        <w:t xml:space="preserve"> </w:t>
       </w:r>
       <w:r>
         <w:rPr>
